--- a/Documenti e Diagrammi/Documento.SRS.del.Progetto.CPL.Gambling.docx
+++ b/Documenti e Diagrammi/Documento.SRS.del.Progetto.CPL.Gambling.docx
@@ -1,6 +1,6 @@
 
 <file path=word/document.xml><?xml version="1.0" encoding="utf-8"?>
-<w:document xmlns:ve="http://schemas.openxmlformats.org/markup-compatibility/2006" xmlns:o="urn:schemas-microsoft-com:office:office" xmlns:r="http://schemas.openxmlformats.org/officeDocument/2006/relationships" xmlns:m="http://schemas.openxmlformats.org/officeDocument/2006/math" xmlns:v="urn:schemas-microsoft-com:vml" xmlns:wp="http://schemas.openxmlformats.org/drawingml/2006/wordprocessingDrawing" xmlns:w10="urn:schemas-microsoft-com:office:word" xmlns:w="http://schemas.openxmlformats.org/wordprocessingml/2006/main" xmlns:wne="http://schemas.microsoft.com/office/word/2006/wordml">
+<w:document xmlns:wpc="http://schemas.microsoft.com/office/word/2010/wordprocessingCanvas" xmlns:cx="http://schemas.microsoft.com/office/drawing/2014/chartex" xmlns:cx1="http://schemas.microsoft.com/office/drawing/2015/9/8/chartex" xmlns:cx2="http://schemas.microsoft.com/office/drawing/2015/10/21/chartex" xmlns:cx3="http://schemas.microsoft.com/office/drawing/2016/5/9/chartex" xmlns:cx4="http://schemas.microsoft.com/office/drawing/2016/5/10/chartex" xmlns:cx5="http://schemas.microsoft.com/office/drawing/2016/5/11/chartex" xmlns:cx6="http://schemas.microsoft.com/office/drawing/2016/5/12/chartex" xmlns:cx7="http://schemas.microsoft.com/office/drawing/2016/5/13/chartex" xmlns:cx8="http://schemas.microsoft.com/office/drawing/2016/5/14/chartex" xmlns:mc="http://schemas.openxmlformats.org/markup-compatibility/2006" xmlns:aink="http://schemas.microsoft.com/office/drawing/2016/ink" xmlns:am3d="http://schemas.microsoft.com/office/drawing/2017/model3d" xmlns:o="urn:schemas-microsoft-com:office:office" xmlns:oel="http://schemas.microsoft.com/office/2019/extlst" xmlns:r="http://schemas.openxmlformats.org/officeDocument/2006/relationships" xmlns:m="http://schemas.openxmlformats.org/officeDocument/2006/math" xmlns:v="urn:schemas-microsoft-com:vml" xmlns:wp14="http://schemas.microsoft.com/office/word/2010/wordprocessingDrawing" xmlns:wp="http://schemas.openxmlformats.org/drawingml/2006/wordprocessingDrawing" xmlns:w10="urn:schemas-microsoft-com:office:word" xmlns:w="http://schemas.openxmlformats.org/wordprocessingml/2006/main" xmlns:w14="http://schemas.microsoft.com/office/word/2010/wordml" xmlns:w15="http://schemas.microsoft.com/office/word/2012/wordml" xmlns:w16cex="http://schemas.microsoft.com/office/word/2018/wordml/cex" xmlns:w16cid="http://schemas.microsoft.com/office/word/2016/wordml/cid" xmlns:w16="http://schemas.microsoft.com/office/word/2018/wordml" xmlns:w16du="http://schemas.microsoft.com/office/word/2023/wordml/word16du" xmlns:w16sdtdh="http://schemas.microsoft.com/office/word/2020/wordml/sdtdatahash" xmlns:w16sdtfl="http://schemas.microsoft.com/office/word/2024/wordml/sdtformatlock" xmlns:w16se="http://schemas.microsoft.com/office/word/2015/wordml/symex" xmlns:wpg="http://schemas.microsoft.com/office/word/2010/wordprocessingGroup" xmlns:wpi="http://schemas.microsoft.com/office/word/2010/wordprocessingInk" xmlns:wne="http://schemas.microsoft.com/office/word/2006/wordml" xmlns:wps="http://schemas.microsoft.com/office/word/2010/wordprocessingShape" mc:Ignorable="w14 w15 w16se w16cid w16 w16cex w16sdtdh w16sdtfl w16du wp14">
   <w:body>
     <w:p>
       <w:pPr>
@@ -127,10 +127,12 @@
           <w:szCs w:val="36"/>
           <w:lang w:eastAsia="it-IT"/>
         </w:rPr>
-        <w:t xml:space="preserve">Documento SRS del Progetto CPL </w:t>
-      </w:r>
-      <w:proofErr w:type="spellStart"/>
-      <w:r>
+        <w:t>Documento SRS del Progetto CPL Gambling</w:t>
+      </w:r>
+    </w:p>
+    <w:p>
+      <w:pPr>
+        <w:jc w:val="center"/>
         <w:rPr>
           <w:rFonts w:ascii="Times New Roman" w:eastAsia="Times New Roman" w:hAnsi="Times New Roman" w:cs="Times New Roman"/>
           <w:b/>
@@ -139,13 +141,9 @@
           <w:szCs w:val="36"/>
           <w:lang w:eastAsia="it-IT"/>
         </w:rPr>
-        <w:t>Gambling</w:t>
-      </w:r>
-      <w:proofErr w:type="spellEnd"/>
-    </w:p>
-    <w:p>
-      <w:pPr>
-        <w:jc w:val="center"/>
+      </w:pPr>
+      <w:proofErr w:type="spellStart"/>
+      <w:r>
         <w:rPr>
           <w:rFonts w:ascii="Times New Roman" w:eastAsia="Times New Roman" w:hAnsi="Times New Roman" w:cs="Times New Roman"/>
           <w:b/>
@@ -154,8 +152,9 @@
           <w:szCs w:val="36"/>
           <w:lang w:eastAsia="it-IT"/>
         </w:rPr>
-      </w:pPr>
-      <w:proofErr w:type="spellStart"/>
+        <w:t>M.Cecili</w:t>
+      </w:r>
+      <w:proofErr w:type="spellEnd"/>
       <w:r>
         <w:rPr>
           <w:rFonts w:ascii="Times New Roman" w:eastAsia="Times New Roman" w:hAnsi="Times New Roman" w:cs="Times New Roman"/>
@@ -165,9 +164,10 @@
           <w:szCs w:val="36"/>
           <w:lang w:eastAsia="it-IT"/>
         </w:rPr>
-        <w:t>M.Cecili</w:t>
-      </w:r>
-      <w:proofErr w:type="spellEnd"/>
+        <w:t xml:space="preserve">, </w:t>
+      </w:r>
+      <w:proofErr w:type="spellStart"/>
+      <w:proofErr w:type="gramStart"/>
       <w:r>
         <w:rPr>
           <w:rFonts w:ascii="Times New Roman" w:eastAsia="Times New Roman" w:hAnsi="Times New Roman" w:cs="Times New Roman"/>
@@ -177,9 +177,10 @@
           <w:szCs w:val="36"/>
           <w:lang w:eastAsia="it-IT"/>
         </w:rPr>
-        <w:t xml:space="preserve">, </w:t>
-      </w:r>
-      <w:proofErr w:type="spellStart"/>
+        <w:t>D.Perra</w:t>
+      </w:r>
+      <w:proofErr w:type="spellEnd"/>
+      <w:proofErr w:type="gramEnd"/>
       <w:r>
         <w:rPr>
           <w:rFonts w:ascii="Times New Roman" w:eastAsia="Times New Roman" w:hAnsi="Times New Roman" w:cs="Times New Roman"/>
@@ -189,9 +190,9 @@
           <w:szCs w:val="36"/>
           <w:lang w:eastAsia="it-IT"/>
         </w:rPr>
-        <w:t>D.Perra</w:t>
-      </w:r>
-      <w:proofErr w:type="spellEnd"/>
+        <w:t xml:space="preserve">, </w:t>
+      </w:r>
+      <w:proofErr w:type="spellStart"/>
       <w:r>
         <w:rPr>
           <w:rFonts w:ascii="Times New Roman" w:eastAsia="Times New Roman" w:hAnsi="Times New Roman" w:cs="Times New Roman"/>
@@ -201,10 +202,13 @@
           <w:szCs w:val="36"/>
           <w:lang w:eastAsia="it-IT"/>
         </w:rPr>
-        <w:t xml:space="preserve">, </w:t>
-      </w:r>
-      <w:proofErr w:type="spellStart"/>
-      <w:r>
+        <w:t>F.Luca</w:t>
+      </w:r>
+      <w:proofErr w:type="spellEnd"/>
+    </w:p>
+    <w:p>
+      <w:pPr>
+        <w:jc w:val="center"/>
         <w:rPr>
           <w:rFonts w:ascii="Times New Roman" w:eastAsia="Times New Roman" w:hAnsi="Times New Roman" w:cs="Times New Roman"/>
           <w:b/>
@@ -213,13 +217,8 @@
           <w:szCs w:val="36"/>
           <w:lang w:eastAsia="it-IT"/>
         </w:rPr>
-        <w:t>F.Luca</w:t>
-      </w:r>
-      <w:proofErr w:type="spellEnd"/>
-    </w:p>
-    <w:p>
-      <w:pPr>
-        <w:jc w:val="center"/>
+      </w:pPr>
+      <w:r>
         <w:rPr>
           <w:rFonts w:ascii="Times New Roman" w:eastAsia="Times New Roman" w:hAnsi="Times New Roman" w:cs="Times New Roman"/>
           <w:b/>
@@ -228,8 +227,2028 @@
           <w:szCs w:val="36"/>
           <w:lang w:eastAsia="it-IT"/>
         </w:rPr>
-      </w:pPr>
-      <w:r>
+        <w:br w:type="page"/>
+      </w:r>
+    </w:p>
+    <w:sdt>
+      <w:sdtPr>
+        <w:id w:val="-1133714013"/>
+        <w:docPartObj>
+          <w:docPartGallery w:val="Table of Contents"/>
+          <w:docPartUnique/>
+        </w:docPartObj>
+      </w:sdtPr>
+      <w:sdtEndPr>
+        <w:rPr>
+          <w:rFonts w:asciiTheme="minorHAnsi" w:eastAsiaTheme="minorHAnsi" w:hAnsiTheme="minorHAnsi" w:cstheme="minorBidi"/>
+          <w:color w:val="auto"/>
+          <w:sz w:val="22"/>
+          <w:szCs w:val="22"/>
+        </w:rPr>
+      </w:sdtEndPr>
+      <w:sdtContent>
+        <w:p>
+          <w:pPr>
+            <w:pStyle w:val="Titolosommario"/>
+          </w:pPr>
+          <w:r>
+            <w:t>Sommario</w:t>
+          </w:r>
+        </w:p>
+        <w:p>
+          <w:pPr>
+            <w:pStyle w:val="Sommario2"/>
+            <w:tabs>
+              <w:tab w:val="right" w:leader="dot" w:pos="9628"/>
+            </w:tabs>
+            <w:rPr>
+              <w:noProof/>
+              <w:kern w:val="2"/>
+              <w:sz w:val="24"/>
+              <w:szCs w:val="24"/>
+              <w:lang w:eastAsia="it-IT"/>
+            </w:rPr>
+          </w:pPr>
+          <w:r>
+            <w:fldChar w:fldCharType="begin"/>
+          </w:r>
+          <w:r>
+            <w:instrText xml:space="preserve"> TOC \o "1-3" \h \z \u </w:instrText>
+          </w:r>
+          <w:r>
+            <w:fldChar w:fldCharType="separate"/>
+          </w:r>
+          <w:hyperlink w:anchor="_Toc228343655" w:history="1">
+            <w:r>
+              <w:rPr>
+                <w:rStyle w:val="Collegamentoipertestuale"/>
+                <w:rFonts w:ascii="Times New Roman" w:eastAsia="Times New Roman" w:hAnsi="Times New Roman" w:cs="Times New Roman"/>
+                <w:b/>
+                <w:bCs/>
+                <w:noProof/>
+                <w:lang w:eastAsia="it-IT"/>
+              </w:rPr>
+              <w:t>Indice</w:t>
+            </w:r>
+            <w:r>
+              <w:rPr>
+                <w:noProof/>
+                <w:webHidden/>
+              </w:rPr>
+              <w:tab/>
+            </w:r>
+            <w:r>
+              <w:rPr>
+                <w:noProof/>
+                <w:webHidden/>
+              </w:rPr>
+              <w:fldChar w:fldCharType="begin"/>
+            </w:r>
+            <w:r>
+              <w:rPr>
+                <w:noProof/>
+                <w:webHidden/>
+              </w:rPr>
+              <w:instrText xml:space="preserve"> PAGEREF _Toc228343655 \h </w:instrText>
+            </w:r>
+            <w:r>
+              <w:rPr>
+                <w:noProof/>
+                <w:webHidden/>
+              </w:rPr>
+            </w:r>
+            <w:r>
+              <w:rPr>
+                <w:noProof/>
+                <w:webHidden/>
+              </w:rPr>
+              <w:fldChar w:fldCharType="separate"/>
+            </w:r>
+            <w:r>
+              <w:rPr>
+                <w:noProof/>
+                <w:webHidden/>
+              </w:rPr>
+              <w:t>2</w:t>
+            </w:r>
+            <w:r>
+              <w:rPr>
+                <w:noProof/>
+                <w:webHidden/>
+              </w:rPr>
+              <w:fldChar w:fldCharType="end"/>
+            </w:r>
+          </w:hyperlink>
+        </w:p>
+        <w:p>
+          <w:pPr>
+            <w:pStyle w:val="Sommario2"/>
+            <w:tabs>
+              <w:tab w:val="right" w:leader="dot" w:pos="9628"/>
+            </w:tabs>
+            <w:rPr>
+              <w:noProof/>
+              <w:kern w:val="2"/>
+              <w:sz w:val="24"/>
+              <w:szCs w:val="24"/>
+              <w:lang w:eastAsia="it-IT"/>
+            </w:rPr>
+          </w:pPr>
+          <w:hyperlink w:anchor="_Toc228343656" w:history="1">
+            <w:r>
+              <w:rPr>
+                <w:rStyle w:val="Collegamentoipertestuale"/>
+                <w:noProof/>
+              </w:rPr>
+              <w:t>1. Introduzione</w:t>
+            </w:r>
+            <w:r>
+              <w:rPr>
+                <w:noProof/>
+                <w:webHidden/>
+              </w:rPr>
+              <w:tab/>
+            </w:r>
+            <w:r>
+              <w:rPr>
+                <w:noProof/>
+                <w:webHidden/>
+              </w:rPr>
+              <w:fldChar w:fldCharType="begin"/>
+            </w:r>
+            <w:r>
+              <w:rPr>
+                <w:noProof/>
+                <w:webHidden/>
+              </w:rPr>
+              <w:instrText xml:space="preserve"> PAGEREF _Toc228343656 \h </w:instrText>
+            </w:r>
+            <w:r>
+              <w:rPr>
+                <w:noProof/>
+                <w:webHidden/>
+              </w:rPr>
+            </w:r>
+            <w:r>
+              <w:rPr>
+                <w:noProof/>
+                <w:webHidden/>
+              </w:rPr>
+              <w:fldChar w:fldCharType="separate"/>
+            </w:r>
+            <w:r>
+              <w:rPr>
+                <w:noProof/>
+                <w:webHidden/>
+              </w:rPr>
+              <w:t>2</w:t>
+            </w:r>
+            <w:r>
+              <w:rPr>
+                <w:noProof/>
+                <w:webHidden/>
+              </w:rPr>
+              <w:fldChar w:fldCharType="end"/>
+            </w:r>
+          </w:hyperlink>
+        </w:p>
+        <w:p>
+          <w:pPr>
+            <w:pStyle w:val="Sommario3"/>
+            <w:tabs>
+              <w:tab w:val="right" w:leader="dot" w:pos="9628"/>
+            </w:tabs>
+            <w:rPr>
+              <w:noProof/>
+              <w:kern w:val="2"/>
+              <w:sz w:val="24"/>
+              <w:szCs w:val="24"/>
+              <w:lang w:eastAsia="it-IT"/>
+            </w:rPr>
+          </w:pPr>
+          <w:hyperlink w:anchor="_Toc228343657" w:history="1">
+            <w:r>
+              <w:rPr>
+                <w:rStyle w:val="Collegamentoipertestuale"/>
+                <w:noProof/>
+              </w:rPr>
+              <w:t>1.1 Scopo del documento</w:t>
+            </w:r>
+            <w:r>
+              <w:rPr>
+                <w:noProof/>
+                <w:webHidden/>
+              </w:rPr>
+              <w:tab/>
+            </w:r>
+            <w:r>
+              <w:rPr>
+                <w:noProof/>
+                <w:webHidden/>
+              </w:rPr>
+              <w:fldChar w:fldCharType="begin"/>
+            </w:r>
+            <w:r>
+              <w:rPr>
+                <w:noProof/>
+                <w:webHidden/>
+              </w:rPr>
+              <w:instrText xml:space="preserve"> PAGEREF _Toc228343657 \h </w:instrText>
+            </w:r>
+            <w:r>
+              <w:rPr>
+                <w:noProof/>
+                <w:webHidden/>
+              </w:rPr>
+            </w:r>
+            <w:r>
+              <w:rPr>
+                <w:noProof/>
+                <w:webHidden/>
+              </w:rPr>
+              <w:fldChar w:fldCharType="separate"/>
+            </w:r>
+            <w:r>
+              <w:rPr>
+                <w:noProof/>
+                <w:webHidden/>
+              </w:rPr>
+              <w:t>2</w:t>
+            </w:r>
+            <w:r>
+              <w:rPr>
+                <w:noProof/>
+                <w:webHidden/>
+              </w:rPr>
+              <w:fldChar w:fldCharType="end"/>
+            </w:r>
+          </w:hyperlink>
+        </w:p>
+        <w:p>
+          <w:pPr>
+            <w:pStyle w:val="Sommario3"/>
+            <w:tabs>
+              <w:tab w:val="right" w:leader="dot" w:pos="9628"/>
+            </w:tabs>
+            <w:rPr>
+              <w:noProof/>
+              <w:kern w:val="2"/>
+              <w:sz w:val="24"/>
+              <w:szCs w:val="24"/>
+              <w:lang w:eastAsia="it-IT"/>
+            </w:rPr>
+          </w:pPr>
+          <w:hyperlink w:anchor="_Toc228343658" w:history="1">
+            <w:r>
+              <w:rPr>
+                <w:rStyle w:val="Collegamentoipertestuale"/>
+                <w:noProof/>
+              </w:rPr>
+              <w:t>1.2 Ambito del sistema</w:t>
+            </w:r>
+            <w:r>
+              <w:rPr>
+                <w:noProof/>
+                <w:webHidden/>
+              </w:rPr>
+              <w:tab/>
+            </w:r>
+            <w:r>
+              <w:rPr>
+                <w:noProof/>
+                <w:webHidden/>
+              </w:rPr>
+              <w:fldChar w:fldCharType="begin"/>
+            </w:r>
+            <w:r>
+              <w:rPr>
+                <w:noProof/>
+                <w:webHidden/>
+              </w:rPr>
+              <w:instrText xml:space="preserve"> PAGEREF _Toc228343658 \h </w:instrText>
+            </w:r>
+            <w:r>
+              <w:rPr>
+                <w:noProof/>
+                <w:webHidden/>
+              </w:rPr>
+            </w:r>
+            <w:r>
+              <w:rPr>
+                <w:noProof/>
+                <w:webHidden/>
+              </w:rPr>
+              <w:fldChar w:fldCharType="separate"/>
+            </w:r>
+            <w:r>
+              <w:rPr>
+                <w:noProof/>
+                <w:webHidden/>
+              </w:rPr>
+              <w:t>2</w:t>
+            </w:r>
+            <w:r>
+              <w:rPr>
+                <w:noProof/>
+                <w:webHidden/>
+              </w:rPr>
+              <w:fldChar w:fldCharType="end"/>
+            </w:r>
+          </w:hyperlink>
+        </w:p>
+        <w:p>
+          <w:pPr>
+            <w:pStyle w:val="Sommario3"/>
+            <w:tabs>
+              <w:tab w:val="right" w:leader="dot" w:pos="9628"/>
+            </w:tabs>
+            <w:rPr>
+              <w:noProof/>
+              <w:kern w:val="2"/>
+              <w:sz w:val="24"/>
+              <w:szCs w:val="24"/>
+              <w:lang w:eastAsia="it-IT"/>
+            </w:rPr>
+          </w:pPr>
+          <w:hyperlink w:anchor="_Toc228343659" w:history="1">
+            <w:r>
+              <w:rPr>
+                <w:rStyle w:val="Collegamentoipertestuale"/>
+                <w:noProof/>
+              </w:rPr>
+              <w:t>1.3 Definizioni, acronimi e abbreviazioni</w:t>
+            </w:r>
+            <w:r>
+              <w:rPr>
+                <w:noProof/>
+                <w:webHidden/>
+              </w:rPr>
+              <w:tab/>
+            </w:r>
+            <w:r>
+              <w:rPr>
+                <w:noProof/>
+                <w:webHidden/>
+              </w:rPr>
+              <w:fldChar w:fldCharType="begin"/>
+            </w:r>
+            <w:r>
+              <w:rPr>
+                <w:noProof/>
+                <w:webHidden/>
+              </w:rPr>
+              <w:instrText xml:space="preserve"> PAGEREF _Toc228343659 \h </w:instrText>
+            </w:r>
+            <w:r>
+              <w:rPr>
+                <w:noProof/>
+                <w:webHidden/>
+              </w:rPr>
+            </w:r>
+            <w:r>
+              <w:rPr>
+                <w:noProof/>
+                <w:webHidden/>
+              </w:rPr>
+              <w:fldChar w:fldCharType="separate"/>
+            </w:r>
+            <w:r>
+              <w:rPr>
+                <w:noProof/>
+                <w:webHidden/>
+              </w:rPr>
+              <w:t>2</w:t>
+            </w:r>
+            <w:r>
+              <w:rPr>
+                <w:noProof/>
+                <w:webHidden/>
+              </w:rPr>
+              <w:fldChar w:fldCharType="end"/>
+            </w:r>
+          </w:hyperlink>
+        </w:p>
+        <w:p>
+          <w:pPr>
+            <w:pStyle w:val="Sommario3"/>
+            <w:tabs>
+              <w:tab w:val="right" w:leader="dot" w:pos="9628"/>
+            </w:tabs>
+            <w:rPr>
+              <w:noProof/>
+              <w:kern w:val="2"/>
+              <w:sz w:val="24"/>
+              <w:szCs w:val="24"/>
+              <w:lang w:eastAsia="it-IT"/>
+            </w:rPr>
+          </w:pPr>
+          <w:hyperlink w:anchor="_Toc228343660" w:history="1">
+            <w:r>
+              <w:rPr>
+                <w:rStyle w:val="Collegamentoipertestuale"/>
+                <w:noProof/>
+              </w:rPr>
+              <w:t>1.4 Riferimenti</w:t>
+            </w:r>
+            <w:r>
+              <w:rPr>
+                <w:noProof/>
+                <w:webHidden/>
+              </w:rPr>
+              <w:tab/>
+            </w:r>
+            <w:r>
+              <w:rPr>
+                <w:noProof/>
+                <w:webHidden/>
+              </w:rPr>
+              <w:fldChar w:fldCharType="begin"/>
+            </w:r>
+            <w:r>
+              <w:rPr>
+                <w:noProof/>
+                <w:webHidden/>
+              </w:rPr>
+              <w:instrText xml:space="preserve"> PAGEREF _Toc228343660 \h </w:instrText>
+            </w:r>
+            <w:r>
+              <w:rPr>
+                <w:noProof/>
+                <w:webHidden/>
+              </w:rPr>
+            </w:r>
+            <w:r>
+              <w:rPr>
+                <w:noProof/>
+                <w:webHidden/>
+              </w:rPr>
+              <w:fldChar w:fldCharType="separate"/>
+            </w:r>
+            <w:r>
+              <w:rPr>
+                <w:noProof/>
+                <w:webHidden/>
+              </w:rPr>
+              <w:t>3</w:t>
+            </w:r>
+            <w:r>
+              <w:rPr>
+                <w:noProof/>
+                <w:webHidden/>
+              </w:rPr>
+              <w:fldChar w:fldCharType="end"/>
+            </w:r>
+          </w:hyperlink>
+        </w:p>
+        <w:p>
+          <w:pPr>
+            <w:pStyle w:val="Sommario3"/>
+            <w:tabs>
+              <w:tab w:val="right" w:leader="dot" w:pos="9628"/>
+            </w:tabs>
+            <w:rPr>
+              <w:noProof/>
+              <w:kern w:val="2"/>
+              <w:sz w:val="24"/>
+              <w:szCs w:val="24"/>
+              <w:lang w:eastAsia="it-IT"/>
+            </w:rPr>
+          </w:pPr>
+          <w:hyperlink w:anchor="_Toc228343661" w:history="1">
+            <w:r>
+              <w:rPr>
+                <w:rStyle w:val="Collegamentoipertestuale"/>
+                <w:noProof/>
+              </w:rPr>
+              <w:t>1.5 Panoramica</w:t>
+            </w:r>
+            <w:r>
+              <w:rPr>
+                <w:noProof/>
+                <w:webHidden/>
+              </w:rPr>
+              <w:tab/>
+            </w:r>
+            <w:r>
+              <w:rPr>
+                <w:noProof/>
+                <w:webHidden/>
+              </w:rPr>
+              <w:fldChar w:fldCharType="begin"/>
+            </w:r>
+            <w:r>
+              <w:rPr>
+                <w:noProof/>
+                <w:webHidden/>
+              </w:rPr>
+              <w:instrText xml:space="preserve"> PAGEREF _Toc228343661 \h </w:instrText>
+            </w:r>
+            <w:r>
+              <w:rPr>
+                <w:noProof/>
+                <w:webHidden/>
+              </w:rPr>
+            </w:r>
+            <w:r>
+              <w:rPr>
+                <w:noProof/>
+                <w:webHidden/>
+              </w:rPr>
+              <w:fldChar w:fldCharType="separate"/>
+            </w:r>
+            <w:r>
+              <w:rPr>
+                <w:noProof/>
+                <w:webHidden/>
+              </w:rPr>
+              <w:t>3</w:t>
+            </w:r>
+            <w:r>
+              <w:rPr>
+                <w:noProof/>
+                <w:webHidden/>
+              </w:rPr>
+              <w:fldChar w:fldCharType="end"/>
+            </w:r>
+          </w:hyperlink>
+        </w:p>
+        <w:p>
+          <w:pPr>
+            <w:pStyle w:val="Sommario2"/>
+            <w:tabs>
+              <w:tab w:val="right" w:leader="dot" w:pos="9628"/>
+            </w:tabs>
+            <w:rPr>
+              <w:noProof/>
+              <w:kern w:val="2"/>
+              <w:sz w:val="24"/>
+              <w:szCs w:val="24"/>
+              <w:lang w:eastAsia="it-IT"/>
+            </w:rPr>
+          </w:pPr>
+          <w:hyperlink w:anchor="_Toc228343662" w:history="1">
+            <w:r>
+              <w:rPr>
+                <w:rStyle w:val="Collegamentoipertestuale"/>
+                <w:noProof/>
+              </w:rPr>
+              <w:t>2. Descrizione generale</w:t>
+            </w:r>
+            <w:r>
+              <w:rPr>
+                <w:noProof/>
+                <w:webHidden/>
+              </w:rPr>
+              <w:tab/>
+            </w:r>
+            <w:r>
+              <w:rPr>
+                <w:noProof/>
+                <w:webHidden/>
+              </w:rPr>
+              <w:fldChar w:fldCharType="begin"/>
+            </w:r>
+            <w:r>
+              <w:rPr>
+                <w:noProof/>
+                <w:webHidden/>
+              </w:rPr>
+              <w:instrText xml:space="preserve"> PAGEREF _Toc228343662 \h </w:instrText>
+            </w:r>
+            <w:r>
+              <w:rPr>
+                <w:noProof/>
+                <w:webHidden/>
+              </w:rPr>
+            </w:r>
+            <w:r>
+              <w:rPr>
+                <w:noProof/>
+                <w:webHidden/>
+              </w:rPr>
+              <w:fldChar w:fldCharType="separate"/>
+            </w:r>
+            <w:r>
+              <w:rPr>
+                <w:noProof/>
+                <w:webHidden/>
+              </w:rPr>
+              <w:t>3</w:t>
+            </w:r>
+            <w:r>
+              <w:rPr>
+                <w:noProof/>
+                <w:webHidden/>
+              </w:rPr>
+              <w:fldChar w:fldCharType="end"/>
+            </w:r>
+          </w:hyperlink>
+        </w:p>
+        <w:p>
+          <w:pPr>
+            <w:pStyle w:val="Sommario3"/>
+            <w:tabs>
+              <w:tab w:val="right" w:leader="dot" w:pos="9628"/>
+            </w:tabs>
+            <w:rPr>
+              <w:noProof/>
+              <w:kern w:val="2"/>
+              <w:sz w:val="24"/>
+              <w:szCs w:val="24"/>
+              <w:lang w:eastAsia="it-IT"/>
+            </w:rPr>
+          </w:pPr>
+          <w:hyperlink w:anchor="_Toc228343663" w:history="1">
+            <w:r>
+              <w:rPr>
+                <w:rStyle w:val="Collegamentoipertestuale"/>
+                <w:rFonts w:ascii="Times New Roman" w:eastAsia="Times New Roman" w:hAnsi="Times New Roman" w:cs="Times New Roman"/>
+                <w:b/>
+                <w:bCs/>
+                <w:noProof/>
+                <w:lang w:eastAsia="it-IT"/>
+              </w:rPr>
+              <w:t>2.1 Prosp</w:t>
+            </w:r>
+            <w:r>
+              <w:rPr>
+                <w:rStyle w:val="Collegamentoipertestuale"/>
+                <w:rFonts w:ascii="Times New Roman" w:eastAsia="Times New Roman" w:hAnsi="Times New Roman" w:cs="Times New Roman"/>
+                <w:b/>
+                <w:bCs/>
+                <w:noProof/>
+                <w:lang w:eastAsia="it-IT"/>
+              </w:rPr>
+              <w:t>e</w:t>
+            </w:r>
+            <w:r>
+              <w:rPr>
+                <w:rStyle w:val="Collegamentoipertestuale"/>
+                <w:rFonts w:ascii="Times New Roman" w:eastAsia="Times New Roman" w:hAnsi="Times New Roman" w:cs="Times New Roman"/>
+                <w:b/>
+                <w:bCs/>
+                <w:noProof/>
+                <w:lang w:eastAsia="it-IT"/>
+              </w:rPr>
+              <w:t>ttiva del prodotto</w:t>
+            </w:r>
+            <w:r>
+              <w:rPr>
+                <w:noProof/>
+                <w:webHidden/>
+              </w:rPr>
+              <w:tab/>
+            </w:r>
+            <w:r>
+              <w:rPr>
+                <w:noProof/>
+                <w:webHidden/>
+              </w:rPr>
+              <w:fldChar w:fldCharType="begin"/>
+            </w:r>
+            <w:r>
+              <w:rPr>
+                <w:noProof/>
+                <w:webHidden/>
+              </w:rPr>
+              <w:instrText xml:space="preserve"> PAGEREF _Toc228343663 \h </w:instrText>
+            </w:r>
+            <w:r>
+              <w:rPr>
+                <w:noProof/>
+                <w:webHidden/>
+              </w:rPr>
+            </w:r>
+            <w:r>
+              <w:rPr>
+                <w:noProof/>
+                <w:webHidden/>
+              </w:rPr>
+              <w:fldChar w:fldCharType="separate"/>
+            </w:r>
+            <w:r>
+              <w:rPr>
+                <w:noProof/>
+                <w:webHidden/>
+              </w:rPr>
+              <w:t>3</w:t>
+            </w:r>
+            <w:r>
+              <w:rPr>
+                <w:noProof/>
+                <w:webHidden/>
+              </w:rPr>
+              <w:fldChar w:fldCharType="end"/>
+            </w:r>
+          </w:hyperlink>
+        </w:p>
+        <w:p>
+          <w:pPr>
+            <w:pStyle w:val="Sommario3"/>
+            <w:tabs>
+              <w:tab w:val="right" w:leader="dot" w:pos="9628"/>
+            </w:tabs>
+            <w:rPr>
+              <w:noProof/>
+              <w:kern w:val="2"/>
+              <w:sz w:val="24"/>
+              <w:szCs w:val="24"/>
+              <w:lang w:eastAsia="it-IT"/>
+            </w:rPr>
+          </w:pPr>
+          <w:hyperlink w:anchor="_Toc228343664" w:history="1">
+            <w:r>
+              <w:rPr>
+                <w:rStyle w:val="Collegamentoipertestuale"/>
+                <w:rFonts w:ascii="Times New Roman" w:eastAsia="Times New Roman" w:hAnsi="Times New Roman" w:cs="Times New Roman"/>
+                <w:b/>
+                <w:bCs/>
+                <w:noProof/>
+                <w:lang w:eastAsia="it-IT"/>
+              </w:rPr>
+              <w:t>2.2 Funzionalità del sistema</w:t>
+            </w:r>
+            <w:r>
+              <w:rPr>
+                <w:noProof/>
+                <w:webHidden/>
+              </w:rPr>
+              <w:tab/>
+            </w:r>
+            <w:r>
+              <w:rPr>
+                <w:noProof/>
+                <w:webHidden/>
+              </w:rPr>
+              <w:fldChar w:fldCharType="begin"/>
+            </w:r>
+            <w:r>
+              <w:rPr>
+                <w:noProof/>
+                <w:webHidden/>
+              </w:rPr>
+              <w:instrText xml:space="preserve"> PAGEREF _Toc228343664 \h </w:instrText>
+            </w:r>
+            <w:r>
+              <w:rPr>
+                <w:noProof/>
+                <w:webHidden/>
+              </w:rPr>
+            </w:r>
+            <w:r>
+              <w:rPr>
+                <w:noProof/>
+                <w:webHidden/>
+              </w:rPr>
+              <w:fldChar w:fldCharType="separate"/>
+            </w:r>
+            <w:r>
+              <w:rPr>
+                <w:noProof/>
+                <w:webHidden/>
+              </w:rPr>
+              <w:t>3</w:t>
+            </w:r>
+            <w:r>
+              <w:rPr>
+                <w:noProof/>
+                <w:webHidden/>
+              </w:rPr>
+              <w:fldChar w:fldCharType="end"/>
+            </w:r>
+          </w:hyperlink>
+        </w:p>
+        <w:p>
+          <w:pPr>
+            <w:pStyle w:val="Sommario3"/>
+            <w:tabs>
+              <w:tab w:val="right" w:leader="dot" w:pos="9628"/>
+            </w:tabs>
+            <w:rPr>
+              <w:noProof/>
+              <w:kern w:val="2"/>
+              <w:sz w:val="24"/>
+              <w:szCs w:val="24"/>
+              <w:lang w:eastAsia="it-IT"/>
+            </w:rPr>
+          </w:pPr>
+          <w:hyperlink w:anchor="_Toc228343665" w:history="1">
+            <w:r>
+              <w:rPr>
+                <w:rStyle w:val="Collegamentoipertestuale"/>
+                <w:rFonts w:ascii="Times New Roman" w:eastAsia="Times New Roman" w:hAnsi="Times New Roman" w:cs="Times New Roman"/>
+                <w:b/>
+                <w:bCs/>
+                <w:noProof/>
+                <w:lang w:eastAsia="it-IT"/>
+              </w:rPr>
+              <w:t>2.3 Tipologie di utenti</w:t>
+            </w:r>
+            <w:r>
+              <w:rPr>
+                <w:noProof/>
+                <w:webHidden/>
+              </w:rPr>
+              <w:tab/>
+            </w:r>
+            <w:r>
+              <w:rPr>
+                <w:noProof/>
+                <w:webHidden/>
+              </w:rPr>
+              <w:fldChar w:fldCharType="begin"/>
+            </w:r>
+            <w:r>
+              <w:rPr>
+                <w:noProof/>
+                <w:webHidden/>
+              </w:rPr>
+              <w:instrText xml:space="preserve"> PAGEREF _Toc228343665 \h </w:instrText>
+            </w:r>
+            <w:r>
+              <w:rPr>
+                <w:noProof/>
+                <w:webHidden/>
+              </w:rPr>
+            </w:r>
+            <w:r>
+              <w:rPr>
+                <w:noProof/>
+                <w:webHidden/>
+              </w:rPr>
+              <w:fldChar w:fldCharType="separate"/>
+            </w:r>
+            <w:r>
+              <w:rPr>
+                <w:noProof/>
+                <w:webHidden/>
+              </w:rPr>
+              <w:t>3</w:t>
+            </w:r>
+            <w:r>
+              <w:rPr>
+                <w:noProof/>
+                <w:webHidden/>
+              </w:rPr>
+              <w:fldChar w:fldCharType="end"/>
+            </w:r>
+          </w:hyperlink>
+        </w:p>
+        <w:p>
+          <w:pPr>
+            <w:pStyle w:val="Sommario3"/>
+            <w:tabs>
+              <w:tab w:val="right" w:leader="dot" w:pos="9628"/>
+            </w:tabs>
+            <w:rPr>
+              <w:noProof/>
+              <w:kern w:val="2"/>
+              <w:sz w:val="24"/>
+              <w:szCs w:val="24"/>
+              <w:lang w:eastAsia="it-IT"/>
+            </w:rPr>
+          </w:pPr>
+          <w:hyperlink w:anchor="_Toc228343666" w:history="1">
+            <w:r>
+              <w:rPr>
+                <w:rStyle w:val="Collegamentoipertestuale"/>
+                <w:rFonts w:ascii="Times New Roman" w:eastAsia="Times New Roman" w:hAnsi="Times New Roman" w:cs="Times New Roman"/>
+                <w:b/>
+                <w:bCs/>
+                <w:noProof/>
+                <w:lang w:eastAsia="it-IT"/>
+              </w:rPr>
+              <w:t>2.4 Vincoli</w:t>
+            </w:r>
+            <w:r>
+              <w:rPr>
+                <w:noProof/>
+                <w:webHidden/>
+              </w:rPr>
+              <w:tab/>
+            </w:r>
+            <w:r>
+              <w:rPr>
+                <w:noProof/>
+                <w:webHidden/>
+              </w:rPr>
+              <w:fldChar w:fldCharType="begin"/>
+            </w:r>
+            <w:r>
+              <w:rPr>
+                <w:noProof/>
+                <w:webHidden/>
+              </w:rPr>
+              <w:instrText xml:space="preserve"> PAGEREF _Toc228343666 \h </w:instrText>
+            </w:r>
+            <w:r>
+              <w:rPr>
+                <w:noProof/>
+                <w:webHidden/>
+              </w:rPr>
+            </w:r>
+            <w:r>
+              <w:rPr>
+                <w:noProof/>
+                <w:webHidden/>
+              </w:rPr>
+              <w:fldChar w:fldCharType="separate"/>
+            </w:r>
+            <w:r>
+              <w:rPr>
+                <w:noProof/>
+                <w:webHidden/>
+              </w:rPr>
+              <w:t>3</w:t>
+            </w:r>
+            <w:r>
+              <w:rPr>
+                <w:noProof/>
+                <w:webHidden/>
+              </w:rPr>
+              <w:fldChar w:fldCharType="end"/>
+            </w:r>
+          </w:hyperlink>
+        </w:p>
+        <w:p>
+          <w:pPr>
+            <w:pStyle w:val="Sommario3"/>
+            <w:tabs>
+              <w:tab w:val="right" w:leader="dot" w:pos="9628"/>
+            </w:tabs>
+            <w:rPr>
+              <w:noProof/>
+              <w:kern w:val="2"/>
+              <w:sz w:val="24"/>
+              <w:szCs w:val="24"/>
+              <w:lang w:eastAsia="it-IT"/>
+            </w:rPr>
+          </w:pPr>
+          <w:hyperlink w:anchor="_Toc228343667" w:history="1">
+            <w:r>
+              <w:rPr>
+                <w:rStyle w:val="Collegamentoipertestuale"/>
+                <w:rFonts w:ascii="Times New Roman" w:eastAsia="Times New Roman" w:hAnsi="Times New Roman" w:cs="Times New Roman"/>
+                <w:b/>
+                <w:bCs/>
+                <w:noProof/>
+                <w:lang w:eastAsia="it-IT"/>
+              </w:rPr>
+              <w:t>2.5 Assunzioni e dipendenze</w:t>
+            </w:r>
+            <w:r>
+              <w:rPr>
+                <w:noProof/>
+                <w:webHidden/>
+              </w:rPr>
+              <w:tab/>
+            </w:r>
+            <w:r>
+              <w:rPr>
+                <w:noProof/>
+                <w:webHidden/>
+              </w:rPr>
+              <w:fldChar w:fldCharType="begin"/>
+            </w:r>
+            <w:r>
+              <w:rPr>
+                <w:noProof/>
+                <w:webHidden/>
+              </w:rPr>
+              <w:instrText xml:space="preserve"> PAGEREF _Toc228343667 \h </w:instrText>
+            </w:r>
+            <w:r>
+              <w:rPr>
+                <w:noProof/>
+                <w:webHidden/>
+              </w:rPr>
+            </w:r>
+            <w:r>
+              <w:rPr>
+                <w:noProof/>
+                <w:webHidden/>
+              </w:rPr>
+              <w:fldChar w:fldCharType="separate"/>
+            </w:r>
+            <w:r>
+              <w:rPr>
+                <w:noProof/>
+                <w:webHidden/>
+              </w:rPr>
+              <w:t>3</w:t>
+            </w:r>
+            <w:r>
+              <w:rPr>
+                <w:noProof/>
+                <w:webHidden/>
+              </w:rPr>
+              <w:fldChar w:fldCharType="end"/>
+            </w:r>
+          </w:hyperlink>
+        </w:p>
+        <w:p>
+          <w:pPr>
+            <w:pStyle w:val="Sommario2"/>
+            <w:tabs>
+              <w:tab w:val="right" w:leader="dot" w:pos="9628"/>
+            </w:tabs>
+            <w:rPr>
+              <w:noProof/>
+              <w:kern w:val="2"/>
+              <w:sz w:val="24"/>
+              <w:szCs w:val="24"/>
+              <w:lang w:eastAsia="it-IT"/>
+            </w:rPr>
+          </w:pPr>
+          <w:hyperlink w:anchor="_Toc228343668" w:history="1">
+            <w:r>
+              <w:rPr>
+                <w:rStyle w:val="Collegamentoipertestuale"/>
+                <w:rFonts w:ascii="Times New Roman" w:eastAsia="Times New Roman" w:hAnsi="Times New Roman" w:cs="Times New Roman"/>
+                <w:b/>
+                <w:bCs/>
+                <w:noProof/>
+                <w:lang w:eastAsia="it-IT"/>
+              </w:rPr>
+              <w:t>3. Requisiti specifici</w:t>
+            </w:r>
+            <w:r>
+              <w:rPr>
+                <w:noProof/>
+                <w:webHidden/>
+              </w:rPr>
+              <w:tab/>
+            </w:r>
+            <w:r>
+              <w:rPr>
+                <w:noProof/>
+                <w:webHidden/>
+              </w:rPr>
+              <w:fldChar w:fldCharType="begin"/>
+            </w:r>
+            <w:r>
+              <w:rPr>
+                <w:noProof/>
+                <w:webHidden/>
+              </w:rPr>
+              <w:instrText xml:space="preserve"> PAGEREF _Toc228343668 \h </w:instrText>
+            </w:r>
+            <w:r>
+              <w:rPr>
+                <w:noProof/>
+                <w:webHidden/>
+              </w:rPr>
+            </w:r>
+            <w:r>
+              <w:rPr>
+                <w:noProof/>
+                <w:webHidden/>
+              </w:rPr>
+              <w:fldChar w:fldCharType="separate"/>
+            </w:r>
+            <w:r>
+              <w:rPr>
+                <w:noProof/>
+                <w:webHidden/>
+              </w:rPr>
+              <w:t>3</w:t>
+            </w:r>
+            <w:r>
+              <w:rPr>
+                <w:noProof/>
+                <w:webHidden/>
+              </w:rPr>
+              <w:fldChar w:fldCharType="end"/>
+            </w:r>
+          </w:hyperlink>
+        </w:p>
+        <w:p>
+          <w:pPr>
+            <w:pStyle w:val="Sommario3"/>
+            <w:tabs>
+              <w:tab w:val="right" w:leader="dot" w:pos="9628"/>
+            </w:tabs>
+            <w:rPr>
+              <w:noProof/>
+              <w:kern w:val="2"/>
+              <w:sz w:val="24"/>
+              <w:szCs w:val="24"/>
+              <w:lang w:eastAsia="it-IT"/>
+            </w:rPr>
+          </w:pPr>
+          <w:hyperlink w:anchor="_Toc228343669" w:history="1">
+            <w:r>
+              <w:rPr>
+                <w:rStyle w:val="Collegamentoipertestuale"/>
+                <w:rFonts w:ascii="Times New Roman" w:eastAsia="Times New Roman" w:hAnsi="Times New Roman" w:cs="Times New Roman"/>
+                <w:b/>
+                <w:bCs/>
+                <w:noProof/>
+                <w:lang w:eastAsia="it-IT"/>
+              </w:rPr>
+              <w:t>3.1 Requisiti funzionali</w:t>
+            </w:r>
+            <w:r>
+              <w:rPr>
+                <w:noProof/>
+                <w:webHidden/>
+              </w:rPr>
+              <w:tab/>
+            </w:r>
+            <w:r>
+              <w:rPr>
+                <w:noProof/>
+                <w:webHidden/>
+              </w:rPr>
+              <w:fldChar w:fldCharType="begin"/>
+            </w:r>
+            <w:r>
+              <w:rPr>
+                <w:noProof/>
+                <w:webHidden/>
+              </w:rPr>
+              <w:instrText xml:space="preserve"> PAGEREF _Toc228343669 \h </w:instrText>
+            </w:r>
+            <w:r>
+              <w:rPr>
+                <w:noProof/>
+                <w:webHidden/>
+              </w:rPr>
+            </w:r>
+            <w:r>
+              <w:rPr>
+                <w:noProof/>
+                <w:webHidden/>
+              </w:rPr>
+              <w:fldChar w:fldCharType="separate"/>
+            </w:r>
+            <w:r>
+              <w:rPr>
+                <w:noProof/>
+                <w:webHidden/>
+              </w:rPr>
+              <w:t>4</w:t>
+            </w:r>
+            <w:r>
+              <w:rPr>
+                <w:noProof/>
+                <w:webHidden/>
+              </w:rPr>
+              <w:fldChar w:fldCharType="end"/>
+            </w:r>
+          </w:hyperlink>
+        </w:p>
+        <w:p>
+          <w:pPr>
+            <w:pStyle w:val="Sommario3"/>
+            <w:tabs>
+              <w:tab w:val="right" w:leader="dot" w:pos="9628"/>
+            </w:tabs>
+            <w:rPr>
+              <w:noProof/>
+              <w:kern w:val="2"/>
+              <w:sz w:val="24"/>
+              <w:szCs w:val="24"/>
+              <w:lang w:eastAsia="it-IT"/>
+            </w:rPr>
+          </w:pPr>
+          <w:hyperlink w:anchor="_Toc228343670" w:history="1">
+            <w:r>
+              <w:rPr>
+                <w:rStyle w:val="Collegamentoipertestuale"/>
+                <w:rFonts w:ascii="Times New Roman" w:eastAsia="Times New Roman" w:hAnsi="Times New Roman" w:cs="Times New Roman"/>
+                <w:b/>
+                <w:bCs/>
+                <w:noProof/>
+                <w:lang w:eastAsia="it-IT"/>
+              </w:rPr>
+              <w:t>3.2 Requisiti non funzionali</w:t>
+            </w:r>
+            <w:r>
+              <w:rPr>
+                <w:noProof/>
+                <w:webHidden/>
+              </w:rPr>
+              <w:tab/>
+            </w:r>
+            <w:r>
+              <w:rPr>
+                <w:noProof/>
+                <w:webHidden/>
+              </w:rPr>
+              <w:fldChar w:fldCharType="begin"/>
+            </w:r>
+            <w:r>
+              <w:rPr>
+                <w:noProof/>
+                <w:webHidden/>
+              </w:rPr>
+              <w:instrText xml:space="preserve"> PAGEREF _Toc228343670 \h </w:instrText>
+            </w:r>
+            <w:r>
+              <w:rPr>
+                <w:noProof/>
+                <w:webHidden/>
+              </w:rPr>
+            </w:r>
+            <w:r>
+              <w:rPr>
+                <w:noProof/>
+                <w:webHidden/>
+              </w:rPr>
+              <w:fldChar w:fldCharType="separate"/>
+            </w:r>
+            <w:r>
+              <w:rPr>
+                <w:noProof/>
+                <w:webHidden/>
+              </w:rPr>
+              <w:t>4</w:t>
+            </w:r>
+            <w:r>
+              <w:rPr>
+                <w:noProof/>
+                <w:webHidden/>
+              </w:rPr>
+              <w:fldChar w:fldCharType="end"/>
+            </w:r>
+          </w:hyperlink>
+        </w:p>
+        <w:p>
+          <w:pPr>
+            <w:pStyle w:val="Sommario3"/>
+            <w:tabs>
+              <w:tab w:val="right" w:leader="dot" w:pos="9628"/>
+            </w:tabs>
+            <w:rPr>
+              <w:noProof/>
+              <w:kern w:val="2"/>
+              <w:sz w:val="24"/>
+              <w:szCs w:val="24"/>
+              <w:lang w:eastAsia="it-IT"/>
+            </w:rPr>
+          </w:pPr>
+          <w:hyperlink w:anchor="_Toc228343671" w:history="1">
+            <w:r>
+              <w:rPr>
+                <w:rStyle w:val="Collegamentoipertestuale"/>
+                <w:rFonts w:ascii="Times New Roman" w:eastAsia="Times New Roman" w:hAnsi="Times New Roman" w:cs="Times New Roman"/>
+                <w:b/>
+                <w:bCs/>
+                <w:noProof/>
+                <w:lang w:eastAsia="it-IT"/>
+              </w:rPr>
+              <w:t>3.3 Requisiti di sicurezza</w:t>
+            </w:r>
+            <w:r>
+              <w:rPr>
+                <w:noProof/>
+                <w:webHidden/>
+              </w:rPr>
+              <w:tab/>
+            </w:r>
+            <w:r>
+              <w:rPr>
+                <w:noProof/>
+                <w:webHidden/>
+              </w:rPr>
+              <w:fldChar w:fldCharType="begin"/>
+            </w:r>
+            <w:r>
+              <w:rPr>
+                <w:noProof/>
+                <w:webHidden/>
+              </w:rPr>
+              <w:instrText xml:space="preserve"> PAGEREF _Toc228343671 \h </w:instrText>
+            </w:r>
+            <w:r>
+              <w:rPr>
+                <w:noProof/>
+                <w:webHidden/>
+              </w:rPr>
+            </w:r>
+            <w:r>
+              <w:rPr>
+                <w:noProof/>
+                <w:webHidden/>
+              </w:rPr>
+              <w:fldChar w:fldCharType="separate"/>
+            </w:r>
+            <w:r>
+              <w:rPr>
+                <w:noProof/>
+                <w:webHidden/>
+              </w:rPr>
+              <w:t>4</w:t>
+            </w:r>
+            <w:r>
+              <w:rPr>
+                <w:noProof/>
+                <w:webHidden/>
+              </w:rPr>
+              <w:fldChar w:fldCharType="end"/>
+            </w:r>
+          </w:hyperlink>
+        </w:p>
+        <w:p>
+          <w:pPr>
+            <w:pStyle w:val="Sommario3"/>
+            <w:tabs>
+              <w:tab w:val="right" w:leader="dot" w:pos="9628"/>
+            </w:tabs>
+            <w:rPr>
+              <w:noProof/>
+              <w:kern w:val="2"/>
+              <w:sz w:val="24"/>
+              <w:szCs w:val="24"/>
+              <w:lang w:eastAsia="it-IT"/>
+            </w:rPr>
+          </w:pPr>
+          <w:hyperlink w:anchor="_Toc228343672" w:history="1">
+            <w:r>
+              <w:rPr>
+                <w:rStyle w:val="Collegamentoipertestuale"/>
+                <w:rFonts w:ascii="Times New Roman" w:eastAsia="Times New Roman" w:hAnsi="Times New Roman" w:cs="Times New Roman"/>
+                <w:b/>
+                <w:bCs/>
+                <w:noProof/>
+                <w:lang w:eastAsia="it-IT"/>
+              </w:rPr>
+              <w:t>3.4 Requisiti legali e di gioco responsabile</w:t>
+            </w:r>
+            <w:r>
+              <w:rPr>
+                <w:noProof/>
+                <w:webHidden/>
+              </w:rPr>
+              <w:tab/>
+            </w:r>
+            <w:r>
+              <w:rPr>
+                <w:noProof/>
+                <w:webHidden/>
+              </w:rPr>
+              <w:fldChar w:fldCharType="begin"/>
+            </w:r>
+            <w:r>
+              <w:rPr>
+                <w:noProof/>
+                <w:webHidden/>
+              </w:rPr>
+              <w:instrText xml:space="preserve"> PAGEREF _Toc228343672 \h </w:instrText>
+            </w:r>
+            <w:r>
+              <w:rPr>
+                <w:noProof/>
+                <w:webHidden/>
+              </w:rPr>
+            </w:r>
+            <w:r>
+              <w:rPr>
+                <w:noProof/>
+                <w:webHidden/>
+              </w:rPr>
+              <w:fldChar w:fldCharType="separate"/>
+            </w:r>
+            <w:r>
+              <w:rPr>
+                <w:noProof/>
+                <w:webHidden/>
+              </w:rPr>
+              <w:t>4</w:t>
+            </w:r>
+            <w:r>
+              <w:rPr>
+                <w:noProof/>
+                <w:webHidden/>
+              </w:rPr>
+              <w:fldChar w:fldCharType="end"/>
+            </w:r>
+          </w:hyperlink>
+        </w:p>
+        <w:p>
+          <w:pPr>
+            <w:pStyle w:val="Sommario2"/>
+            <w:tabs>
+              <w:tab w:val="right" w:leader="dot" w:pos="9628"/>
+            </w:tabs>
+            <w:rPr>
+              <w:noProof/>
+              <w:kern w:val="2"/>
+              <w:sz w:val="24"/>
+              <w:szCs w:val="24"/>
+              <w:lang w:eastAsia="it-IT"/>
+            </w:rPr>
+          </w:pPr>
+          <w:hyperlink w:anchor="_Toc228343673" w:history="1">
+            <w:r>
+              <w:rPr>
+                <w:rStyle w:val="Collegamentoipertestuale"/>
+                <w:rFonts w:ascii="Times New Roman" w:eastAsia="Times New Roman" w:hAnsi="Times New Roman" w:cs="Times New Roman"/>
+                <w:b/>
+                <w:bCs/>
+                <w:noProof/>
+                <w:lang w:eastAsia="it-IT"/>
+              </w:rPr>
+              <w:t>4. Interfacce esterne</w:t>
+            </w:r>
+            <w:r>
+              <w:rPr>
+                <w:noProof/>
+                <w:webHidden/>
+              </w:rPr>
+              <w:tab/>
+            </w:r>
+            <w:r>
+              <w:rPr>
+                <w:noProof/>
+                <w:webHidden/>
+              </w:rPr>
+              <w:fldChar w:fldCharType="begin"/>
+            </w:r>
+            <w:r>
+              <w:rPr>
+                <w:noProof/>
+                <w:webHidden/>
+              </w:rPr>
+              <w:instrText xml:space="preserve"> PAGEREF _Toc228343673 \h </w:instrText>
+            </w:r>
+            <w:r>
+              <w:rPr>
+                <w:noProof/>
+                <w:webHidden/>
+              </w:rPr>
+            </w:r>
+            <w:r>
+              <w:rPr>
+                <w:noProof/>
+                <w:webHidden/>
+              </w:rPr>
+              <w:fldChar w:fldCharType="separate"/>
+            </w:r>
+            <w:r>
+              <w:rPr>
+                <w:noProof/>
+                <w:webHidden/>
+              </w:rPr>
+              <w:t>4</w:t>
+            </w:r>
+            <w:r>
+              <w:rPr>
+                <w:noProof/>
+                <w:webHidden/>
+              </w:rPr>
+              <w:fldChar w:fldCharType="end"/>
+            </w:r>
+          </w:hyperlink>
+        </w:p>
+        <w:p>
+          <w:pPr>
+            <w:pStyle w:val="Sommario3"/>
+            <w:tabs>
+              <w:tab w:val="right" w:leader="dot" w:pos="9628"/>
+            </w:tabs>
+            <w:rPr>
+              <w:noProof/>
+              <w:kern w:val="2"/>
+              <w:sz w:val="24"/>
+              <w:szCs w:val="24"/>
+              <w:lang w:eastAsia="it-IT"/>
+            </w:rPr>
+          </w:pPr>
+          <w:hyperlink w:anchor="_Toc228343674" w:history="1">
+            <w:r>
+              <w:rPr>
+                <w:rStyle w:val="Collegamentoipertestuale"/>
+                <w:rFonts w:ascii="Times New Roman" w:eastAsia="Times New Roman" w:hAnsi="Times New Roman" w:cs="Times New Roman"/>
+                <w:b/>
+                <w:bCs/>
+                <w:noProof/>
+                <w:lang w:eastAsia="it-IT"/>
+              </w:rPr>
+              <w:t>4.1 Interfaccia utente</w:t>
+            </w:r>
+            <w:r>
+              <w:rPr>
+                <w:noProof/>
+                <w:webHidden/>
+              </w:rPr>
+              <w:tab/>
+            </w:r>
+            <w:r>
+              <w:rPr>
+                <w:noProof/>
+                <w:webHidden/>
+              </w:rPr>
+              <w:fldChar w:fldCharType="begin"/>
+            </w:r>
+            <w:r>
+              <w:rPr>
+                <w:noProof/>
+                <w:webHidden/>
+              </w:rPr>
+              <w:instrText xml:space="preserve"> PAGEREF _Toc228343674 \h </w:instrText>
+            </w:r>
+            <w:r>
+              <w:rPr>
+                <w:noProof/>
+                <w:webHidden/>
+              </w:rPr>
+            </w:r>
+            <w:r>
+              <w:rPr>
+                <w:noProof/>
+                <w:webHidden/>
+              </w:rPr>
+              <w:fldChar w:fldCharType="separate"/>
+            </w:r>
+            <w:r>
+              <w:rPr>
+                <w:noProof/>
+                <w:webHidden/>
+              </w:rPr>
+              <w:t>4</w:t>
+            </w:r>
+            <w:r>
+              <w:rPr>
+                <w:noProof/>
+                <w:webHidden/>
+              </w:rPr>
+              <w:fldChar w:fldCharType="end"/>
+            </w:r>
+          </w:hyperlink>
+        </w:p>
+        <w:p>
+          <w:pPr>
+            <w:pStyle w:val="Sommario3"/>
+            <w:tabs>
+              <w:tab w:val="right" w:leader="dot" w:pos="9628"/>
+            </w:tabs>
+            <w:rPr>
+              <w:noProof/>
+              <w:kern w:val="2"/>
+              <w:sz w:val="24"/>
+              <w:szCs w:val="24"/>
+              <w:lang w:eastAsia="it-IT"/>
+            </w:rPr>
+          </w:pPr>
+          <w:hyperlink w:anchor="_Toc228343675" w:history="1">
+            <w:r>
+              <w:rPr>
+                <w:rStyle w:val="Collegamentoipertestuale"/>
+                <w:rFonts w:ascii="Times New Roman" w:eastAsia="Times New Roman" w:hAnsi="Times New Roman" w:cs="Times New Roman"/>
+                <w:b/>
+                <w:bCs/>
+                <w:noProof/>
+                <w:lang w:eastAsia="it-IT"/>
+              </w:rPr>
+              <w:t>4.2 Interfacce software</w:t>
+            </w:r>
+            <w:r>
+              <w:rPr>
+                <w:noProof/>
+                <w:webHidden/>
+              </w:rPr>
+              <w:tab/>
+            </w:r>
+            <w:r>
+              <w:rPr>
+                <w:noProof/>
+                <w:webHidden/>
+              </w:rPr>
+              <w:fldChar w:fldCharType="begin"/>
+            </w:r>
+            <w:r>
+              <w:rPr>
+                <w:noProof/>
+                <w:webHidden/>
+              </w:rPr>
+              <w:instrText xml:space="preserve"> PAGEREF _Toc228343675 \h </w:instrText>
+            </w:r>
+            <w:r>
+              <w:rPr>
+                <w:noProof/>
+                <w:webHidden/>
+              </w:rPr>
+            </w:r>
+            <w:r>
+              <w:rPr>
+                <w:noProof/>
+                <w:webHidden/>
+              </w:rPr>
+              <w:fldChar w:fldCharType="separate"/>
+            </w:r>
+            <w:r>
+              <w:rPr>
+                <w:noProof/>
+                <w:webHidden/>
+              </w:rPr>
+              <w:t>4</w:t>
+            </w:r>
+            <w:r>
+              <w:rPr>
+                <w:noProof/>
+                <w:webHidden/>
+              </w:rPr>
+              <w:fldChar w:fldCharType="end"/>
+            </w:r>
+          </w:hyperlink>
+        </w:p>
+        <w:p>
+          <w:pPr>
+            <w:pStyle w:val="Sommario2"/>
+            <w:tabs>
+              <w:tab w:val="right" w:leader="dot" w:pos="9628"/>
+            </w:tabs>
+            <w:rPr>
+              <w:noProof/>
+              <w:kern w:val="2"/>
+              <w:sz w:val="24"/>
+              <w:szCs w:val="24"/>
+              <w:lang w:eastAsia="it-IT"/>
+            </w:rPr>
+          </w:pPr>
+          <w:hyperlink w:anchor="_Toc228343676" w:history="1">
+            <w:r>
+              <w:rPr>
+                <w:rStyle w:val="Collegamentoipertestuale"/>
+                <w:rFonts w:ascii="Times New Roman" w:eastAsia="Times New Roman" w:hAnsi="Times New Roman" w:cs="Times New Roman"/>
+                <w:b/>
+                <w:bCs/>
+                <w:noProof/>
+                <w:lang w:eastAsia="it-IT"/>
+              </w:rPr>
+              <w:t>5. Modelli di sistema</w:t>
+            </w:r>
+            <w:r>
+              <w:rPr>
+                <w:noProof/>
+                <w:webHidden/>
+              </w:rPr>
+              <w:tab/>
+            </w:r>
+            <w:r>
+              <w:rPr>
+                <w:noProof/>
+                <w:webHidden/>
+              </w:rPr>
+              <w:fldChar w:fldCharType="begin"/>
+            </w:r>
+            <w:r>
+              <w:rPr>
+                <w:noProof/>
+                <w:webHidden/>
+              </w:rPr>
+              <w:instrText xml:space="preserve"> PAGEREF _Toc228343676 \h </w:instrText>
+            </w:r>
+            <w:r>
+              <w:rPr>
+                <w:noProof/>
+                <w:webHidden/>
+              </w:rPr>
+            </w:r>
+            <w:r>
+              <w:rPr>
+                <w:noProof/>
+                <w:webHidden/>
+              </w:rPr>
+              <w:fldChar w:fldCharType="separate"/>
+            </w:r>
+            <w:r>
+              <w:rPr>
+                <w:noProof/>
+                <w:webHidden/>
+              </w:rPr>
+              <w:t>4</w:t>
+            </w:r>
+            <w:r>
+              <w:rPr>
+                <w:noProof/>
+                <w:webHidden/>
+              </w:rPr>
+              <w:fldChar w:fldCharType="end"/>
+            </w:r>
+          </w:hyperlink>
+        </w:p>
+        <w:p>
+          <w:pPr>
+            <w:pStyle w:val="Sommario3"/>
+            <w:tabs>
+              <w:tab w:val="right" w:leader="dot" w:pos="9628"/>
+            </w:tabs>
+            <w:rPr>
+              <w:noProof/>
+              <w:kern w:val="2"/>
+              <w:sz w:val="24"/>
+              <w:szCs w:val="24"/>
+              <w:lang w:eastAsia="it-IT"/>
+            </w:rPr>
+          </w:pPr>
+          <w:hyperlink w:anchor="_Toc228343677" w:history="1">
+            <w:r>
+              <w:rPr>
+                <w:rStyle w:val="Collegamentoipertestuale"/>
+                <w:rFonts w:ascii="Times New Roman" w:eastAsia="Times New Roman" w:hAnsi="Times New Roman" w:cs="Times New Roman"/>
+                <w:b/>
+                <w:bCs/>
+                <w:noProof/>
+                <w:lang w:eastAsia="it-IT"/>
+              </w:rPr>
+              <w:t>5.1 Casi d’uso</w:t>
+            </w:r>
+            <w:r>
+              <w:rPr>
+                <w:noProof/>
+                <w:webHidden/>
+              </w:rPr>
+              <w:tab/>
+            </w:r>
+            <w:r>
+              <w:rPr>
+                <w:noProof/>
+                <w:webHidden/>
+              </w:rPr>
+              <w:fldChar w:fldCharType="begin"/>
+            </w:r>
+            <w:r>
+              <w:rPr>
+                <w:noProof/>
+                <w:webHidden/>
+              </w:rPr>
+              <w:instrText xml:space="preserve"> PAGEREF _Toc228343677 \h </w:instrText>
+            </w:r>
+            <w:r>
+              <w:rPr>
+                <w:noProof/>
+                <w:webHidden/>
+              </w:rPr>
+            </w:r>
+            <w:r>
+              <w:rPr>
+                <w:noProof/>
+                <w:webHidden/>
+              </w:rPr>
+              <w:fldChar w:fldCharType="separate"/>
+            </w:r>
+            <w:r>
+              <w:rPr>
+                <w:noProof/>
+                <w:webHidden/>
+              </w:rPr>
+              <w:t>4</w:t>
+            </w:r>
+            <w:r>
+              <w:rPr>
+                <w:noProof/>
+                <w:webHidden/>
+              </w:rPr>
+              <w:fldChar w:fldCharType="end"/>
+            </w:r>
+          </w:hyperlink>
+        </w:p>
+        <w:p>
+          <w:pPr>
+            <w:pStyle w:val="Sommario2"/>
+            <w:tabs>
+              <w:tab w:val="right" w:leader="dot" w:pos="9628"/>
+            </w:tabs>
+            <w:rPr>
+              <w:noProof/>
+              <w:kern w:val="2"/>
+              <w:sz w:val="24"/>
+              <w:szCs w:val="24"/>
+              <w:lang w:eastAsia="it-IT"/>
+            </w:rPr>
+          </w:pPr>
+          <w:hyperlink w:anchor="_Toc228343678" w:history="1">
+            <w:r>
+              <w:rPr>
+                <w:rStyle w:val="Collegamentoipertestuale"/>
+                <w:rFonts w:ascii="Times New Roman" w:eastAsia="Times New Roman" w:hAnsi="Times New Roman" w:cs="Times New Roman"/>
+                <w:b/>
+                <w:bCs/>
+                <w:noProof/>
+                <w:lang w:eastAsia="it-IT"/>
+              </w:rPr>
+              <w:t>6. Gestione dei dati</w:t>
+            </w:r>
+            <w:r>
+              <w:rPr>
+                <w:noProof/>
+                <w:webHidden/>
+              </w:rPr>
+              <w:tab/>
+            </w:r>
+            <w:r>
+              <w:rPr>
+                <w:noProof/>
+                <w:webHidden/>
+              </w:rPr>
+              <w:fldChar w:fldCharType="begin"/>
+            </w:r>
+            <w:r>
+              <w:rPr>
+                <w:noProof/>
+                <w:webHidden/>
+              </w:rPr>
+              <w:instrText xml:space="preserve"> PAGEREF _Toc228343678 \h </w:instrText>
+            </w:r>
+            <w:r>
+              <w:rPr>
+                <w:noProof/>
+                <w:webHidden/>
+              </w:rPr>
+            </w:r>
+            <w:r>
+              <w:rPr>
+                <w:noProof/>
+                <w:webHidden/>
+              </w:rPr>
+              <w:fldChar w:fldCharType="separate"/>
+            </w:r>
+            <w:r>
+              <w:rPr>
+                <w:noProof/>
+                <w:webHidden/>
+              </w:rPr>
+              <w:t>5</w:t>
+            </w:r>
+            <w:r>
+              <w:rPr>
+                <w:noProof/>
+                <w:webHidden/>
+              </w:rPr>
+              <w:fldChar w:fldCharType="end"/>
+            </w:r>
+          </w:hyperlink>
+        </w:p>
+        <w:p>
+          <w:pPr>
+            <w:pStyle w:val="Sommario2"/>
+            <w:tabs>
+              <w:tab w:val="right" w:leader="dot" w:pos="9628"/>
+            </w:tabs>
+            <w:rPr>
+              <w:noProof/>
+              <w:kern w:val="2"/>
+              <w:sz w:val="24"/>
+              <w:szCs w:val="24"/>
+              <w:lang w:eastAsia="it-IT"/>
+            </w:rPr>
+          </w:pPr>
+          <w:hyperlink w:anchor="_Toc228343679" w:history="1">
+            <w:r>
+              <w:rPr>
+                <w:rStyle w:val="Collegamentoipertestuale"/>
+                <w:rFonts w:ascii="Times New Roman" w:eastAsia="Times New Roman" w:hAnsi="Times New Roman" w:cs="Times New Roman"/>
+                <w:b/>
+                <w:bCs/>
+                <w:noProof/>
+                <w:lang w:eastAsia="it-IT"/>
+              </w:rPr>
+              <w:t>7. Requisiti di performance</w:t>
+            </w:r>
+            <w:r>
+              <w:rPr>
+                <w:noProof/>
+                <w:webHidden/>
+              </w:rPr>
+              <w:tab/>
+            </w:r>
+            <w:r>
+              <w:rPr>
+                <w:noProof/>
+                <w:webHidden/>
+              </w:rPr>
+              <w:fldChar w:fldCharType="begin"/>
+            </w:r>
+            <w:r>
+              <w:rPr>
+                <w:noProof/>
+                <w:webHidden/>
+              </w:rPr>
+              <w:instrText xml:space="preserve"> PAGEREF _Toc228343679 \h </w:instrText>
+            </w:r>
+            <w:r>
+              <w:rPr>
+                <w:noProof/>
+                <w:webHidden/>
+              </w:rPr>
+            </w:r>
+            <w:r>
+              <w:rPr>
+                <w:noProof/>
+                <w:webHidden/>
+              </w:rPr>
+              <w:fldChar w:fldCharType="separate"/>
+            </w:r>
+            <w:r>
+              <w:rPr>
+                <w:noProof/>
+                <w:webHidden/>
+              </w:rPr>
+              <w:t>5</w:t>
+            </w:r>
+            <w:r>
+              <w:rPr>
+                <w:noProof/>
+                <w:webHidden/>
+              </w:rPr>
+              <w:fldChar w:fldCharType="end"/>
+            </w:r>
+          </w:hyperlink>
+        </w:p>
+        <w:p>
+          <w:pPr>
+            <w:pStyle w:val="Sommario2"/>
+            <w:tabs>
+              <w:tab w:val="right" w:leader="dot" w:pos="9628"/>
+            </w:tabs>
+            <w:rPr>
+              <w:noProof/>
+              <w:kern w:val="2"/>
+              <w:sz w:val="24"/>
+              <w:szCs w:val="24"/>
+              <w:lang w:eastAsia="it-IT"/>
+            </w:rPr>
+          </w:pPr>
+          <w:hyperlink w:anchor="_Toc228343680" w:history="1">
+            <w:r>
+              <w:rPr>
+                <w:rStyle w:val="Collegamentoipertestuale"/>
+                <w:rFonts w:ascii="Times New Roman" w:eastAsia="Times New Roman" w:hAnsi="Times New Roman" w:cs="Times New Roman"/>
+                <w:b/>
+                <w:bCs/>
+                <w:noProof/>
+                <w:lang w:eastAsia="it-IT"/>
+              </w:rPr>
+              <w:t>8. Appendici</w:t>
+            </w:r>
+            <w:r>
+              <w:rPr>
+                <w:noProof/>
+                <w:webHidden/>
+              </w:rPr>
+              <w:tab/>
+            </w:r>
+            <w:r>
+              <w:rPr>
+                <w:noProof/>
+                <w:webHidden/>
+              </w:rPr>
+              <w:fldChar w:fldCharType="begin"/>
+            </w:r>
+            <w:r>
+              <w:rPr>
+                <w:noProof/>
+                <w:webHidden/>
+              </w:rPr>
+              <w:instrText xml:space="preserve"> PAGEREF _Toc228343680 \h </w:instrText>
+            </w:r>
+            <w:r>
+              <w:rPr>
+                <w:noProof/>
+                <w:webHidden/>
+              </w:rPr>
+            </w:r>
+            <w:r>
+              <w:rPr>
+                <w:noProof/>
+                <w:webHidden/>
+              </w:rPr>
+              <w:fldChar w:fldCharType="separate"/>
+            </w:r>
+            <w:r>
+              <w:rPr>
+                <w:noProof/>
+                <w:webHidden/>
+              </w:rPr>
+              <w:t>5</w:t>
+            </w:r>
+            <w:r>
+              <w:rPr>
+                <w:noProof/>
+                <w:webHidden/>
+              </w:rPr>
+              <w:fldChar w:fldCharType="end"/>
+            </w:r>
+          </w:hyperlink>
+        </w:p>
+        <w:p>
+          <w:r>
+            <w:rPr>
+              <w:b/>
+              <w:bCs/>
+            </w:rPr>
+            <w:fldChar w:fldCharType="end"/>
+          </w:r>
+        </w:p>
+      </w:sdtContent>
+    </w:sdt>
+    <w:p>
+      <w:pPr>
+        <w:spacing w:before="100" w:beforeAutospacing="1" w:after="100" w:afterAutospacing="1" w:line="240" w:lineRule="auto"/>
+        <w:outlineLvl w:val="1"/>
         <w:rPr>
           <w:rFonts w:ascii="Times New Roman" w:eastAsia="Times New Roman" w:hAnsi="Times New Roman" w:cs="Times New Roman"/>
           <w:b/>
@@ -238,52 +2257,85 @@
           <w:szCs w:val="36"/>
           <w:lang w:eastAsia="it-IT"/>
         </w:rPr>
-        <w:br w:type="page"/>
-      </w:r>
-    </w:p>
-    <w:p>
-      <w:pPr>
-        <w:rPr>
-          <w:rFonts w:ascii="Times New Roman" w:eastAsia="Times New Roman" w:hAnsi="Times New Roman" w:cs="Times New Roman"/>
-          <w:b/>
-          <w:bCs/>
-          <w:sz w:val="36"/>
-          <w:szCs w:val="36"/>
-          <w:lang w:eastAsia="it-IT"/>
-        </w:rPr>
-      </w:pPr>
+      </w:pPr>
+    </w:p>
+    <w:p>
+      <w:pPr>
+        <w:spacing w:after="0" w:line="240" w:lineRule="auto"/>
+        <w:rPr>
+          <w:rFonts w:ascii="Times New Roman" w:eastAsia="Times New Roman" w:hAnsi="Times New Roman" w:cs="Times New Roman"/>
+          <w:sz w:val="24"/>
+          <w:szCs w:val="24"/>
+          <w:lang w:eastAsia="it-IT"/>
+        </w:rPr>
+      </w:pPr>
+    </w:p>
+    <w:p>
+      <w:pPr>
+        <w:pStyle w:val="Titolo2"/>
+      </w:pPr>
+      <w:bookmarkStart w:id="0" w:name="_Toc228343656"/>
+    </w:p>
+    <w:p>
+      <w:pPr>
+        <w:pStyle w:val="Titolo2"/>
+      </w:pPr>
+    </w:p>
+    <w:p>
+      <w:pPr>
+        <w:pStyle w:val="Titolo2"/>
+      </w:pPr>
+      <w:r>
+        <w:lastRenderedPageBreak/>
+        <w:t xml:space="preserve"> </w:t>
+      </w:r>
+      <w:r>
+        <w:t>1. Introduzione</w:t>
+      </w:r>
+      <w:bookmarkEnd w:id="0"/>
+    </w:p>
+    <w:p>
+      <w:pPr>
+        <w:pStyle w:val="Titolo3"/>
+      </w:pPr>
+      <w:bookmarkStart w:id="1" w:name="_Toc228343657"/>
+      <w:r>
+        <w:t>1.1 Scopo del documento</w:t>
+      </w:r>
+      <w:bookmarkEnd w:id="1"/>
     </w:p>
     <w:p>
       <w:pPr>
         <w:spacing w:before="100" w:beforeAutospacing="1" w:after="100" w:afterAutospacing="1" w:line="240" w:lineRule="auto"/>
-        <w:outlineLvl w:val="1"/>
-        <w:rPr>
-          <w:rFonts w:ascii="Times New Roman" w:eastAsia="Times New Roman" w:hAnsi="Times New Roman" w:cs="Times New Roman"/>
-          <w:b/>
-          <w:bCs/>
-          <w:sz w:val="36"/>
-          <w:szCs w:val="36"/>
-          <w:lang w:eastAsia="it-IT"/>
-        </w:rPr>
-      </w:pPr>
-      <w:r>
-        <w:rPr>
-          <w:rFonts w:ascii="Times New Roman" w:eastAsia="Times New Roman" w:hAnsi="Times New Roman" w:cs="Times New Roman"/>
-          <w:b/>
-          <w:bCs/>
-          <w:sz w:val="36"/>
-          <w:szCs w:val="36"/>
-          <w:lang w:eastAsia="it-IT"/>
-        </w:rPr>
-        <w:t>Indice</w:t>
-      </w:r>
-    </w:p>
-    <w:p>
-      <w:pPr>
-        <w:numPr>
-          <w:ilvl w:val="0"/>
-          <w:numId w:val="1"/>
-        </w:numPr>
+        <w:rPr>
+          <w:rFonts w:ascii="Times New Roman" w:eastAsia="Times New Roman" w:hAnsi="Times New Roman" w:cs="Times New Roman"/>
+          <w:sz w:val="24"/>
+          <w:szCs w:val="24"/>
+          <w:lang w:eastAsia="it-IT"/>
+        </w:rPr>
+      </w:pPr>
+      <w:r>
+        <w:rPr>
+          <w:rFonts w:ascii="Times New Roman" w:eastAsia="Times New Roman" w:hAnsi="Times New Roman" w:cs="Times New Roman"/>
+          <w:sz w:val="24"/>
+          <w:szCs w:val="24"/>
+          <w:lang w:eastAsia="it-IT"/>
+        </w:rPr>
+        <w:t>Questo documento descrive i requisiti per un’applicazione di gioco d’azzardo online focalizzata su slot machine, progettata per promuovere il gioco responsabile attraverso limiti e trasparenza.</w:t>
+      </w:r>
+    </w:p>
+    <w:p>
+      <w:pPr>
+        <w:pStyle w:val="Titolo3"/>
+      </w:pPr>
+      <w:bookmarkStart w:id="2" w:name="_Toc228343658"/>
+      <w:r>
+        <w:t>1.2 Ambito del sistema</w:t>
+      </w:r>
+      <w:bookmarkEnd w:id="2"/>
+    </w:p>
+    <w:p>
+      <w:pPr>
         <w:spacing w:before="100" w:beforeAutospacing="1" w:after="100" w:afterAutospacing="1" w:line="240" w:lineRule="auto"/>
         <w:rPr>
           <w:rFonts w:ascii="Times New Roman" w:eastAsia="Times New Roman" w:hAnsi="Times New Roman" w:cs="Times New Roman"/>
@@ -299,555 +2351,18 @@
           <w:szCs w:val="24"/>
           <w:lang w:eastAsia="it-IT"/>
         </w:rPr>
-        <w:t>Intro</w:t>
-      </w:r>
-      <w:r>
-        <w:rPr>
-          <w:rFonts w:ascii="Times New Roman" w:eastAsia="Times New Roman" w:hAnsi="Times New Roman" w:cs="Times New Roman"/>
-          <w:sz w:val="24"/>
-          <w:szCs w:val="24"/>
-          <w:lang w:eastAsia="it-IT"/>
-        </w:rPr>
-        <w:t>d</w:t>
-      </w:r>
-      <w:r>
-        <w:rPr>
-          <w:rFonts w:ascii="Times New Roman" w:eastAsia="Times New Roman" w:hAnsi="Times New Roman" w:cs="Times New Roman"/>
-          <w:sz w:val="24"/>
-          <w:szCs w:val="24"/>
-          <w:lang w:eastAsia="it-IT"/>
-        </w:rPr>
-        <w:t>u</w:t>
-      </w:r>
-      <w:r>
-        <w:rPr>
-          <w:rFonts w:ascii="Times New Roman" w:eastAsia="Times New Roman" w:hAnsi="Times New Roman" w:cs="Times New Roman"/>
-          <w:sz w:val="24"/>
-          <w:szCs w:val="24"/>
-          <w:lang w:eastAsia="it-IT"/>
-        </w:rPr>
-        <w:t>zione</w:t>
-      </w:r>
-      <w:r>
-        <w:rPr>
-          <w:rFonts w:ascii="Times New Roman" w:eastAsia="Times New Roman" w:hAnsi="Times New Roman" w:cs="Times New Roman"/>
-          <w:sz w:val="24"/>
-          <w:szCs w:val="24"/>
-          <w:lang w:eastAsia="it-IT"/>
-        </w:rPr>
-        <w:br/>
-        <w:t>1.1 Scopo del documento</w:t>
-      </w:r>
-      <w:r>
-        <w:rPr>
-          <w:rFonts w:ascii="Times New Roman" w:eastAsia="Times New Roman" w:hAnsi="Times New Roman" w:cs="Times New Roman"/>
-          <w:sz w:val="24"/>
-          <w:szCs w:val="24"/>
-          <w:lang w:eastAsia="it-IT"/>
-        </w:rPr>
-        <w:br/>
-        <w:t>1.2 Ambito del sistema</w:t>
-      </w:r>
-      <w:r>
-        <w:rPr>
-          <w:rFonts w:ascii="Times New Roman" w:eastAsia="Times New Roman" w:hAnsi="Times New Roman" w:cs="Times New Roman"/>
-          <w:sz w:val="24"/>
-          <w:szCs w:val="24"/>
-          <w:lang w:eastAsia="it-IT"/>
-        </w:rPr>
-        <w:br/>
+        <w:t>L’applicazione consente agli utenti di giocare alle slot online con restrizioni integrate, come limiti di perdita, numero massimo di giri e visualizzazione delle probabilità di vincita.</w:t>
+      </w:r>
+    </w:p>
+    <w:p>
+      <w:pPr>
+        <w:pStyle w:val="Titolo3"/>
+      </w:pPr>
+      <w:bookmarkStart w:id="3" w:name="_Toc228343659"/>
+      <w:r>
         <w:t>1.3 Definizioni, acronimi e abbreviazioni</w:t>
       </w:r>
-      <w:r>
-        <w:rPr>
-          <w:rFonts w:ascii="Times New Roman" w:eastAsia="Times New Roman" w:hAnsi="Times New Roman" w:cs="Times New Roman"/>
-          <w:sz w:val="24"/>
-          <w:szCs w:val="24"/>
-          <w:lang w:eastAsia="it-IT"/>
-        </w:rPr>
-        <w:br/>
-        <w:t>1.4 Riferimenti</w:t>
-      </w:r>
-      <w:r>
-        <w:rPr>
-          <w:rFonts w:ascii="Times New Roman" w:eastAsia="Times New Roman" w:hAnsi="Times New Roman" w:cs="Times New Roman"/>
-          <w:sz w:val="24"/>
-          <w:szCs w:val="24"/>
-          <w:lang w:eastAsia="it-IT"/>
-        </w:rPr>
-        <w:br/>
-        <w:t>1.5 Panoramica</w:t>
-      </w:r>
-    </w:p>
-    <w:p>
-      <w:pPr>
-        <w:numPr>
-          <w:ilvl w:val="0"/>
-          <w:numId w:val="1"/>
-        </w:numPr>
-        <w:spacing w:before="100" w:beforeAutospacing="1" w:after="100" w:afterAutospacing="1" w:line="240" w:lineRule="auto"/>
-        <w:rPr>
-          <w:rFonts w:ascii="Times New Roman" w:eastAsia="Times New Roman" w:hAnsi="Times New Roman" w:cs="Times New Roman"/>
-          <w:sz w:val="24"/>
-          <w:szCs w:val="24"/>
-          <w:lang w:eastAsia="it-IT"/>
-        </w:rPr>
-      </w:pPr>
-      <w:r>
-        <w:rPr>
-          <w:rFonts w:ascii="Times New Roman" w:eastAsia="Times New Roman" w:hAnsi="Times New Roman" w:cs="Times New Roman"/>
-          <w:sz w:val="24"/>
-          <w:szCs w:val="24"/>
-          <w:lang w:eastAsia="it-IT"/>
-        </w:rPr>
-        <w:t>Descrizione generale</w:t>
-      </w:r>
-      <w:r>
-        <w:rPr>
-          <w:rFonts w:ascii="Times New Roman" w:eastAsia="Times New Roman" w:hAnsi="Times New Roman" w:cs="Times New Roman"/>
-          <w:sz w:val="24"/>
-          <w:szCs w:val="24"/>
-          <w:lang w:eastAsia="it-IT"/>
-        </w:rPr>
-        <w:br/>
-        <w:t>2.1 Prospettiva del prodotto</w:t>
-      </w:r>
-      <w:r>
-        <w:rPr>
-          <w:rFonts w:ascii="Times New Roman" w:eastAsia="Times New Roman" w:hAnsi="Times New Roman" w:cs="Times New Roman"/>
-          <w:sz w:val="24"/>
-          <w:szCs w:val="24"/>
-          <w:lang w:eastAsia="it-IT"/>
-        </w:rPr>
-        <w:br/>
-        <w:t>2.2 Funzionalità del sistema</w:t>
-      </w:r>
-      <w:r>
-        <w:rPr>
-          <w:rFonts w:ascii="Times New Roman" w:eastAsia="Times New Roman" w:hAnsi="Times New Roman" w:cs="Times New Roman"/>
-          <w:sz w:val="24"/>
-          <w:szCs w:val="24"/>
-          <w:lang w:eastAsia="it-IT"/>
-        </w:rPr>
-        <w:br/>
-        <w:t>2.3 Tipologie di utenti</w:t>
-      </w:r>
-      <w:r>
-        <w:rPr>
-          <w:rFonts w:ascii="Times New Roman" w:eastAsia="Times New Roman" w:hAnsi="Times New Roman" w:cs="Times New Roman"/>
-          <w:sz w:val="24"/>
-          <w:szCs w:val="24"/>
-          <w:lang w:eastAsia="it-IT"/>
-        </w:rPr>
-        <w:br/>
-        <w:t>2.4 Vincoli</w:t>
-      </w:r>
-      <w:r>
-        <w:rPr>
-          <w:rFonts w:ascii="Times New Roman" w:eastAsia="Times New Roman" w:hAnsi="Times New Roman" w:cs="Times New Roman"/>
-          <w:sz w:val="24"/>
-          <w:szCs w:val="24"/>
-          <w:lang w:eastAsia="it-IT"/>
-        </w:rPr>
-        <w:br/>
-        <w:t>2.5 Assunzioni e dipendenze</w:t>
-      </w:r>
-    </w:p>
-    <w:p>
-      <w:pPr>
-        <w:numPr>
-          <w:ilvl w:val="0"/>
-          <w:numId w:val="1"/>
-        </w:numPr>
-        <w:spacing w:before="100" w:beforeAutospacing="1" w:after="100" w:afterAutospacing="1" w:line="240" w:lineRule="auto"/>
-        <w:rPr>
-          <w:rFonts w:ascii="Times New Roman" w:eastAsia="Times New Roman" w:hAnsi="Times New Roman" w:cs="Times New Roman"/>
-          <w:sz w:val="24"/>
-          <w:szCs w:val="24"/>
-          <w:lang w:eastAsia="it-IT"/>
-        </w:rPr>
-      </w:pPr>
-      <w:r>
-        <w:rPr>
-          <w:rFonts w:ascii="Times New Roman" w:eastAsia="Times New Roman" w:hAnsi="Times New Roman" w:cs="Times New Roman"/>
-          <w:sz w:val="24"/>
-          <w:szCs w:val="24"/>
-          <w:lang w:eastAsia="it-IT"/>
-        </w:rPr>
-        <w:t>Requisiti specifici</w:t>
-      </w:r>
-      <w:r>
-        <w:rPr>
-          <w:rFonts w:ascii="Times New Roman" w:eastAsia="Times New Roman" w:hAnsi="Times New Roman" w:cs="Times New Roman"/>
-          <w:sz w:val="24"/>
-          <w:szCs w:val="24"/>
-          <w:lang w:eastAsia="it-IT"/>
-        </w:rPr>
-        <w:br/>
-        <w:t>3.1 Requisiti funzionali</w:t>
-      </w:r>
-      <w:r>
-        <w:rPr>
-          <w:rFonts w:ascii="Times New Roman" w:eastAsia="Times New Roman" w:hAnsi="Times New Roman" w:cs="Times New Roman"/>
-          <w:sz w:val="24"/>
-          <w:szCs w:val="24"/>
-          <w:lang w:eastAsia="it-IT"/>
-        </w:rPr>
-        <w:br/>
-        <w:t>3.2 Requisiti non funzionali</w:t>
-      </w:r>
-      <w:r>
-        <w:rPr>
-          <w:rFonts w:ascii="Times New Roman" w:eastAsia="Times New Roman" w:hAnsi="Times New Roman" w:cs="Times New Roman"/>
-          <w:sz w:val="24"/>
-          <w:szCs w:val="24"/>
-          <w:lang w:eastAsia="it-IT"/>
-        </w:rPr>
-        <w:br/>
-        <w:t>3.3 Requisiti di sicurezza</w:t>
-      </w:r>
-      <w:r>
-        <w:rPr>
-          <w:rFonts w:ascii="Times New Roman" w:eastAsia="Times New Roman" w:hAnsi="Times New Roman" w:cs="Times New Roman"/>
-          <w:sz w:val="24"/>
-          <w:szCs w:val="24"/>
-          <w:lang w:eastAsia="it-IT"/>
-        </w:rPr>
-        <w:br/>
-        <w:t>3.4 Requisiti legali e di gioco responsabile</w:t>
-      </w:r>
-    </w:p>
-    <w:p>
-      <w:pPr>
-        <w:numPr>
-          <w:ilvl w:val="0"/>
-          <w:numId w:val="1"/>
-        </w:numPr>
-        <w:spacing w:before="100" w:beforeAutospacing="1" w:after="100" w:afterAutospacing="1" w:line="240" w:lineRule="auto"/>
-        <w:rPr>
-          <w:rFonts w:ascii="Times New Roman" w:eastAsia="Times New Roman" w:hAnsi="Times New Roman" w:cs="Times New Roman"/>
-          <w:sz w:val="24"/>
-          <w:szCs w:val="24"/>
-          <w:lang w:eastAsia="it-IT"/>
-        </w:rPr>
-      </w:pPr>
-      <w:r>
-        <w:rPr>
-          <w:rFonts w:ascii="Times New Roman" w:eastAsia="Times New Roman" w:hAnsi="Times New Roman" w:cs="Times New Roman"/>
-          <w:sz w:val="24"/>
-          <w:szCs w:val="24"/>
-          <w:lang w:eastAsia="it-IT"/>
-        </w:rPr>
-        <w:t>Interfacce esterne</w:t>
-      </w:r>
-      <w:r>
-        <w:rPr>
-          <w:rFonts w:ascii="Times New Roman" w:eastAsia="Times New Roman" w:hAnsi="Times New Roman" w:cs="Times New Roman"/>
-          <w:sz w:val="24"/>
-          <w:szCs w:val="24"/>
-          <w:lang w:eastAsia="it-IT"/>
-        </w:rPr>
-        <w:br/>
-        <w:t>4.1 Interfaccia utente</w:t>
-      </w:r>
-      <w:r>
-        <w:rPr>
-          <w:rFonts w:ascii="Times New Roman" w:eastAsia="Times New Roman" w:hAnsi="Times New Roman" w:cs="Times New Roman"/>
-          <w:sz w:val="24"/>
-          <w:szCs w:val="24"/>
-          <w:lang w:eastAsia="it-IT"/>
-        </w:rPr>
-        <w:br/>
-        <w:t>4.2 Interfacce software</w:t>
-      </w:r>
-    </w:p>
-    <w:p>
-      <w:pPr>
-        <w:numPr>
-          <w:ilvl w:val="0"/>
-          <w:numId w:val="1"/>
-        </w:numPr>
-        <w:spacing w:before="100" w:beforeAutospacing="1" w:after="100" w:afterAutospacing="1" w:line="240" w:lineRule="auto"/>
-        <w:rPr>
-          <w:rFonts w:ascii="Times New Roman" w:eastAsia="Times New Roman" w:hAnsi="Times New Roman" w:cs="Times New Roman"/>
-          <w:sz w:val="24"/>
-          <w:szCs w:val="24"/>
-          <w:lang w:eastAsia="it-IT"/>
-        </w:rPr>
-      </w:pPr>
-      <w:r>
-        <w:rPr>
-          <w:rFonts w:ascii="Times New Roman" w:eastAsia="Times New Roman" w:hAnsi="Times New Roman" w:cs="Times New Roman"/>
-          <w:sz w:val="24"/>
-          <w:szCs w:val="24"/>
-          <w:lang w:eastAsia="it-IT"/>
-        </w:rPr>
-        <w:t>Modelli di sistema</w:t>
-      </w:r>
-      <w:r>
-        <w:rPr>
-          <w:rFonts w:ascii="Times New Roman" w:eastAsia="Times New Roman" w:hAnsi="Times New Roman" w:cs="Times New Roman"/>
-          <w:sz w:val="24"/>
-          <w:szCs w:val="24"/>
-          <w:lang w:eastAsia="it-IT"/>
-        </w:rPr>
-        <w:br/>
-        <w:t>5.1 Casi d’uso</w:t>
-      </w:r>
-    </w:p>
-    <w:p>
-      <w:pPr>
-        <w:numPr>
-          <w:ilvl w:val="0"/>
-          <w:numId w:val="1"/>
-        </w:numPr>
-        <w:spacing w:before="100" w:beforeAutospacing="1" w:after="100" w:afterAutospacing="1" w:line="240" w:lineRule="auto"/>
-        <w:rPr>
-          <w:rFonts w:ascii="Times New Roman" w:eastAsia="Times New Roman" w:hAnsi="Times New Roman" w:cs="Times New Roman"/>
-          <w:sz w:val="24"/>
-          <w:szCs w:val="24"/>
-          <w:lang w:eastAsia="it-IT"/>
-        </w:rPr>
-      </w:pPr>
-      <w:r>
-        <w:rPr>
-          <w:rFonts w:ascii="Times New Roman" w:eastAsia="Times New Roman" w:hAnsi="Times New Roman" w:cs="Times New Roman"/>
-          <w:sz w:val="24"/>
-          <w:szCs w:val="24"/>
-          <w:lang w:eastAsia="it-IT"/>
-        </w:rPr>
-        <w:t>Gestione dei dati</w:t>
-      </w:r>
-    </w:p>
-    <w:p>
-      <w:pPr>
-        <w:numPr>
-          <w:ilvl w:val="0"/>
-          <w:numId w:val="1"/>
-        </w:numPr>
-        <w:spacing w:before="100" w:beforeAutospacing="1" w:after="100" w:afterAutospacing="1" w:line="240" w:lineRule="auto"/>
-        <w:rPr>
-          <w:rFonts w:ascii="Times New Roman" w:eastAsia="Times New Roman" w:hAnsi="Times New Roman" w:cs="Times New Roman"/>
-          <w:sz w:val="24"/>
-          <w:szCs w:val="24"/>
-          <w:lang w:eastAsia="it-IT"/>
-        </w:rPr>
-      </w:pPr>
-      <w:r>
-        <w:rPr>
-          <w:rFonts w:ascii="Times New Roman" w:eastAsia="Times New Roman" w:hAnsi="Times New Roman" w:cs="Times New Roman"/>
-          <w:sz w:val="24"/>
-          <w:szCs w:val="24"/>
-          <w:lang w:eastAsia="it-IT"/>
-        </w:rPr>
-        <w:t>Requisiti di performance</w:t>
-      </w:r>
-    </w:p>
-    <w:p>
-      <w:pPr>
-        <w:numPr>
-          <w:ilvl w:val="0"/>
-          <w:numId w:val="1"/>
-        </w:numPr>
-        <w:spacing w:before="100" w:beforeAutospacing="1" w:after="100" w:afterAutospacing="1" w:line="240" w:lineRule="auto"/>
-        <w:rPr>
-          <w:rFonts w:ascii="Times New Roman" w:eastAsia="Times New Roman" w:hAnsi="Times New Roman" w:cs="Times New Roman"/>
-          <w:sz w:val="24"/>
-          <w:szCs w:val="24"/>
-          <w:lang w:eastAsia="it-IT"/>
-        </w:rPr>
-      </w:pPr>
-      <w:r>
-        <w:rPr>
-          <w:rFonts w:ascii="Times New Roman" w:eastAsia="Times New Roman" w:hAnsi="Times New Roman" w:cs="Times New Roman"/>
-          <w:sz w:val="24"/>
-          <w:szCs w:val="24"/>
-          <w:lang w:eastAsia="it-IT"/>
-        </w:rPr>
-        <w:t>Appendici</w:t>
-      </w:r>
-    </w:p>
-    <w:p>
-      <w:pPr>
-        <w:spacing w:after="0" w:line="240" w:lineRule="auto"/>
-        <w:rPr>
-          <w:rFonts w:ascii="Times New Roman" w:eastAsia="Times New Roman" w:hAnsi="Times New Roman" w:cs="Times New Roman"/>
-          <w:sz w:val="24"/>
-          <w:szCs w:val="24"/>
-          <w:lang w:eastAsia="it-IT"/>
-        </w:rPr>
-      </w:pPr>
-      <w:r>
-        <w:rPr>
-          <w:rFonts w:ascii="Times New Roman" w:eastAsia="Times New Roman" w:hAnsi="Times New Roman" w:cs="Times New Roman"/>
-          <w:sz w:val="24"/>
-          <w:szCs w:val="24"/>
-          <w:lang w:eastAsia="it-IT"/>
-        </w:rPr>
-        <w:pict>
-          <v:rect id="_x0000_i1025" style="width:0;height:1.5pt" o:hralign="center" o:hrstd="t" o:hr="t" fillcolor="#a0a0a0" stroked="f"/>
-        </w:pict>
-      </w:r>
-    </w:p>
-    <w:p>
-      <w:pPr>
-        <w:spacing w:before="100" w:beforeAutospacing="1" w:after="100" w:afterAutospacing="1" w:line="240" w:lineRule="auto"/>
-        <w:outlineLvl w:val="1"/>
-        <w:rPr>
-          <w:rFonts w:ascii="Times New Roman" w:eastAsia="Times New Roman" w:hAnsi="Times New Roman" w:cs="Times New Roman"/>
-          <w:b/>
-          <w:bCs/>
-          <w:sz w:val="36"/>
-          <w:szCs w:val="36"/>
-          <w:lang w:eastAsia="it-IT"/>
-        </w:rPr>
-      </w:pPr>
-      <w:r>
-        <w:rPr>
-          <w:rFonts w:ascii="Times New Roman" w:eastAsia="Times New Roman" w:hAnsi="Times New Roman" w:cs="Times New Roman"/>
-          <w:b/>
-          <w:bCs/>
-          <w:sz w:val="36"/>
-          <w:szCs w:val="36"/>
-          <w:lang w:eastAsia="it-IT"/>
-        </w:rPr>
-        <w:t>1. Introduzione</w:t>
-      </w:r>
-    </w:p>
-    <w:p>
-      <w:pPr>
-        <w:spacing w:before="100" w:beforeAutospacing="1" w:after="100" w:afterAutospacing="1" w:line="240" w:lineRule="auto"/>
-        <w:outlineLvl w:val="2"/>
-        <w:rPr>
-          <w:rFonts w:ascii="Times New Roman" w:eastAsia="Times New Roman" w:hAnsi="Times New Roman" w:cs="Times New Roman"/>
-          <w:b/>
-          <w:bCs/>
-          <w:sz w:val="27"/>
-          <w:szCs w:val="27"/>
-          <w:lang w:eastAsia="it-IT"/>
-        </w:rPr>
-      </w:pPr>
-      <w:r>
-        <w:rPr>
-          <w:rFonts w:ascii="Times New Roman" w:eastAsia="Times New Roman" w:hAnsi="Times New Roman" w:cs="Times New Roman"/>
-          <w:b/>
-          <w:bCs/>
-          <w:sz w:val="27"/>
-          <w:szCs w:val="27"/>
-          <w:lang w:eastAsia="it-IT"/>
-        </w:rPr>
-        <w:t>1.1 Scopo del documento</w:t>
-      </w:r>
-    </w:p>
-    <w:p>
-      <w:pPr>
-        <w:spacing w:before="100" w:beforeAutospacing="1" w:after="100" w:afterAutospacing="1" w:line="240" w:lineRule="auto"/>
-        <w:rPr>
-          <w:rFonts w:ascii="Times New Roman" w:eastAsia="Times New Roman" w:hAnsi="Times New Roman" w:cs="Times New Roman"/>
-          <w:sz w:val="24"/>
-          <w:szCs w:val="24"/>
-          <w:lang w:eastAsia="it-IT"/>
-        </w:rPr>
-      </w:pPr>
-      <w:r>
-        <w:rPr>
-          <w:rFonts w:ascii="Times New Roman" w:eastAsia="Times New Roman" w:hAnsi="Times New Roman" w:cs="Times New Roman"/>
-          <w:sz w:val="24"/>
-          <w:szCs w:val="24"/>
-          <w:lang w:eastAsia="it-IT"/>
-        </w:rPr>
-        <w:t xml:space="preserve">Questo documento descrive i requisiti per un’applicazione di gioco d’azzardo online focalizzata su slot </w:t>
-      </w:r>
-      <w:proofErr w:type="spellStart"/>
-      <w:r>
-        <w:rPr>
-          <w:rFonts w:ascii="Times New Roman" w:eastAsia="Times New Roman" w:hAnsi="Times New Roman" w:cs="Times New Roman"/>
-          <w:sz w:val="24"/>
-          <w:szCs w:val="24"/>
-          <w:lang w:eastAsia="it-IT"/>
-        </w:rPr>
-        <w:t>machine</w:t>
-      </w:r>
-      <w:proofErr w:type="spellEnd"/>
-      <w:r>
-        <w:rPr>
-          <w:rFonts w:ascii="Times New Roman" w:eastAsia="Times New Roman" w:hAnsi="Times New Roman" w:cs="Times New Roman"/>
-          <w:sz w:val="24"/>
-          <w:szCs w:val="24"/>
-          <w:lang w:eastAsia="it-IT"/>
-        </w:rPr>
-        <w:t>, progettata per promuovere il gioco responsabile attraverso limiti e trasparenza.</w:t>
-      </w:r>
-    </w:p>
-    <w:p>
-      <w:pPr>
-        <w:spacing w:before="100" w:beforeAutospacing="1" w:after="100" w:afterAutospacing="1" w:line="240" w:lineRule="auto"/>
-        <w:outlineLvl w:val="2"/>
-        <w:rPr>
-          <w:rFonts w:ascii="Times New Roman" w:eastAsia="Times New Roman" w:hAnsi="Times New Roman" w:cs="Times New Roman"/>
-          <w:b/>
-          <w:bCs/>
-          <w:sz w:val="27"/>
-          <w:szCs w:val="27"/>
-          <w:lang w:eastAsia="it-IT"/>
-        </w:rPr>
-      </w:pPr>
-      <w:r>
-        <w:rPr>
-          <w:rFonts w:ascii="Times New Roman" w:eastAsia="Times New Roman" w:hAnsi="Times New Roman" w:cs="Times New Roman"/>
-          <w:b/>
-          <w:bCs/>
-          <w:sz w:val="27"/>
-          <w:szCs w:val="27"/>
-          <w:lang w:eastAsia="it-IT"/>
-        </w:rPr>
-        <w:t>1.2 Ambito del sistema</w:t>
-      </w:r>
-    </w:p>
-    <w:p>
-      <w:pPr>
-        <w:spacing w:before="100" w:beforeAutospacing="1" w:after="100" w:afterAutospacing="1" w:line="240" w:lineRule="auto"/>
-        <w:rPr>
-          <w:rFonts w:ascii="Times New Roman" w:eastAsia="Times New Roman" w:hAnsi="Times New Roman" w:cs="Times New Roman"/>
-          <w:sz w:val="24"/>
-          <w:szCs w:val="24"/>
-          <w:lang w:eastAsia="it-IT"/>
-        </w:rPr>
-      </w:pPr>
-      <w:r>
-        <w:rPr>
-          <w:rFonts w:ascii="Times New Roman" w:eastAsia="Times New Roman" w:hAnsi="Times New Roman" w:cs="Times New Roman"/>
-          <w:sz w:val="24"/>
-          <w:szCs w:val="24"/>
-          <w:lang w:eastAsia="it-IT"/>
-        </w:rPr>
-        <w:t>L’applicazione consente agli utenti di giocare alle slot online con restrizioni integrate, come limiti di perdita, numero massimo di giri e visualizzazione delle probabilità di vincita.</w:t>
-      </w:r>
-    </w:p>
-    <w:p>
-      <w:pPr>
-        <w:spacing w:before="100" w:beforeAutospacing="1" w:after="100" w:afterAutospacing="1" w:line="240" w:lineRule="auto"/>
-        <w:outlineLvl w:val="2"/>
-        <w:rPr>
-          <w:rFonts w:ascii="Times New Roman" w:eastAsia="Times New Roman" w:hAnsi="Times New Roman" w:cs="Times New Roman"/>
-          <w:b/>
-          <w:bCs/>
-          <w:sz w:val="27"/>
-          <w:szCs w:val="27"/>
-          <w:lang w:eastAsia="it-IT"/>
-        </w:rPr>
-      </w:pPr>
-      <w:r>
-        <w:rPr>
-          <w:rFonts w:ascii="Times New Roman" w:eastAsia="Times New Roman" w:hAnsi="Times New Roman" w:cs="Times New Roman"/>
-          <w:b/>
-          <w:bCs/>
-          <w:sz w:val="27"/>
-          <w:szCs w:val="27"/>
-          <w:lang w:eastAsia="it-IT"/>
-        </w:rPr>
-        <w:t>1.3 Definizioni, acronimi e abbreviazioni</w:t>
-      </w:r>
+      <w:bookmarkEnd w:id="3"/>
     </w:p>
     <w:p>
       <w:pPr>
@@ -925,47 +2440,7 @@
           <w:szCs w:val="24"/>
           <w:lang w:eastAsia="it-IT"/>
         </w:rPr>
-        <w:t xml:space="preserve">RTP: </w:t>
-      </w:r>
-      <w:proofErr w:type="spellStart"/>
-      <w:r>
-        <w:rPr>
-          <w:rFonts w:ascii="Times New Roman" w:eastAsia="Times New Roman" w:hAnsi="Times New Roman" w:cs="Times New Roman"/>
-          <w:sz w:val="24"/>
-          <w:szCs w:val="24"/>
-          <w:lang w:eastAsia="it-IT"/>
-        </w:rPr>
-        <w:t>Return</w:t>
-      </w:r>
-      <w:proofErr w:type="spellEnd"/>
-      <w:r>
-        <w:rPr>
-          <w:rFonts w:ascii="Times New Roman" w:eastAsia="Times New Roman" w:hAnsi="Times New Roman" w:cs="Times New Roman"/>
-          <w:sz w:val="24"/>
-          <w:szCs w:val="24"/>
-          <w:lang w:eastAsia="it-IT"/>
-        </w:rPr>
-        <w:t xml:space="preserve"> </w:t>
-      </w:r>
-      <w:proofErr w:type="spellStart"/>
-      <w:r>
-        <w:rPr>
-          <w:rFonts w:ascii="Times New Roman" w:eastAsia="Times New Roman" w:hAnsi="Times New Roman" w:cs="Times New Roman"/>
-          <w:sz w:val="24"/>
-          <w:szCs w:val="24"/>
-          <w:lang w:eastAsia="it-IT"/>
-        </w:rPr>
-        <w:t>To</w:t>
-      </w:r>
-      <w:proofErr w:type="spellEnd"/>
-      <w:r>
-        <w:rPr>
-          <w:rFonts w:ascii="Times New Roman" w:eastAsia="Times New Roman" w:hAnsi="Times New Roman" w:cs="Times New Roman"/>
-          <w:sz w:val="24"/>
-          <w:szCs w:val="24"/>
-          <w:lang w:eastAsia="it-IT"/>
-        </w:rPr>
-        <w:t xml:space="preserve"> Player (percentuale di ritorno al giocatore)</w:t>
+        <w:t>RTP: Return To Player (percentuale di ritorno al giocatore)</w:t>
       </w:r>
     </w:p>
     <w:p>
@@ -994,6 +2469,87 @@
     </w:p>
     <w:p>
       <w:pPr>
+        <w:pStyle w:val="Titolo3"/>
+      </w:pPr>
+      <w:bookmarkStart w:id="4" w:name="_Toc228343660"/>
+      <w:r>
+        <w:t>1.4 Riferimenti</w:t>
+      </w:r>
+      <w:bookmarkEnd w:id="4"/>
+    </w:p>
+    <w:p>
+      <w:pPr>
+        <w:spacing w:before="100" w:beforeAutospacing="1" w:after="100" w:afterAutospacing="1" w:line="240" w:lineRule="auto"/>
+        <w:rPr>
+          <w:rFonts w:ascii="Times New Roman" w:eastAsia="Times New Roman" w:hAnsi="Times New Roman" w:cs="Times New Roman"/>
+          <w:sz w:val="24"/>
+          <w:szCs w:val="24"/>
+          <w:lang w:eastAsia="it-IT"/>
+        </w:rPr>
+      </w:pPr>
+      <w:r>
+        <w:rPr>
+          <w:rFonts w:ascii="Times New Roman" w:eastAsia="Times New Roman" w:hAnsi="Times New Roman" w:cs="Times New Roman"/>
+          <w:sz w:val="24"/>
+          <w:szCs w:val="24"/>
+          <w:lang w:eastAsia="it-IT"/>
+        </w:rPr>
+        <w:t>Normative sul gioco d’azzardo online e linee guida sul gioco responsabile.</w:t>
+      </w:r>
+    </w:p>
+    <w:p>
+      <w:pPr>
+        <w:pStyle w:val="Titolo3"/>
+      </w:pPr>
+      <w:bookmarkStart w:id="5" w:name="_Toc228343661"/>
+      <w:r>
+        <w:t>1.5 Panoramica</w:t>
+      </w:r>
+      <w:bookmarkEnd w:id="5"/>
+    </w:p>
+    <w:p>
+      <w:pPr>
+        <w:spacing w:before="100" w:beforeAutospacing="1" w:after="100" w:afterAutospacing="1" w:line="240" w:lineRule="auto"/>
+        <w:rPr>
+          <w:rFonts w:ascii="Times New Roman" w:eastAsia="Times New Roman" w:hAnsi="Times New Roman" w:cs="Times New Roman"/>
+          <w:sz w:val="24"/>
+          <w:szCs w:val="24"/>
+          <w:lang w:eastAsia="it-IT"/>
+        </w:rPr>
+      </w:pPr>
+      <w:r>
+        <w:rPr>
+          <w:rFonts w:ascii="Times New Roman" w:eastAsia="Times New Roman" w:hAnsi="Times New Roman" w:cs="Times New Roman"/>
+          <w:sz w:val="24"/>
+          <w:szCs w:val="24"/>
+          <w:lang w:eastAsia="it-IT"/>
+        </w:rPr>
+        <w:t>Il documento descrive requisiti funzionali e non funzionali, con particolare attenzione alla tutela dell’utente.</w:t>
+      </w:r>
+    </w:p>
+    <w:p>
+      <w:pPr>
+        <w:spacing w:after="0" w:line="240" w:lineRule="auto"/>
+        <w:rPr>
+          <w:rFonts w:ascii="Times New Roman" w:eastAsia="Times New Roman" w:hAnsi="Times New Roman" w:cs="Times New Roman"/>
+          <w:sz w:val="24"/>
+          <w:szCs w:val="24"/>
+          <w:lang w:eastAsia="it-IT"/>
+        </w:rPr>
+      </w:pPr>
+    </w:p>
+    <w:p>
+      <w:pPr>
+        <w:pStyle w:val="Titolo2"/>
+      </w:pPr>
+      <w:bookmarkStart w:id="6" w:name="_Toc228343662"/>
+      <w:r>
+        <w:t>2. Descrizione generale</w:t>
+      </w:r>
+      <w:bookmarkEnd w:id="6"/>
+    </w:p>
+    <w:p>
+      <w:pPr>
         <w:spacing w:before="100" w:beforeAutospacing="1" w:after="100" w:afterAutospacing="1" w:line="240" w:lineRule="auto"/>
         <w:outlineLvl w:val="2"/>
         <w:rPr>
@@ -1005,6 +2561,7 @@
           <w:lang w:eastAsia="it-IT"/>
         </w:rPr>
       </w:pPr>
+      <w:bookmarkStart w:id="7" w:name="_Toc228343663"/>
       <w:r>
         <w:rPr>
           <w:rFonts w:ascii="Times New Roman" w:eastAsia="Times New Roman" w:hAnsi="Times New Roman" w:cs="Times New Roman"/>
@@ -1014,9 +2571,9 @@
           <w:szCs w:val="27"/>
           <w:lang w:eastAsia="it-IT"/>
         </w:rPr>
-        <w:lastRenderedPageBreak/>
-        <w:t>1.4 Riferimenti</w:t>
-      </w:r>
+        <w:t>2.1 Prospettiva del prodotto</w:t>
+      </w:r>
+      <w:bookmarkEnd w:id="7"/>
     </w:p>
     <w:p>
       <w:pPr>
@@ -1035,7 +2592,7 @@
           <w:szCs w:val="24"/>
           <w:lang w:eastAsia="it-IT"/>
         </w:rPr>
-        <w:t>Normative sul gioco d’azzardo online e linee guida sul gioco responsabile.</w:t>
+        <w:t>Sistema accessibile via web/mobile focalizzato esclusivamente su slot machine con meccanismi di controllo per limitare comportamenti a rischio.</w:t>
       </w:r>
     </w:p>
     <w:p>
@@ -1051,6 +2608,7 @@
           <w:lang w:eastAsia="it-IT"/>
         </w:rPr>
       </w:pPr>
+      <w:bookmarkStart w:id="8" w:name="_Toc228343664"/>
       <w:r>
         <w:rPr>
           <w:rFonts w:ascii="Times New Roman" w:eastAsia="Times New Roman" w:hAnsi="Times New Roman" w:cs="Times New Roman"/>
@@ -1060,165 +2618,9 @@
           <w:szCs w:val="27"/>
           <w:lang w:eastAsia="it-IT"/>
         </w:rPr>
-        <w:t>1.5 Panoramica</w:t>
-      </w:r>
-    </w:p>
-    <w:p>
-      <w:pPr>
-        <w:spacing w:before="100" w:beforeAutospacing="1" w:after="100" w:afterAutospacing="1" w:line="240" w:lineRule="auto"/>
-        <w:rPr>
-          <w:rFonts w:ascii="Times New Roman" w:eastAsia="Times New Roman" w:hAnsi="Times New Roman" w:cs="Times New Roman"/>
-          <w:sz w:val="24"/>
-          <w:szCs w:val="24"/>
-          <w:lang w:eastAsia="it-IT"/>
-        </w:rPr>
-      </w:pPr>
-      <w:r>
-        <w:rPr>
-          <w:rFonts w:ascii="Times New Roman" w:eastAsia="Times New Roman" w:hAnsi="Times New Roman" w:cs="Times New Roman"/>
-          <w:sz w:val="24"/>
-          <w:szCs w:val="24"/>
-          <w:lang w:eastAsia="it-IT"/>
-        </w:rPr>
-        <w:t>Il documento descrive requisiti funzionali e non funzionali, con particolare attenzione alla tutela dell’utente.</w:t>
-      </w:r>
-    </w:p>
-    <w:p>
-      <w:pPr>
-        <w:spacing w:after="0" w:line="240" w:lineRule="auto"/>
-        <w:rPr>
-          <w:rFonts w:ascii="Times New Roman" w:eastAsia="Times New Roman" w:hAnsi="Times New Roman" w:cs="Times New Roman"/>
-          <w:sz w:val="24"/>
-          <w:szCs w:val="24"/>
-          <w:lang w:eastAsia="it-IT"/>
-        </w:rPr>
-      </w:pPr>
-      <w:r>
-        <w:rPr>
-          <w:rFonts w:ascii="Times New Roman" w:eastAsia="Times New Roman" w:hAnsi="Times New Roman" w:cs="Times New Roman"/>
-          <w:sz w:val="24"/>
-          <w:szCs w:val="24"/>
-          <w:lang w:eastAsia="it-IT"/>
-        </w:rPr>
-        <w:pict>
-          <v:rect id="_x0000_i1026" style="width:0;height:1.5pt" o:hralign="center" o:hrstd="t" o:hr="t" fillcolor="#a0a0a0" stroked="f"/>
-        </w:pict>
-      </w:r>
-    </w:p>
-    <w:p>
-      <w:pPr>
-        <w:spacing w:before="100" w:beforeAutospacing="1" w:after="100" w:afterAutospacing="1" w:line="240" w:lineRule="auto"/>
-        <w:outlineLvl w:val="1"/>
-        <w:rPr>
-          <w:rFonts w:ascii="Times New Roman" w:eastAsia="Times New Roman" w:hAnsi="Times New Roman" w:cs="Times New Roman"/>
-          <w:b/>
-          <w:bCs/>
-          <w:sz w:val="36"/>
-          <w:szCs w:val="36"/>
-          <w:lang w:eastAsia="it-IT"/>
-        </w:rPr>
-      </w:pPr>
-      <w:r>
-        <w:rPr>
-          <w:rFonts w:ascii="Times New Roman" w:eastAsia="Times New Roman" w:hAnsi="Times New Roman" w:cs="Times New Roman"/>
-          <w:b/>
-          <w:bCs/>
-          <w:sz w:val="36"/>
-          <w:szCs w:val="36"/>
-          <w:lang w:eastAsia="it-IT"/>
-        </w:rPr>
-        <w:t>2. Descrizione generale</w:t>
-      </w:r>
-    </w:p>
-    <w:p>
-      <w:pPr>
-        <w:spacing w:before="100" w:beforeAutospacing="1" w:after="100" w:afterAutospacing="1" w:line="240" w:lineRule="auto"/>
-        <w:outlineLvl w:val="2"/>
-        <w:rPr>
-          <w:rFonts w:ascii="Times New Roman" w:eastAsia="Times New Roman" w:hAnsi="Times New Roman" w:cs="Times New Roman"/>
-          <w:b/>
-          <w:bCs/>
-          <w:sz w:val="27"/>
-          <w:szCs w:val="27"/>
-          <w:lang w:eastAsia="it-IT"/>
-        </w:rPr>
-      </w:pPr>
-      <w:r>
-        <w:rPr>
-          <w:rFonts w:ascii="Times New Roman" w:eastAsia="Times New Roman" w:hAnsi="Times New Roman" w:cs="Times New Roman"/>
-          <w:b/>
-          <w:bCs/>
-          <w:sz w:val="27"/>
-          <w:szCs w:val="27"/>
-          <w:lang w:eastAsia="it-IT"/>
-        </w:rPr>
-        <w:t>2.1 Prospettiva del prodotto</w:t>
-      </w:r>
-    </w:p>
-    <w:p>
-      <w:pPr>
-        <w:spacing w:before="100" w:beforeAutospacing="1" w:after="100" w:afterAutospacing="1" w:line="240" w:lineRule="auto"/>
-        <w:rPr>
-          <w:rFonts w:ascii="Times New Roman" w:eastAsia="Times New Roman" w:hAnsi="Times New Roman" w:cs="Times New Roman"/>
-          <w:sz w:val="24"/>
-          <w:szCs w:val="24"/>
-          <w:lang w:eastAsia="it-IT"/>
-        </w:rPr>
-      </w:pPr>
-      <w:r>
-        <w:rPr>
-          <w:rFonts w:ascii="Times New Roman" w:eastAsia="Times New Roman" w:hAnsi="Times New Roman" w:cs="Times New Roman"/>
-          <w:sz w:val="24"/>
-          <w:szCs w:val="24"/>
-          <w:lang w:eastAsia="it-IT"/>
-        </w:rPr>
-        <w:t xml:space="preserve">Sistema accessibile via web/mobile focalizzato esclusivamente su slot </w:t>
-      </w:r>
-      <w:proofErr w:type="spellStart"/>
-      <w:r>
-        <w:rPr>
-          <w:rFonts w:ascii="Times New Roman" w:eastAsia="Times New Roman" w:hAnsi="Times New Roman" w:cs="Times New Roman"/>
-          <w:sz w:val="24"/>
-          <w:szCs w:val="24"/>
-          <w:lang w:eastAsia="it-IT"/>
-        </w:rPr>
-        <w:t>machine</w:t>
-      </w:r>
-      <w:proofErr w:type="spellEnd"/>
-      <w:r>
-        <w:rPr>
-          <w:rFonts w:ascii="Times New Roman" w:eastAsia="Times New Roman" w:hAnsi="Times New Roman" w:cs="Times New Roman"/>
-          <w:sz w:val="24"/>
-          <w:szCs w:val="24"/>
-          <w:lang w:eastAsia="it-IT"/>
-        </w:rPr>
-        <w:t xml:space="preserve"> con meccanismi di controllo per limitare comportamenti a rischio.</w:t>
-      </w:r>
-    </w:p>
-    <w:p>
-      <w:pPr>
-        <w:spacing w:before="100" w:beforeAutospacing="1" w:after="100" w:afterAutospacing="1" w:line="240" w:lineRule="auto"/>
-        <w:outlineLvl w:val="2"/>
-        <w:rPr>
-          <w:rFonts w:ascii="Times New Roman" w:eastAsia="Times New Roman" w:hAnsi="Times New Roman" w:cs="Times New Roman"/>
-          <w:b/>
-          <w:bCs/>
-          <w:sz w:val="27"/>
-          <w:szCs w:val="27"/>
-          <w:lang w:eastAsia="it-IT"/>
-        </w:rPr>
-      </w:pPr>
-      <w:r>
-        <w:rPr>
-          <w:rFonts w:ascii="Times New Roman" w:eastAsia="Times New Roman" w:hAnsi="Times New Roman" w:cs="Times New Roman"/>
-          <w:b/>
-          <w:bCs/>
-          <w:sz w:val="27"/>
-          <w:szCs w:val="27"/>
-          <w:lang w:eastAsia="it-IT"/>
-        </w:rPr>
         <w:t>2.2 Funzionalità del sistema</w:t>
       </w:r>
+      <w:bookmarkEnd w:id="8"/>
     </w:p>
     <w:p>
       <w:pPr>
@@ -1265,19 +2667,8 @@
           <w:szCs w:val="24"/>
           <w:lang w:eastAsia="it-IT"/>
         </w:rPr>
-        <w:t xml:space="preserve">Accesso alle slot </w:t>
-      </w:r>
-      <w:proofErr w:type="spellStart"/>
-      <w:r>
-        <w:rPr>
-          <w:rFonts w:ascii="Times New Roman" w:eastAsia="Times New Roman" w:hAnsi="Times New Roman" w:cs="Times New Roman"/>
-          <w:sz w:val="24"/>
-          <w:szCs w:val="24"/>
-          <w:lang w:eastAsia="it-IT"/>
-        </w:rPr>
-        <w:t>machine</w:t>
-      </w:r>
-      <w:proofErr w:type="spellEnd"/>
+        <w:t>Accesso alle slot machine</w:t>
+      </w:r>
     </w:p>
     <w:p>
       <w:pPr>
@@ -1388,6 +2779,7 @@
           <w:lang w:eastAsia="it-IT"/>
         </w:rPr>
       </w:pPr>
+      <w:bookmarkStart w:id="9" w:name="_Toc228343665"/>
       <w:r>
         <w:rPr>
           <w:rFonts w:ascii="Times New Roman" w:eastAsia="Times New Roman" w:hAnsi="Times New Roman" w:cs="Times New Roman"/>
@@ -1399,6 +2791,7 @@
         </w:rPr>
         <w:t>2.3 Tipologie di utenti</w:t>
       </w:r>
+      <w:bookmarkEnd w:id="9"/>
     </w:p>
     <w:p>
       <w:pPr>
@@ -1461,6 +2854,7 @@
           <w:lang w:eastAsia="it-IT"/>
         </w:rPr>
       </w:pPr>
+      <w:bookmarkStart w:id="10" w:name="_Toc228343666"/>
       <w:r>
         <w:rPr>
           <w:rFonts w:ascii="Times New Roman" w:eastAsia="Times New Roman" w:hAnsi="Times New Roman" w:cs="Times New Roman"/>
@@ -1470,8 +2864,10 @@
           <w:szCs w:val="27"/>
           <w:lang w:eastAsia="it-IT"/>
         </w:rPr>
+        <w:lastRenderedPageBreak/>
         <w:t>2.4 Vincoli</w:t>
       </w:r>
+      <w:bookmarkEnd w:id="10"/>
     </w:p>
     <w:p>
       <w:pPr>
@@ -1558,6 +2954,7 @@
           <w:lang w:eastAsia="it-IT"/>
         </w:rPr>
       </w:pPr>
+      <w:bookmarkStart w:id="11" w:name="_Toc228343667"/>
       <w:r>
         <w:rPr>
           <w:rFonts w:ascii="Times New Roman" w:eastAsia="Times New Roman" w:hAnsi="Times New Roman" w:cs="Times New Roman"/>
@@ -1569,6 +2966,7 @@
         </w:rPr>
         <w:t>2.5 Assunzioni e dipendenze</w:t>
       </w:r>
+      <w:bookmarkEnd w:id="11"/>
     </w:p>
     <w:p>
       <w:pPr>
@@ -1628,17 +3026,6 @@
           <w:lang w:eastAsia="it-IT"/>
         </w:rPr>
       </w:pPr>
-      <w:r>
-        <w:rPr>
-          <w:rFonts w:ascii="Times New Roman" w:eastAsia="Times New Roman" w:hAnsi="Times New Roman" w:cs="Times New Roman"/>
-          <w:sz w:val="24"/>
-          <w:szCs w:val="24"/>
-          <w:lang w:eastAsia="it-IT"/>
-        </w:rPr>
-        <w:pict>
-          <v:rect id="_x0000_i1027" style="width:0;height:1.5pt" o:hralign="center" o:hrstd="t" o:hr="t" fillcolor="#a0a0a0" stroked="f"/>
-        </w:pict>
-      </w:r>
     </w:p>
     <w:p>
       <w:pPr>
@@ -1653,6 +3040,7 @@
           <w:lang w:eastAsia="it-IT"/>
         </w:rPr>
       </w:pPr>
+      <w:bookmarkStart w:id="12" w:name="_Toc228343668"/>
       <w:r>
         <w:rPr>
           <w:rFonts w:ascii="Times New Roman" w:eastAsia="Times New Roman" w:hAnsi="Times New Roman" w:cs="Times New Roman"/>
@@ -1664,6 +3052,7 @@
         </w:rPr>
         <w:t>3. Requisiti specifici</w:t>
       </w:r>
+      <w:bookmarkEnd w:id="12"/>
     </w:p>
     <w:p>
       <w:pPr>
@@ -1678,6 +3067,7 @@
           <w:lang w:eastAsia="it-IT"/>
         </w:rPr>
       </w:pPr>
+      <w:bookmarkStart w:id="13" w:name="_Toc228343669"/>
       <w:r>
         <w:rPr>
           <w:rFonts w:ascii="Times New Roman" w:eastAsia="Times New Roman" w:hAnsi="Times New Roman" w:cs="Times New Roman"/>
@@ -1689,6 +3079,7 @@
         </w:rPr>
         <w:t>3.1 Requisiti funzionali</w:t>
       </w:r>
+      <w:bookmarkEnd w:id="13"/>
     </w:p>
     <w:p>
       <w:pPr>
@@ -1711,7 +3102,6 @@
           <w:szCs w:val="24"/>
           <w:lang w:eastAsia="it-IT"/>
         </w:rPr>
-        <w:lastRenderedPageBreak/>
         <w:t>L’utente deve poter avviare una sessione di gioco</w:t>
       </w:r>
     </w:p>
@@ -1848,6 +3238,7 @@
           <w:lang w:eastAsia="it-IT"/>
         </w:rPr>
       </w:pPr>
+      <w:bookmarkStart w:id="14" w:name="_Toc228343670"/>
       <w:r>
         <w:rPr>
           <w:rFonts w:ascii="Times New Roman" w:eastAsia="Times New Roman" w:hAnsi="Times New Roman" w:cs="Times New Roman"/>
@@ -1859,6 +3250,7 @@
         </w:rPr>
         <w:t>3.2 Requisiti non funzionali</w:t>
       </w:r>
+      <w:bookmarkEnd w:id="14"/>
     </w:p>
     <w:p>
       <w:pPr>
@@ -1905,7 +3297,27 @@
           <w:szCs w:val="24"/>
           <w:lang w:eastAsia="it-IT"/>
         </w:rPr>
-        <w:t>Tempo di risposta inferiore a 2 secondi</w:t>
+        <w:t xml:space="preserve">Tempo di risposta inferiore a </w:t>
+      </w:r>
+      <w:proofErr w:type="gramStart"/>
+      <w:r>
+        <w:rPr>
+          <w:rFonts w:ascii="Times New Roman" w:eastAsia="Times New Roman" w:hAnsi="Times New Roman" w:cs="Times New Roman"/>
+          <w:sz w:val="24"/>
+          <w:szCs w:val="24"/>
+          <w:lang w:eastAsia="it-IT"/>
+        </w:rPr>
+        <w:t>2</w:t>
+      </w:r>
+      <w:proofErr w:type="gramEnd"/>
+      <w:r>
+        <w:rPr>
+          <w:rFonts w:ascii="Times New Roman" w:eastAsia="Times New Roman" w:hAnsi="Times New Roman" w:cs="Times New Roman"/>
+          <w:sz w:val="24"/>
+          <w:szCs w:val="24"/>
+          <w:lang w:eastAsia="it-IT"/>
+        </w:rPr>
+        <w:t xml:space="preserve"> secondi</w:t>
       </w:r>
     </w:p>
     <w:p>
@@ -1945,6 +3357,7 @@
           <w:lang w:eastAsia="it-IT"/>
         </w:rPr>
       </w:pPr>
+      <w:bookmarkStart w:id="15" w:name="_Toc228343671"/>
       <w:r>
         <w:rPr>
           <w:rFonts w:ascii="Times New Roman" w:eastAsia="Times New Roman" w:hAnsi="Times New Roman" w:cs="Times New Roman"/>
@@ -1956,6 +3369,7 @@
         </w:rPr>
         <w:t>3.3 Requisiti di sicurezza</w:t>
       </w:r>
+      <w:bookmarkEnd w:id="15"/>
     </w:p>
     <w:p>
       <w:pPr>
@@ -2042,6 +3456,7 @@
           <w:lang w:eastAsia="it-IT"/>
         </w:rPr>
       </w:pPr>
+      <w:bookmarkStart w:id="16" w:name="_Toc228343672"/>
       <w:r>
         <w:rPr>
           <w:rFonts w:ascii="Times New Roman" w:eastAsia="Times New Roman" w:hAnsi="Times New Roman" w:cs="Times New Roman"/>
@@ -2053,6 +3468,7 @@
         </w:rPr>
         <w:t>3.4 Requisiti legali e di gioco responsabile</w:t>
       </w:r>
+      <w:bookmarkEnd w:id="16"/>
     </w:p>
     <w:p>
       <w:pPr>
@@ -2167,7 +3583,7 @@
           <w:szCs w:val="24"/>
           <w:lang w:eastAsia="it-IT"/>
         </w:rPr>
-        <w:pict>
+        <w:pict w14:anchorId="646339B7">
           <v:rect id="_x0000_i1028" style="width:0;height:1.5pt" o:hralign="center" o:hrstd="t" o:hr="t" fillcolor="#a0a0a0" stroked="f"/>
         </w:pict>
       </w:r>
@@ -2185,6 +3601,7 @@
           <w:lang w:eastAsia="it-IT"/>
         </w:rPr>
       </w:pPr>
+      <w:bookmarkStart w:id="17" w:name="_Toc228343673"/>
       <w:r>
         <w:rPr>
           <w:rFonts w:ascii="Times New Roman" w:eastAsia="Times New Roman" w:hAnsi="Times New Roman" w:cs="Times New Roman"/>
@@ -2196,6 +3613,7 @@
         </w:rPr>
         <w:t>4. Interfacce esterne</w:t>
       </w:r>
+      <w:bookmarkEnd w:id="17"/>
     </w:p>
     <w:p>
       <w:pPr>
@@ -2210,6 +3628,7 @@
           <w:lang w:eastAsia="it-IT"/>
         </w:rPr>
       </w:pPr>
+      <w:bookmarkStart w:id="18" w:name="_Toc228343674"/>
       <w:r>
         <w:rPr>
           <w:rFonts w:ascii="Times New Roman" w:eastAsia="Times New Roman" w:hAnsi="Times New Roman" w:cs="Times New Roman"/>
@@ -2221,6 +3640,7 @@
         </w:rPr>
         <w:t>4.1 Interfaccia utente</w:t>
       </w:r>
+      <w:bookmarkEnd w:id="18"/>
     </w:p>
     <w:p>
       <w:pPr>
@@ -2236,25 +3656,15 @@
           <w:lang w:eastAsia="it-IT"/>
         </w:rPr>
       </w:pPr>
-      <w:proofErr w:type="spellStart"/>
-      <w:r>
-        <w:rPr>
-          <w:rFonts w:ascii="Times New Roman" w:eastAsia="Times New Roman" w:hAnsi="Times New Roman" w:cs="Times New Roman"/>
-          <w:sz w:val="24"/>
-          <w:szCs w:val="24"/>
-          <w:lang w:eastAsia="it-IT"/>
-        </w:rPr>
-        <w:t>Dashboard</w:t>
-      </w:r>
-      <w:proofErr w:type="spellEnd"/>
-      <w:r>
-        <w:rPr>
-          <w:rFonts w:ascii="Times New Roman" w:eastAsia="Times New Roman" w:hAnsi="Times New Roman" w:cs="Times New Roman"/>
-          <w:sz w:val="24"/>
-          <w:szCs w:val="24"/>
-          <w:lang w:eastAsia="it-IT"/>
-        </w:rPr>
-        <w:t xml:space="preserve"> con saldo, limiti e statistiche</w:t>
+      <w:r>
+        <w:rPr>
+          <w:rFonts w:ascii="Times New Roman" w:eastAsia="Times New Roman" w:hAnsi="Times New Roman" w:cs="Times New Roman"/>
+          <w:sz w:val="24"/>
+          <w:szCs w:val="24"/>
+          <w:lang w:eastAsia="it-IT"/>
+        </w:rPr>
+        <w:lastRenderedPageBreak/>
+        <w:t>Dashboard con saldo, limiti e statistiche</w:t>
       </w:r>
     </w:p>
     <w:p>
@@ -2318,6 +3728,7 @@
           <w:lang w:eastAsia="it-IT"/>
         </w:rPr>
       </w:pPr>
+      <w:bookmarkStart w:id="19" w:name="_Toc228343675"/>
       <w:r>
         <w:rPr>
           <w:rFonts w:ascii="Times New Roman" w:eastAsia="Times New Roman" w:hAnsi="Times New Roman" w:cs="Times New Roman"/>
@@ -2329,6 +3740,7 @@
         </w:rPr>
         <w:t>4.2 Interfacce software</w:t>
       </w:r>
+      <w:bookmarkEnd w:id="19"/>
     </w:p>
     <w:p>
       <w:pPr>
@@ -2395,7 +3807,7 @@
           <w:szCs w:val="24"/>
           <w:lang w:eastAsia="it-IT"/>
         </w:rPr>
-        <w:pict>
+        <w:pict w14:anchorId="4DAA1578">
           <v:rect id="_x0000_i1029" style="width:0;height:1.5pt" o:hralign="center" o:hrstd="t" o:hr="t" fillcolor="#a0a0a0" stroked="f"/>
         </w:pict>
       </w:r>
@@ -2413,6 +3825,7 @@
           <w:lang w:eastAsia="it-IT"/>
         </w:rPr>
       </w:pPr>
+      <w:bookmarkStart w:id="20" w:name="_Toc228343676"/>
       <w:r>
         <w:rPr>
           <w:rFonts w:ascii="Times New Roman" w:eastAsia="Times New Roman" w:hAnsi="Times New Roman" w:cs="Times New Roman"/>
@@ -2424,6 +3837,7 @@
         </w:rPr>
         <w:t>5. Modelli di sistema</w:t>
       </w:r>
+      <w:bookmarkEnd w:id="20"/>
     </w:p>
     <w:p>
       <w:pPr>
@@ -2438,6 +3852,7 @@
           <w:lang w:eastAsia="it-IT"/>
         </w:rPr>
       </w:pPr>
+      <w:bookmarkStart w:id="21" w:name="_Toc228343677"/>
       <w:r>
         <w:rPr>
           <w:rFonts w:ascii="Times New Roman" w:eastAsia="Times New Roman" w:hAnsi="Times New Roman" w:cs="Times New Roman"/>
@@ -2449,6 +3864,7 @@
         </w:rPr>
         <w:t>5.1 Casi d’uso</w:t>
       </w:r>
+      <w:bookmarkEnd w:id="21"/>
     </w:p>
     <w:p>
       <w:pPr>
@@ -2519,7 +3935,6 @@
           <w:szCs w:val="24"/>
           <w:lang w:eastAsia="it-IT"/>
         </w:rPr>
-        <w:lastRenderedPageBreak/>
         <w:t>Avvio sessione slot</w:t>
       </w:r>
     </w:p>
@@ -2544,19 +3959,8 @@
           <w:szCs w:val="24"/>
           <w:lang w:eastAsia="it-IT"/>
         </w:rPr>
-        <w:t xml:space="preserve">Giocare uno </w:t>
-      </w:r>
-      <w:proofErr w:type="spellStart"/>
-      <w:r>
-        <w:rPr>
-          <w:rFonts w:ascii="Times New Roman" w:eastAsia="Times New Roman" w:hAnsi="Times New Roman" w:cs="Times New Roman"/>
-          <w:sz w:val="24"/>
-          <w:szCs w:val="24"/>
-          <w:lang w:eastAsia="it-IT"/>
-        </w:rPr>
-        <w:t>spin</w:t>
-      </w:r>
-      <w:proofErr w:type="spellEnd"/>
+        <w:t>Giocare uno spin</w:t>
+      </w:r>
     </w:p>
     <w:p>
       <w:pPr>
@@ -2623,7 +4027,7 @@
           <w:szCs w:val="24"/>
           <w:lang w:eastAsia="it-IT"/>
         </w:rPr>
-        <w:pict>
+        <w:pict w14:anchorId="11067D54">
           <v:rect id="_x0000_i1030" style="width:0;height:1.5pt" o:hralign="center" o:hrstd="t" o:hr="t" fillcolor="#a0a0a0" stroked="f"/>
         </w:pict>
       </w:r>
@@ -2641,6 +4045,7 @@
           <w:lang w:eastAsia="it-IT"/>
         </w:rPr>
       </w:pPr>
+      <w:bookmarkStart w:id="22" w:name="_Toc228343678"/>
       <w:r>
         <w:rPr>
           <w:rFonts w:ascii="Times New Roman" w:eastAsia="Times New Roman" w:hAnsi="Times New Roman" w:cs="Times New Roman"/>
@@ -2652,6 +4057,7 @@
         </w:rPr>
         <w:t>6. Gestione dei dati</w:t>
       </w:r>
+      <w:bookmarkEnd w:id="22"/>
     </w:p>
     <w:p>
       <w:pPr>
@@ -2742,7 +4148,7 @@
           <w:szCs w:val="24"/>
           <w:lang w:eastAsia="it-IT"/>
         </w:rPr>
-        <w:pict>
+        <w:pict w14:anchorId="4102C619">
           <v:rect id="_x0000_i1031" style="width:0;height:1.5pt" o:hralign="center" o:hrstd="t" o:hr="t" fillcolor="#a0a0a0" stroked="f"/>
         </w:pict>
       </w:r>
@@ -2760,6 +4166,7 @@
           <w:lang w:eastAsia="it-IT"/>
         </w:rPr>
       </w:pPr>
+      <w:bookmarkStart w:id="23" w:name="_Toc228343679"/>
       <w:r>
         <w:rPr>
           <w:rFonts w:ascii="Times New Roman" w:eastAsia="Times New Roman" w:hAnsi="Times New Roman" w:cs="Times New Roman"/>
@@ -2771,6 +4178,7 @@
         </w:rPr>
         <w:t>7. Requisiti di performance</w:t>
       </w:r>
+      <w:bookmarkEnd w:id="23"/>
     </w:p>
     <w:p>
       <w:pPr>
@@ -2837,7 +4245,7 @@
           <w:szCs w:val="24"/>
           <w:lang w:eastAsia="it-IT"/>
         </w:rPr>
-        <w:pict>
+        <w:pict w14:anchorId="22768AF8">
           <v:rect id="_x0000_i1032" style="width:0;height:1.5pt" o:hralign="center" o:hrstd="t" o:hr="t" fillcolor="#a0a0a0" stroked="f"/>
         </w:pict>
       </w:r>
@@ -2855,6 +4263,7 @@
           <w:lang w:eastAsia="it-IT"/>
         </w:rPr>
       </w:pPr>
+      <w:bookmarkStart w:id="24" w:name="_Toc228343680"/>
       <w:r>
         <w:rPr>
           <w:rFonts w:ascii="Times New Roman" w:eastAsia="Times New Roman" w:hAnsi="Times New Roman" w:cs="Times New Roman"/>
@@ -2866,6 +4275,7 @@
         </w:rPr>
         <w:t>8. Appendici</w:t>
       </w:r>
+      <w:bookmarkEnd w:id="24"/>
     </w:p>
     <w:p>
       <w:pPr>
@@ -2903,8 +4313,8 @@
 </file>
 
 <file path=word/numbering.xml><?xml version="1.0" encoding="utf-8"?>
-<w:numbering xmlns:ve="http://schemas.openxmlformats.org/markup-compatibility/2006" xmlns:o="urn:schemas-microsoft-com:office:office" xmlns:r="http://schemas.openxmlformats.org/officeDocument/2006/relationships" xmlns:m="http://schemas.openxmlformats.org/officeDocument/2006/math" xmlns:v="urn:schemas-microsoft-com:vml" xmlns:wp="http://schemas.openxmlformats.org/drawingml/2006/wordprocessingDrawing" xmlns:w10="urn:schemas-microsoft-com:office:word" xmlns:w="http://schemas.openxmlformats.org/wordprocessingml/2006/main" xmlns:wne="http://schemas.microsoft.com/office/word/2006/wordml">
-  <w:abstractNum w:abstractNumId="0">
+<w:numbering xmlns:wpc="http://schemas.microsoft.com/office/word/2010/wordprocessingCanvas" xmlns:cx="http://schemas.microsoft.com/office/drawing/2014/chartex" xmlns:cx1="http://schemas.microsoft.com/office/drawing/2015/9/8/chartex" xmlns:cx2="http://schemas.microsoft.com/office/drawing/2015/10/21/chartex" xmlns:cx3="http://schemas.microsoft.com/office/drawing/2016/5/9/chartex" xmlns:cx4="http://schemas.microsoft.com/office/drawing/2016/5/10/chartex" xmlns:cx5="http://schemas.microsoft.com/office/drawing/2016/5/11/chartex" xmlns:cx6="http://schemas.microsoft.com/office/drawing/2016/5/12/chartex" xmlns:cx7="http://schemas.microsoft.com/office/drawing/2016/5/13/chartex" xmlns:cx8="http://schemas.microsoft.com/office/drawing/2016/5/14/chartex" xmlns:mc="http://schemas.openxmlformats.org/markup-compatibility/2006" xmlns:aink="http://schemas.microsoft.com/office/drawing/2016/ink" xmlns:am3d="http://schemas.microsoft.com/office/drawing/2017/model3d" xmlns:o="urn:schemas-microsoft-com:office:office" xmlns:oel="http://schemas.microsoft.com/office/2019/extlst" xmlns:r="http://schemas.openxmlformats.org/officeDocument/2006/relationships" xmlns:m="http://schemas.openxmlformats.org/officeDocument/2006/math" xmlns:v="urn:schemas-microsoft-com:vml" xmlns:wp14="http://schemas.microsoft.com/office/word/2010/wordprocessingDrawing" xmlns:wp="http://schemas.openxmlformats.org/drawingml/2006/wordprocessingDrawing" xmlns:w10="urn:schemas-microsoft-com:office:word" xmlns:w="http://schemas.openxmlformats.org/wordprocessingml/2006/main" xmlns:w14="http://schemas.microsoft.com/office/word/2010/wordml" xmlns:w15="http://schemas.microsoft.com/office/word/2012/wordml" xmlns:w16cex="http://schemas.microsoft.com/office/word/2018/wordml/cex" xmlns:w16cid="http://schemas.microsoft.com/office/word/2016/wordml/cid" xmlns:w16="http://schemas.microsoft.com/office/word/2018/wordml" xmlns:w16du="http://schemas.microsoft.com/office/word/2023/wordml/word16du" xmlns:w16sdtdh="http://schemas.microsoft.com/office/word/2020/wordml/sdtdatahash" xmlns:w16sdtfl="http://schemas.microsoft.com/office/word/2024/wordml/sdtformatlock" xmlns:w16se="http://schemas.microsoft.com/office/word/2015/wordml/symex" xmlns:wpg="http://schemas.microsoft.com/office/word/2010/wordprocessingGroup" xmlns:wpi="http://schemas.microsoft.com/office/word/2010/wordprocessingInk" xmlns:wne="http://schemas.microsoft.com/office/word/2006/wordml" xmlns:wps="http://schemas.microsoft.com/office/word/2010/wordprocessingShape" mc:Ignorable="w14 w15 w16se w16cid w16 w16cex w16sdtdh w16sdtfl w16du wp14">
+  <w:abstractNum w:abstractNumId="0" w15:restartNumberingAfterBreak="0">
     <w:nsid w:val="0F92125F"/>
     <w:multiLevelType w:val="multilevel"/>
     <w:tmpl w:val="0DC6D418"/>
@@ -3053,7 +4463,7 @@
       </w:rPr>
     </w:lvl>
   </w:abstractNum>
-  <w:abstractNum w:abstractNumId="1">
+  <w:abstractNum w:abstractNumId="1" w15:restartNumberingAfterBreak="0">
     <w:nsid w:val="126901BD"/>
     <w:multiLevelType w:val="multilevel"/>
     <w:tmpl w:val="BA001694"/>
@@ -3202,7 +4612,7 @@
       </w:rPr>
     </w:lvl>
   </w:abstractNum>
-  <w:abstractNum w:abstractNumId="2">
+  <w:abstractNum w:abstractNumId="2" w15:restartNumberingAfterBreak="0">
     <w:nsid w:val="1C52221F"/>
     <w:multiLevelType w:val="multilevel"/>
     <w:tmpl w:val="4CA4AA48"/>
@@ -3351,7 +4761,7 @@
       </w:rPr>
     </w:lvl>
   </w:abstractNum>
-  <w:abstractNum w:abstractNumId="3">
+  <w:abstractNum w:abstractNumId="3" w15:restartNumberingAfterBreak="0">
     <w:nsid w:val="1CD53B5A"/>
     <w:multiLevelType w:val="multilevel"/>
     <w:tmpl w:val="69464200"/>
@@ -3500,7 +4910,7 @@
       </w:rPr>
     </w:lvl>
   </w:abstractNum>
-  <w:abstractNum w:abstractNumId="4">
+  <w:abstractNum w:abstractNumId="4" w15:restartNumberingAfterBreak="0">
     <w:nsid w:val="21EC00BC"/>
     <w:multiLevelType w:val="multilevel"/>
     <w:tmpl w:val="C428AE74"/>
@@ -3649,7 +5059,7 @@
       </w:rPr>
     </w:lvl>
   </w:abstractNum>
-  <w:abstractNum w:abstractNumId="5">
+  <w:abstractNum w:abstractNumId="5" w15:restartNumberingAfterBreak="0">
     <w:nsid w:val="2AB80120"/>
     <w:multiLevelType w:val="multilevel"/>
     <w:tmpl w:val="9F62054A"/>
@@ -3798,7 +5208,7 @@
       </w:rPr>
     </w:lvl>
   </w:abstractNum>
-  <w:abstractNum w:abstractNumId="6">
+  <w:abstractNum w:abstractNumId="6" w15:restartNumberingAfterBreak="0">
     <w:nsid w:val="36906023"/>
     <w:multiLevelType w:val="multilevel"/>
     <w:tmpl w:val="ADAC2F74"/>
@@ -3947,7 +5357,7 @@
       </w:rPr>
     </w:lvl>
   </w:abstractNum>
-  <w:abstractNum w:abstractNumId="7">
+  <w:abstractNum w:abstractNumId="7" w15:restartNumberingAfterBreak="0">
     <w:nsid w:val="39826E98"/>
     <w:multiLevelType w:val="multilevel"/>
     <w:tmpl w:val="105CE172"/>
@@ -4096,7 +5506,7 @@
       </w:rPr>
     </w:lvl>
   </w:abstractNum>
-  <w:abstractNum w:abstractNumId="8">
+  <w:abstractNum w:abstractNumId="8" w15:restartNumberingAfterBreak="0">
     <w:nsid w:val="4842496F"/>
     <w:multiLevelType w:val="multilevel"/>
     <w:tmpl w:val="B98E114A"/>
@@ -4245,7 +5655,7 @@
       </w:rPr>
     </w:lvl>
   </w:abstractNum>
-  <w:abstractNum w:abstractNumId="9">
+  <w:abstractNum w:abstractNumId="9" w15:restartNumberingAfterBreak="0">
     <w:nsid w:val="4B7C1EF6"/>
     <w:multiLevelType w:val="multilevel"/>
     <w:tmpl w:val="D68E8B5E"/>
@@ -4394,7 +5804,7 @@
       </w:rPr>
     </w:lvl>
   </w:abstractNum>
-  <w:abstractNum w:abstractNumId="10">
+  <w:abstractNum w:abstractNumId="10" w15:restartNumberingAfterBreak="0">
     <w:nsid w:val="5FAE606E"/>
     <w:multiLevelType w:val="multilevel"/>
     <w:tmpl w:val="39327E9E"/>
@@ -4543,7 +5953,7 @@
       </w:rPr>
     </w:lvl>
   </w:abstractNum>
-  <w:abstractNum w:abstractNumId="11">
+  <w:abstractNum w:abstractNumId="11" w15:restartNumberingAfterBreak="0">
     <w:nsid w:val="62AC208F"/>
     <w:multiLevelType w:val="multilevel"/>
     <w:tmpl w:val="B19AFEE2"/>
@@ -4692,7 +6102,7 @@
       </w:rPr>
     </w:lvl>
   </w:abstractNum>
-  <w:abstractNum w:abstractNumId="12">
+  <w:abstractNum w:abstractNumId="12" w15:restartNumberingAfterBreak="0">
     <w:nsid w:val="63644C7C"/>
     <w:multiLevelType w:val="multilevel"/>
     <w:tmpl w:val="E984243C"/>
@@ -4841,7 +6251,7 @@
       </w:rPr>
     </w:lvl>
   </w:abstractNum>
-  <w:abstractNum w:abstractNumId="13">
+  <w:abstractNum w:abstractNumId="13" w15:restartNumberingAfterBreak="0">
     <w:nsid w:val="63B71CB1"/>
     <w:multiLevelType w:val="multilevel"/>
     <w:tmpl w:val="41863DC8"/>
@@ -4954,7 +6364,7 @@
       </w:pPr>
     </w:lvl>
   </w:abstractNum>
-  <w:abstractNum w:abstractNumId="14">
+  <w:abstractNum w:abstractNumId="14" w15:restartNumberingAfterBreak="0">
     <w:nsid w:val="673F2ACD"/>
     <w:multiLevelType w:val="multilevel"/>
     <w:tmpl w:val="73A4CF32"/>
@@ -5103,7 +6513,7 @@
       </w:rPr>
     </w:lvl>
   </w:abstractNum>
-  <w:abstractNum w:abstractNumId="15">
+  <w:abstractNum w:abstractNumId="15" w15:restartNumberingAfterBreak="0">
     <w:nsid w:val="682D6073"/>
     <w:multiLevelType w:val="multilevel"/>
     <w:tmpl w:val="C122AA52"/>
@@ -5252,59 +6662,59 @@
       </w:rPr>
     </w:lvl>
   </w:abstractNum>
-  <w:num w:numId="1">
+  <w:num w:numId="1" w16cid:durableId="1334410129">
     <w:abstractNumId w:val="13"/>
   </w:num>
-  <w:num w:numId="2">
+  <w:num w:numId="2" w16cid:durableId="1596862994">
     <w:abstractNumId w:val="14"/>
   </w:num>
-  <w:num w:numId="3">
+  <w:num w:numId="3" w16cid:durableId="299501322">
     <w:abstractNumId w:val="3"/>
   </w:num>
-  <w:num w:numId="4">
+  <w:num w:numId="4" w16cid:durableId="1944680177">
     <w:abstractNumId w:val="7"/>
   </w:num>
-  <w:num w:numId="5">
+  <w:num w:numId="5" w16cid:durableId="2100711556">
     <w:abstractNumId w:val="5"/>
   </w:num>
-  <w:num w:numId="6">
+  <w:num w:numId="6" w16cid:durableId="316425169">
     <w:abstractNumId w:val="4"/>
   </w:num>
-  <w:num w:numId="7">
+  <w:num w:numId="7" w16cid:durableId="1361590383">
     <w:abstractNumId w:val="6"/>
   </w:num>
-  <w:num w:numId="8">
+  <w:num w:numId="8" w16cid:durableId="270405414">
     <w:abstractNumId w:val="12"/>
   </w:num>
-  <w:num w:numId="9">
+  <w:num w:numId="9" w16cid:durableId="1725759829">
     <w:abstractNumId w:val="8"/>
   </w:num>
-  <w:num w:numId="10">
+  <w:num w:numId="10" w16cid:durableId="1373001459">
     <w:abstractNumId w:val="11"/>
   </w:num>
-  <w:num w:numId="11">
+  <w:num w:numId="11" w16cid:durableId="1705866965">
     <w:abstractNumId w:val="0"/>
   </w:num>
-  <w:num w:numId="12">
+  <w:num w:numId="12" w16cid:durableId="1519543958">
     <w:abstractNumId w:val="1"/>
   </w:num>
-  <w:num w:numId="13">
+  <w:num w:numId="13" w16cid:durableId="2026206984">
     <w:abstractNumId w:val="10"/>
   </w:num>
-  <w:num w:numId="14">
+  <w:num w:numId="14" w16cid:durableId="1893616900">
     <w:abstractNumId w:val="15"/>
   </w:num>
-  <w:num w:numId="15">
+  <w:num w:numId="15" w16cid:durableId="1571887983">
     <w:abstractNumId w:val="9"/>
   </w:num>
-  <w:num w:numId="16">
+  <w:num w:numId="16" w16cid:durableId="938294393">
     <w:abstractNumId w:val="2"/>
   </w:num>
 </w:numbering>
 </file>
 
 <file path=word/styles.xml><?xml version="1.0" encoding="utf-8"?>
-<w:styles xmlns:r="http://schemas.openxmlformats.org/officeDocument/2006/relationships" xmlns:w="http://schemas.openxmlformats.org/wordprocessingml/2006/main">
+<w:styles xmlns:mc="http://schemas.openxmlformats.org/markup-compatibility/2006" xmlns:r="http://schemas.openxmlformats.org/officeDocument/2006/relationships" xmlns:w="http://schemas.openxmlformats.org/wordprocessingml/2006/main" xmlns:w14="http://schemas.microsoft.com/office/word/2010/wordml" xmlns:w15="http://schemas.microsoft.com/office/word/2012/wordml" xmlns:w16cex="http://schemas.microsoft.com/office/word/2018/wordml/cex" xmlns:w16cid="http://schemas.microsoft.com/office/word/2016/wordml/cid" xmlns:w16="http://schemas.microsoft.com/office/word/2018/wordml" xmlns:w16du="http://schemas.microsoft.com/office/word/2023/wordml/word16du" xmlns:w16sdtdh="http://schemas.microsoft.com/office/word/2020/wordml/sdtdatahash" xmlns:w16sdtfl="http://schemas.microsoft.com/office/word/2024/wordml/sdtformatlock" xmlns:w16se="http://schemas.microsoft.com/office/word/2015/wordml/symex" mc:Ignorable="w14 w15 w16se w16cid w16 w16cex w16sdtdh w16sdtfl w16du">
   <w:docDefaults>
     <w:rPrDefault>
       <w:rPr>
@@ -5320,144 +6730,383 @@
       </w:pPr>
     </w:pPrDefault>
   </w:docDefaults>
-  <w:latentStyles w:defLockedState="0" w:defUIPriority="99" w:defSemiHidden="1" w:defUnhideWhenUsed="1" w:defQFormat="0" w:count="267">
-    <w:lsdException w:name="Normal" w:semiHidden="0" w:uiPriority="0" w:unhideWhenUsed="0" w:qFormat="1"/>
-    <w:lsdException w:name="heading 1" w:semiHidden="0" w:uiPriority="9" w:unhideWhenUsed="0" w:qFormat="1"/>
-    <w:lsdException w:name="heading 2" w:uiPriority="9" w:qFormat="1"/>
-    <w:lsdException w:name="heading 3" w:uiPriority="9" w:qFormat="1"/>
-    <w:lsdException w:name="heading 4" w:uiPriority="9" w:qFormat="1"/>
-    <w:lsdException w:name="heading 5" w:uiPriority="9" w:qFormat="1"/>
-    <w:lsdException w:name="heading 6" w:uiPriority="9" w:qFormat="1"/>
-    <w:lsdException w:name="heading 7" w:uiPriority="9" w:qFormat="1"/>
-    <w:lsdException w:name="heading 8" w:uiPriority="9" w:qFormat="1"/>
-    <w:lsdException w:name="heading 9" w:uiPriority="9" w:qFormat="1"/>
-    <w:lsdException w:name="toc 1" w:uiPriority="39" w:qFormat="1"/>
-    <w:lsdException w:name="toc 2" w:uiPriority="39" w:qFormat="1"/>
-    <w:lsdException w:name="toc 3" w:uiPriority="39" w:qFormat="1"/>
-    <w:lsdException w:name="toc 4" w:uiPriority="39"/>
-    <w:lsdException w:name="toc 5" w:uiPriority="39"/>
-    <w:lsdException w:name="toc 6" w:uiPriority="39"/>
-    <w:lsdException w:name="toc 7" w:uiPriority="39"/>
-    <w:lsdException w:name="toc 8" w:uiPriority="39"/>
-    <w:lsdException w:name="toc 9" w:uiPriority="39"/>
-    <w:lsdException w:name="caption" w:uiPriority="35" w:qFormat="1"/>
-    <w:lsdException w:name="Title" w:semiHidden="0" w:uiPriority="10" w:unhideWhenUsed="0" w:qFormat="1"/>
-    <w:lsdException w:name="Default Paragraph Font" w:uiPriority="1"/>
-    <w:lsdException w:name="Subtitle" w:semiHidden="0" w:uiPriority="11" w:unhideWhenUsed="0" w:qFormat="1"/>
-    <w:lsdException w:name="Strong" w:semiHidden="0" w:uiPriority="22" w:unhideWhenUsed="0" w:qFormat="1"/>
-    <w:lsdException w:name="Emphasis" w:semiHidden="0" w:uiPriority="20" w:unhideWhenUsed="0" w:qFormat="1"/>
-    <w:lsdException w:name="Table Grid" w:semiHidden="0" w:uiPriority="59" w:unhideWhenUsed="0"/>
-    <w:lsdException w:name="Placeholder Text" w:unhideWhenUsed="0"/>
-    <w:lsdException w:name="No Spacing" w:semiHidden="0" w:uiPriority="1" w:unhideWhenUsed="0" w:qFormat="1"/>
-    <w:lsdException w:name="Light Shading" w:semiHidden="0" w:uiPriority="60" w:unhideWhenUsed="0"/>
-    <w:lsdException w:name="Light List" w:semiHidden="0" w:uiPriority="61" w:unhideWhenUsed="0"/>
-    <w:lsdException w:name="Light Grid" w:semiHidden="0" w:uiPriority="62" w:unhideWhenUsed="0"/>
-    <w:lsdException w:name="Medium Shading 1" w:semiHidden="0" w:uiPriority="63" w:unhideWhenUsed="0"/>
-    <w:lsdException w:name="Medium Shading 2" w:semiHidden="0" w:uiPriority="64" w:unhideWhenUsed="0"/>
-    <w:lsdException w:name="Medium List 1" w:semiHidden="0" w:uiPriority="65" w:unhideWhenUsed="0"/>
-    <w:lsdException w:name="Medium List 2" w:semiHidden="0" w:uiPriority="66" w:unhideWhenUsed="0"/>
-    <w:lsdException w:name="Medium Grid 1" w:semiHidden="0" w:uiPriority="67" w:unhideWhenUsed="0"/>
-    <w:lsdException w:name="Medium Grid 2" w:semiHidden="0" w:uiPriority="68" w:unhideWhenUsed="0"/>
-    <w:lsdException w:name="Medium Grid 3" w:semiHidden="0" w:uiPriority="69" w:unhideWhenUsed="0"/>
-    <w:lsdException w:name="Dark List" w:semiHidden="0" w:uiPriority="70" w:unhideWhenUsed="0"/>
-    <w:lsdException w:name="Colorful Shading" w:semiHidden="0" w:uiPriority="71" w:unhideWhenUsed="0"/>
-    <w:lsdException w:name="Colorful List" w:semiHidden="0" w:uiPriority="72" w:unhideWhenUsed="0"/>
-    <w:lsdException w:name="Colorful Grid" w:semiHidden="0" w:uiPriority="73" w:unhideWhenUsed="0"/>
-    <w:lsdException w:name="Light Shading Accent 1" w:semiHidden="0" w:uiPriority="60" w:unhideWhenUsed="0"/>
-    <w:lsdException w:name="Light List Accent 1" w:semiHidden="0" w:uiPriority="61" w:unhideWhenUsed="0"/>
-    <w:lsdException w:name="Light Grid Accent 1" w:semiHidden="0" w:uiPriority="62" w:unhideWhenUsed="0"/>
-    <w:lsdException w:name="Medium Shading 1 Accent 1" w:semiHidden="0" w:uiPriority="63" w:unhideWhenUsed="0"/>
-    <w:lsdException w:name="Medium Shading 2 Accent 1" w:semiHidden="0" w:uiPriority="64" w:unhideWhenUsed="0"/>
-    <w:lsdException w:name="Medium List 1 Accent 1" w:semiHidden="0" w:uiPriority="65" w:unhideWhenUsed="0"/>
-    <w:lsdException w:name="Revision" w:unhideWhenUsed="0"/>
-    <w:lsdException w:name="List Paragraph" w:semiHidden="0" w:uiPriority="34" w:unhideWhenUsed="0" w:qFormat="1"/>
-    <w:lsdException w:name="Quote" w:semiHidden="0" w:uiPriority="29" w:unhideWhenUsed="0" w:qFormat="1"/>
-    <w:lsdException w:name="Intense Quote" w:semiHidden="0" w:uiPriority="30" w:unhideWhenUsed="0" w:qFormat="1"/>
-    <w:lsdException w:name="Medium List 2 Accent 1" w:semiHidden="0" w:uiPriority="66" w:unhideWhenUsed="0"/>
-    <w:lsdException w:name="Medium Grid 1 Accent 1" w:semiHidden="0" w:uiPriority="67" w:unhideWhenUsed="0"/>
-    <w:lsdException w:name="Medium Grid 2 Accent 1" w:semiHidden="0" w:uiPriority="68" w:unhideWhenUsed="0"/>
-    <w:lsdException w:name="Medium Grid 3 Accent 1" w:semiHidden="0" w:uiPriority="69" w:unhideWhenUsed="0"/>
-    <w:lsdException w:name="Dark List Accent 1" w:semiHidden="0" w:uiPriority="70" w:unhideWhenUsed="0"/>
-    <w:lsdException w:name="Colorful Shading Accent 1" w:semiHidden="0" w:uiPriority="71" w:unhideWhenUsed="0"/>
-    <w:lsdException w:name="Colorful List Accent 1" w:semiHidden="0" w:uiPriority="72" w:unhideWhenUsed="0"/>
-    <w:lsdException w:name="Colorful Grid Accent 1" w:semiHidden="0" w:uiPriority="73" w:unhideWhenUsed="0"/>
-    <w:lsdException w:name="Light Shading Accent 2" w:semiHidden="0" w:uiPriority="60" w:unhideWhenUsed="0"/>
-    <w:lsdException w:name="Light List Accent 2" w:semiHidden="0" w:uiPriority="61" w:unhideWhenUsed="0"/>
-    <w:lsdException w:name="Light Grid Accent 2" w:semiHidden="0" w:uiPriority="62" w:unhideWhenUsed="0"/>
-    <w:lsdException w:name="Medium Shading 1 Accent 2" w:semiHidden="0" w:uiPriority="63" w:unhideWhenUsed="0"/>
-    <w:lsdException w:name="Medium Shading 2 Accent 2" w:semiHidden="0" w:uiPriority="64" w:unhideWhenUsed="0"/>
-    <w:lsdException w:name="Medium List 1 Accent 2" w:semiHidden="0" w:uiPriority="65" w:unhideWhenUsed="0"/>
-    <w:lsdException w:name="Medium List 2 Accent 2" w:semiHidden="0" w:uiPriority="66" w:unhideWhenUsed="0"/>
-    <w:lsdException w:name="Medium Grid 1 Accent 2" w:semiHidden="0" w:uiPriority="67" w:unhideWhenUsed="0"/>
-    <w:lsdException w:name="Medium Grid 2 Accent 2" w:semiHidden="0" w:uiPriority="68" w:unhideWhenUsed="0"/>
-    <w:lsdException w:name="Medium Grid 3 Accent 2" w:semiHidden="0" w:uiPriority="69" w:unhideWhenUsed="0"/>
-    <w:lsdException w:name="Dark List Accent 2" w:semiHidden="0" w:uiPriority="70" w:unhideWhenUsed="0"/>
-    <w:lsdException w:name="Colorful Shading Accent 2" w:semiHidden="0" w:uiPriority="71" w:unhideWhenUsed="0"/>
-    <w:lsdException w:name="Colorful List Accent 2" w:semiHidden="0" w:uiPriority="72" w:unhideWhenUsed="0"/>
-    <w:lsdException w:name="Colorful Grid Accent 2" w:semiHidden="0" w:uiPriority="73" w:unhideWhenUsed="0"/>
-    <w:lsdException w:name="Light Shading Accent 3" w:semiHidden="0" w:uiPriority="60" w:unhideWhenUsed="0"/>
-    <w:lsdException w:name="Light List Accent 3" w:semiHidden="0" w:uiPriority="61" w:unhideWhenUsed="0"/>
-    <w:lsdException w:name="Light Grid Accent 3" w:semiHidden="0" w:uiPriority="62" w:unhideWhenUsed="0"/>
-    <w:lsdException w:name="Medium Shading 1 Accent 3" w:semiHidden="0" w:uiPriority="63" w:unhideWhenUsed="0"/>
-    <w:lsdException w:name="Medium Shading 2 Accent 3" w:semiHidden="0" w:uiPriority="64" w:unhideWhenUsed="0"/>
-    <w:lsdException w:name="Medium List 1 Accent 3" w:semiHidden="0" w:uiPriority="65" w:unhideWhenUsed="0"/>
-    <w:lsdException w:name="Medium List 2 Accent 3" w:semiHidden="0" w:uiPriority="66" w:unhideWhenUsed="0"/>
-    <w:lsdException w:name="Medium Grid 1 Accent 3" w:semiHidden="0" w:uiPriority="67" w:unhideWhenUsed="0"/>
-    <w:lsdException w:name="Medium Grid 2 Accent 3" w:semiHidden="0" w:uiPriority="68" w:unhideWhenUsed="0"/>
-    <w:lsdException w:name="Medium Grid 3 Accent 3" w:semiHidden="0" w:uiPriority="69" w:unhideWhenUsed="0"/>
-    <w:lsdException w:name="Dark List Accent 3" w:semiHidden="0" w:uiPriority="70" w:unhideWhenUsed="0"/>
-    <w:lsdException w:name="Colorful Shading Accent 3" w:semiHidden="0" w:uiPriority="71" w:unhideWhenUsed="0"/>
-    <w:lsdException w:name="Colorful List Accent 3" w:semiHidden="0" w:uiPriority="72" w:unhideWhenUsed="0"/>
-    <w:lsdException w:name="Colorful Grid Accent 3" w:semiHidden="0" w:uiPriority="73" w:unhideWhenUsed="0"/>
-    <w:lsdException w:name="Light Shading Accent 4" w:semiHidden="0" w:uiPriority="60" w:unhideWhenUsed="0"/>
-    <w:lsdException w:name="Light List Accent 4" w:semiHidden="0" w:uiPriority="61" w:unhideWhenUsed="0"/>
-    <w:lsdException w:name="Light Grid Accent 4" w:semiHidden="0" w:uiPriority="62" w:unhideWhenUsed="0"/>
-    <w:lsdException w:name="Medium Shading 1 Accent 4" w:semiHidden="0" w:uiPriority="63" w:unhideWhenUsed="0"/>
-    <w:lsdException w:name="Medium Shading 2 Accent 4" w:semiHidden="0" w:uiPriority="64" w:unhideWhenUsed="0"/>
-    <w:lsdException w:name="Medium List 1 Accent 4" w:semiHidden="0" w:uiPriority="65" w:unhideWhenUsed="0"/>
-    <w:lsdException w:name="Medium List 2 Accent 4" w:semiHidden="0" w:uiPriority="66" w:unhideWhenUsed="0"/>
-    <w:lsdException w:name="Medium Grid 1 Accent 4" w:semiHidden="0" w:uiPriority="67" w:unhideWhenUsed="0"/>
-    <w:lsdException w:name="Medium Grid 2 Accent 4" w:semiHidden="0" w:uiPriority="68" w:unhideWhenUsed="0"/>
-    <w:lsdException w:name="Medium Grid 3 Accent 4" w:semiHidden="0" w:uiPriority="69" w:unhideWhenUsed="0"/>
-    <w:lsdException w:name="Dark List Accent 4" w:semiHidden="0" w:uiPriority="70" w:unhideWhenUsed="0"/>
-    <w:lsdException w:name="Colorful Shading Accent 4" w:semiHidden="0" w:uiPriority="71" w:unhideWhenUsed="0"/>
-    <w:lsdException w:name="Colorful List Accent 4" w:semiHidden="0" w:uiPriority="72" w:unhideWhenUsed="0"/>
-    <w:lsdException w:name="Colorful Grid Accent 4" w:semiHidden="0" w:uiPriority="73" w:unhideWhenUsed="0"/>
-    <w:lsdException w:name="Light Shading Accent 5" w:semiHidden="0" w:uiPriority="60" w:unhideWhenUsed="0"/>
-    <w:lsdException w:name="Light List Accent 5" w:semiHidden="0" w:uiPriority="61" w:unhideWhenUsed="0"/>
-    <w:lsdException w:name="Light Grid Accent 5" w:semiHidden="0" w:uiPriority="62" w:unhideWhenUsed="0"/>
-    <w:lsdException w:name="Medium Shading 1 Accent 5" w:semiHidden="0" w:uiPriority="63" w:unhideWhenUsed="0"/>
-    <w:lsdException w:name="Medium Shading 2 Accent 5" w:semiHidden="0" w:uiPriority="64" w:unhideWhenUsed="0"/>
-    <w:lsdException w:name="Medium List 1 Accent 5" w:semiHidden="0" w:uiPriority="65" w:unhideWhenUsed="0"/>
-    <w:lsdException w:name="Medium List 2 Accent 5" w:semiHidden="0" w:uiPriority="66" w:unhideWhenUsed="0"/>
-    <w:lsdException w:name="Medium Grid 1 Accent 5" w:semiHidden="0" w:uiPriority="67" w:unhideWhenUsed="0"/>
-    <w:lsdException w:name="Medium Grid 2 Accent 5" w:semiHidden="0" w:uiPriority="68" w:unhideWhenUsed="0"/>
-    <w:lsdException w:name="Medium Grid 3 Accent 5" w:semiHidden="0" w:uiPriority="69" w:unhideWhenUsed="0"/>
-    <w:lsdException w:name="Dark List Accent 5" w:semiHidden="0" w:uiPriority="70" w:unhideWhenUsed="0"/>
-    <w:lsdException w:name="Colorful Shading Accent 5" w:semiHidden="0" w:uiPriority="71" w:unhideWhenUsed="0"/>
-    <w:lsdException w:name="Colorful List Accent 5" w:semiHidden="0" w:uiPriority="72" w:unhideWhenUsed="0"/>
-    <w:lsdException w:name="Colorful Grid Accent 5" w:semiHidden="0" w:uiPriority="73" w:unhideWhenUsed="0"/>
-    <w:lsdException w:name="Light Shading Accent 6" w:semiHidden="0" w:uiPriority="60" w:unhideWhenUsed="0"/>
-    <w:lsdException w:name="Light List Accent 6" w:semiHidden="0" w:uiPriority="61" w:unhideWhenUsed="0"/>
-    <w:lsdException w:name="Light Grid Accent 6" w:semiHidden="0" w:uiPriority="62" w:unhideWhenUsed="0"/>
-    <w:lsdException w:name="Medium Shading 1 Accent 6" w:semiHidden="0" w:uiPriority="63" w:unhideWhenUsed="0"/>
-    <w:lsdException w:name="Medium Shading 2 Accent 6" w:semiHidden="0" w:uiPriority="64" w:unhideWhenUsed="0"/>
-    <w:lsdException w:name="Medium List 1 Accent 6" w:semiHidden="0" w:uiPriority="65" w:unhideWhenUsed="0"/>
-    <w:lsdException w:name="Medium List 2 Accent 6" w:semiHidden="0" w:uiPriority="66" w:unhideWhenUsed="0"/>
-    <w:lsdException w:name="Medium Grid 1 Accent 6" w:semiHidden="0" w:uiPriority="67" w:unhideWhenUsed="0"/>
-    <w:lsdException w:name="Medium Grid 2 Accent 6" w:semiHidden="0" w:uiPriority="68" w:unhideWhenUsed="0"/>
-    <w:lsdException w:name="Medium Grid 3 Accent 6" w:semiHidden="0" w:uiPriority="69" w:unhideWhenUsed="0"/>
-    <w:lsdException w:name="Dark List Accent 6" w:semiHidden="0" w:uiPriority="70" w:unhideWhenUsed="0"/>
-    <w:lsdException w:name="Colorful Shading Accent 6" w:semiHidden="0" w:uiPriority="71" w:unhideWhenUsed="0"/>
-    <w:lsdException w:name="Colorful List Accent 6" w:semiHidden="0" w:uiPriority="72" w:unhideWhenUsed="0"/>
-    <w:lsdException w:name="Colorful Grid Accent 6" w:semiHidden="0" w:uiPriority="73" w:unhideWhenUsed="0"/>
-    <w:lsdException w:name="Subtle Emphasis" w:semiHidden="0" w:uiPriority="19" w:unhideWhenUsed="0" w:qFormat="1"/>
-    <w:lsdException w:name="Intense Emphasis" w:semiHidden="0" w:uiPriority="21" w:unhideWhenUsed="0" w:qFormat="1"/>
-    <w:lsdException w:name="Subtle Reference" w:semiHidden="0" w:uiPriority="31" w:unhideWhenUsed="0" w:qFormat="1"/>
-    <w:lsdException w:name="Intense Reference" w:semiHidden="0" w:uiPriority="32" w:unhideWhenUsed="0" w:qFormat="1"/>
-    <w:lsdException w:name="Book Title" w:semiHidden="0" w:uiPriority="33" w:unhideWhenUsed="0" w:qFormat="1"/>
-    <w:lsdException w:name="Bibliography" w:uiPriority="37"/>
-    <w:lsdException w:name="TOC Heading" w:uiPriority="39" w:qFormat="1"/>
+  <w:latentStyles w:defLockedState="0" w:defUIPriority="99" w:defSemiHidden="0" w:defUnhideWhenUsed="0" w:defQFormat="0" w:count="376">
+    <w:lsdException w:name="Normal" w:uiPriority="0" w:qFormat="1"/>
+    <w:lsdException w:name="heading 1" w:uiPriority="9" w:qFormat="1"/>
+    <w:lsdException w:name="heading 2" w:semiHidden="1" w:uiPriority="9" w:unhideWhenUsed="1" w:qFormat="1"/>
+    <w:lsdException w:name="heading 3" w:semiHidden="1" w:uiPriority="9" w:unhideWhenUsed="1" w:qFormat="1"/>
+    <w:lsdException w:name="heading 4" w:semiHidden="1" w:uiPriority="9" w:unhideWhenUsed="1" w:qFormat="1"/>
+    <w:lsdException w:name="heading 5" w:semiHidden="1" w:uiPriority="9" w:unhideWhenUsed="1" w:qFormat="1"/>
+    <w:lsdException w:name="heading 6" w:semiHidden="1" w:uiPriority="9" w:unhideWhenUsed="1" w:qFormat="1"/>
+    <w:lsdException w:name="heading 7" w:semiHidden="1" w:uiPriority="9" w:unhideWhenUsed="1" w:qFormat="1"/>
+    <w:lsdException w:name="heading 8" w:semiHidden="1" w:uiPriority="9" w:unhideWhenUsed="1" w:qFormat="1"/>
+    <w:lsdException w:name="heading 9" w:semiHidden="1" w:uiPriority="9" w:unhideWhenUsed="1" w:qFormat="1"/>
+    <w:lsdException w:name="index 1" w:semiHidden="1" w:unhideWhenUsed="1"/>
+    <w:lsdException w:name="index 2" w:semiHidden="1" w:unhideWhenUsed="1"/>
+    <w:lsdException w:name="index 3" w:semiHidden="1" w:unhideWhenUsed="1"/>
+    <w:lsdException w:name="index 4" w:semiHidden="1" w:unhideWhenUsed="1"/>
+    <w:lsdException w:name="index 5" w:semiHidden="1" w:unhideWhenUsed="1"/>
+    <w:lsdException w:name="index 6" w:semiHidden="1" w:unhideWhenUsed="1"/>
+    <w:lsdException w:name="index 7" w:semiHidden="1" w:unhideWhenUsed="1"/>
+    <w:lsdException w:name="index 8" w:semiHidden="1" w:unhideWhenUsed="1"/>
+    <w:lsdException w:name="index 9" w:semiHidden="1" w:unhideWhenUsed="1"/>
+    <w:lsdException w:name="toc 1" w:semiHidden="1" w:uiPriority="39" w:unhideWhenUsed="1" w:qFormat="1"/>
+    <w:lsdException w:name="toc 2" w:semiHidden="1" w:uiPriority="39" w:unhideWhenUsed="1" w:qFormat="1"/>
+    <w:lsdException w:name="toc 3" w:semiHidden="1" w:uiPriority="39" w:unhideWhenUsed="1" w:qFormat="1"/>
+    <w:lsdException w:name="toc 4" w:semiHidden="1" w:uiPriority="39" w:unhideWhenUsed="1"/>
+    <w:lsdException w:name="toc 5" w:semiHidden="1" w:uiPriority="39" w:unhideWhenUsed="1"/>
+    <w:lsdException w:name="toc 6" w:semiHidden="1" w:uiPriority="39" w:unhideWhenUsed="1"/>
+    <w:lsdException w:name="toc 7" w:semiHidden="1" w:uiPriority="39" w:unhideWhenUsed="1"/>
+    <w:lsdException w:name="toc 8" w:semiHidden="1" w:uiPriority="39" w:unhideWhenUsed="1"/>
+    <w:lsdException w:name="toc 9" w:semiHidden="1" w:uiPriority="39" w:unhideWhenUsed="1"/>
+    <w:lsdException w:name="Normal Indent" w:semiHidden="1" w:unhideWhenUsed="1"/>
+    <w:lsdException w:name="footnote text" w:semiHidden="1" w:unhideWhenUsed="1"/>
+    <w:lsdException w:name="annotation text" w:semiHidden="1" w:unhideWhenUsed="1"/>
+    <w:lsdException w:name="header" w:semiHidden="1" w:unhideWhenUsed="1"/>
+    <w:lsdException w:name="footer" w:semiHidden="1" w:unhideWhenUsed="1"/>
+    <w:lsdException w:name="index heading" w:semiHidden="1" w:unhideWhenUsed="1"/>
+    <w:lsdException w:name="caption" w:semiHidden="1" w:uiPriority="35" w:unhideWhenUsed="1" w:qFormat="1"/>
+    <w:lsdException w:name="table of figures" w:semiHidden="1" w:unhideWhenUsed="1"/>
+    <w:lsdException w:name="envelope address" w:semiHidden="1" w:unhideWhenUsed="1"/>
+    <w:lsdException w:name="envelope return" w:semiHidden="1" w:unhideWhenUsed="1"/>
+    <w:lsdException w:name="footnote reference" w:semiHidden="1" w:unhideWhenUsed="1"/>
+    <w:lsdException w:name="annotation reference" w:semiHidden="1" w:unhideWhenUsed="1"/>
+    <w:lsdException w:name="line number" w:semiHidden="1" w:unhideWhenUsed="1"/>
+    <w:lsdException w:name="page number" w:semiHidden="1" w:unhideWhenUsed="1"/>
+    <w:lsdException w:name="endnote reference" w:semiHidden="1" w:unhideWhenUsed="1"/>
+    <w:lsdException w:name="endnote text" w:semiHidden="1" w:unhideWhenUsed="1"/>
+    <w:lsdException w:name="table of authorities" w:semiHidden="1" w:unhideWhenUsed="1"/>
+    <w:lsdException w:name="macro" w:semiHidden="1" w:unhideWhenUsed="1"/>
+    <w:lsdException w:name="toa heading" w:semiHidden="1" w:unhideWhenUsed="1"/>
+    <w:lsdException w:name="List" w:semiHidden="1" w:unhideWhenUsed="1"/>
+    <w:lsdException w:name="List Bullet" w:semiHidden="1" w:unhideWhenUsed="1"/>
+    <w:lsdException w:name="List Number" w:semiHidden="1" w:unhideWhenUsed="1"/>
+    <w:lsdException w:name="List 2" w:semiHidden="1" w:unhideWhenUsed="1"/>
+    <w:lsdException w:name="List 3" w:semiHidden="1" w:unhideWhenUsed="1"/>
+    <w:lsdException w:name="List 4" w:semiHidden="1" w:unhideWhenUsed="1"/>
+    <w:lsdException w:name="List 5" w:semiHidden="1" w:unhideWhenUsed="1"/>
+    <w:lsdException w:name="List Bullet 2" w:semiHidden="1" w:unhideWhenUsed="1"/>
+    <w:lsdException w:name="List Bullet 3" w:semiHidden="1" w:unhideWhenUsed="1"/>
+    <w:lsdException w:name="List Bullet 4" w:semiHidden="1" w:unhideWhenUsed="1"/>
+    <w:lsdException w:name="List Bullet 5" w:semiHidden="1" w:unhideWhenUsed="1"/>
+    <w:lsdException w:name="List Number 2" w:semiHidden="1" w:unhideWhenUsed="1"/>
+    <w:lsdException w:name="List Number 3" w:semiHidden="1" w:unhideWhenUsed="1"/>
+    <w:lsdException w:name="List Number 4" w:semiHidden="1" w:unhideWhenUsed="1"/>
+    <w:lsdException w:name="List Number 5" w:semiHidden="1" w:unhideWhenUsed="1"/>
+    <w:lsdException w:name="Title" w:uiPriority="10" w:qFormat="1"/>
+    <w:lsdException w:name="Closing" w:semiHidden="1" w:unhideWhenUsed="1"/>
+    <w:lsdException w:name="Signature" w:semiHidden="1" w:unhideWhenUsed="1"/>
+    <w:lsdException w:name="Default Paragraph Font" w:semiHidden="1" w:uiPriority="1" w:unhideWhenUsed="1"/>
+    <w:lsdException w:name="Body Text" w:semiHidden="1" w:unhideWhenUsed="1"/>
+    <w:lsdException w:name="Body Text Indent" w:semiHidden="1" w:unhideWhenUsed="1"/>
+    <w:lsdException w:name="List Continue" w:semiHidden="1" w:unhideWhenUsed="1"/>
+    <w:lsdException w:name="List Continue 2" w:semiHidden="1" w:unhideWhenUsed="1"/>
+    <w:lsdException w:name="List Continue 3" w:semiHidden="1" w:unhideWhenUsed="1"/>
+    <w:lsdException w:name="List Continue 4" w:semiHidden="1" w:unhideWhenUsed="1"/>
+    <w:lsdException w:name="List Continue 5" w:semiHidden="1" w:unhideWhenUsed="1"/>
+    <w:lsdException w:name="Message Header" w:semiHidden="1" w:unhideWhenUsed="1"/>
+    <w:lsdException w:name="Subtitle" w:uiPriority="11" w:qFormat="1"/>
+    <w:lsdException w:name="Salutation" w:semiHidden="1" w:unhideWhenUsed="1"/>
+    <w:lsdException w:name="Date" w:semiHidden="1" w:unhideWhenUsed="1"/>
+    <w:lsdException w:name="Body Text First Indent" w:semiHidden="1" w:unhideWhenUsed="1"/>
+    <w:lsdException w:name="Body Text First Indent 2" w:semiHidden="1" w:unhideWhenUsed="1"/>
+    <w:lsdException w:name="Note Heading" w:semiHidden="1" w:unhideWhenUsed="1"/>
+    <w:lsdException w:name="Body Text 2" w:semiHidden="1" w:unhideWhenUsed="1"/>
+    <w:lsdException w:name="Body Text 3" w:semiHidden="1" w:unhideWhenUsed="1"/>
+    <w:lsdException w:name="Body Text Indent 2" w:semiHidden="1" w:unhideWhenUsed="1"/>
+    <w:lsdException w:name="Body Text Indent 3" w:semiHidden="1" w:unhideWhenUsed="1"/>
+    <w:lsdException w:name="Block Text" w:semiHidden="1" w:unhideWhenUsed="1"/>
+    <w:lsdException w:name="Hyperlink" w:semiHidden="1" w:unhideWhenUsed="1"/>
+    <w:lsdException w:name="FollowedHyperlink" w:semiHidden="1" w:unhideWhenUsed="1"/>
+    <w:lsdException w:name="Strong" w:uiPriority="22" w:qFormat="1"/>
+    <w:lsdException w:name="Emphasis" w:uiPriority="20" w:qFormat="1"/>
+    <w:lsdException w:name="Document Map" w:semiHidden="1" w:unhideWhenUsed="1"/>
+    <w:lsdException w:name="Plain Text" w:semiHidden="1" w:unhideWhenUsed="1"/>
+    <w:lsdException w:name="E-mail Signature" w:semiHidden="1" w:unhideWhenUsed="1"/>
+    <w:lsdException w:name="HTML Top of Form" w:semiHidden="1" w:unhideWhenUsed="1"/>
+    <w:lsdException w:name="HTML Bottom of Form" w:semiHidden="1" w:unhideWhenUsed="1"/>
+    <w:lsdException w:name="Normal (Web)" w:semiHidden="1" w:unhideWhenUsed="1"/>
+    <w:lsdException w:name="HTML Acronym" w:semiHidden="1" w:unhideWhenUsed="1"/>
+    <w:lsdException w:name="HTML Address" w:semiHidden="1" w:unhideWhenUsed="1"/>
+    <w:lsdException w:name="HTML Cite" w:semiHidden="1" w:unhideWhenUsed="1"/>
+    <w:lsdException w:name="HTML Code" w:semiHidden="1" w:unhideWhenUsed="1"/>
+    <w:lsdException w:name="HTML Definition" w:semiHidden="1" w:unhideWhenUsed="1"/>
+    <w:lsdException w:name="HTML Keyboard" w:semiHidden="1" w:unhideWhenUsed="1"/>
+    <w:lsdException w:name="HTML Preformatted" w:semiHidden="1" w:unhideWhenUsed="1"/>
+    <w:lsdException w:name="HTML Sample" w:semiHidden="1" w:unhideWhenUsed="1"/>
+    <w:lsdException w:name="HTML Typewriter" w:semiHidden="1" w:unhideWhenUsed="1"/>
+    <w:lsdException w:name="HTML Variable" w:semiHidden="1" w:unhideWhenUsed="1"/>
+    <w:lsdException w:name="Normal Table" w:semiHidden="1" w:unhideWhenUsed="1"/>
+    <w:lsdException w:name="annotation subject" w:semiHidden="1" w:unhideWhenUsed="1"/>
+    <w:lsdException w:name="No List" w:semiHidden="1" w:unhideWhenUsed="1"/>
+    <w:lsdException w:name="Outline List 1" w:semiHidden="1" w:unhideWhenUsed="1"/>
+    <w:lsdException w:name="Outline List 2" w:semiHidden="1" w:unhideWhenUsed="1"/>
+    <w:lsdException w:name="Outline List 3" w:semiHidden="1" w:unhideWhenUsed="1"/>
+    <w:lsdException w:name="Table Simple 1" w:semiHidden="1" w:unhideWhenUsed="1"/>
+    <w:lsdException w:name="Table Simple 2" w:semiHidden="1" w:unhideWhenUsed="1"/>
+    <w:lsdException w:name="Table Simple 3" w:semiHidden="1" w:unhideWhenUsed="1"/>
+    <w:lsdException w:name="Table Classic 1" w:semiHidden="1" w:unhideWhenUsed="1"/>
+    <w:lsdException w:name="Table Classic 2" w:semiHidden="1" w:unhideWhenUsed="1"/>
+    <w:lsdException w:name="Table Classic 3" w:semiHidden="1" w:unhideWhenUsed="1"/>
+    <w:lsdException w:name="Table Classic 4" w:semiHidden="1" w:unhideWhenUsed="1"/>
+    <w:lsdException w:name="Table Colorful 1" w:semiHidden="1" w:unhideWhenUsed="1"/>
+    <w:lsdException w:name="Table Colorful 2" w:semiHidden="1" w:unhideWhenUsed="1"/>
+    <w:lsdException w:name="Table Colorful 3" w:semiHidden="1" w:unhideWhenUsed="1"/>
+    <w:lsdException w:name="Table Columns 1" w:semiHidden="1" w:unhideWhenUsed="1"/>
+    <w:lsdException w:name="Table Columns 2" w:semiHidden="1" w:unhideWhenUsed="1"/>
+    <w:lsdException w:name="Table Columns 3" w:semiHidden="1" w:unhideWhenUsed="1"/>
+    <w:lsdException w:name="Table Columns 4" w:semiHidden="1" w:unhideWhenUsed="1"/>
+    <w:lsdException w:name="Table Columns 5" w:semiHidden="1" w:unhideWhenUsed="1"/>
+    <w:lsdException w:name="Table Grid 1" w:semiHidden="1" w:unhideWhenUsed="1"/>
+    <w:lsdException w:name="Table Grid 2" w:semiHidden="1" w:unhideWhenUsed="1"/>
+    <w:lsdException w:name="Table Grid 3" w:semiHidden="1" w:unhideWhenUsed="1"/>
+    <w:lsdException w:name="Table Grid 4" w:semiHidden="1" w:unhideWhenUsed="1"/>
+    <w:lsdException w:name="Table Grid 5" w:semiHidden="1" w:unhideWhenUsed="1"/>
+    <w:lsdException w:name="Table Grid 6" w:semiHidden="1" w:unhideWhenUsed="1"/>
+    <w:lsdException w:name="Table Grid 7" w:semiHidden="1" w:unhideWhenUsed="1"/>
+    <w:lsdException w:name="Table Grid 8" w:semiHidden="1" w:unhideWhenUsed="1"/>
+    <w:lsdException w:name="Table List 1" w:semiHidden="1" w:unhideWhenUsed="1"/>
+    <w:lsdException w:name="Table List 2" w:semiHidden="1" w:unhideWhenUsed="1"/>
+    <w:lsdException w:name="Table List 3" w:semiHidden="1" w:unhideWhenUsed="1"/>
+    <w:lsdException w:name="Table List 4" w:semiHidden="1" w:unhideWhenUsed="1"/>
+    <w:lsdException w:name="Table List 5" w:semiHidden="1" w:unhideWhenUsed="1"/>
+    <w:lsdException w:name="Table List 6" w:semiHidden="1" w:unhideWhenUsed="1"/>
+    <w:lsdException w:name="Table List 7" w:semiHidden="1" w:unhideWhenUsed="1"/>
+    <w:lsdException w:name="Table List 8" w:semiHidden="1" w:unhideWhenUsed="1"/>
+    <w:lsdException w:name="Table 3D effects 1" w:semiHidden="1" w:unhideWhenUsed="1"/>
+    <w:lsdException w:name="Table 3D effects 2" w:semiHidden="1" w:unhideWhenUsed="1"/>
+    <w:lsdException w:name="Table 3D effects 3" w:semiHidden="1" w:unhideWhenUsed="1"/>
+    <w:lsdException w:name="Table Contemporary" w:semiHidden="1" w:unhideWhenUsed="1"/>
+    <w:lsdException w:name="Table Elegant" w:semiHidden="1" w:unhideWhenUsed="1"/>
+    <w:lsdException w:name="Table Professional" w:semiHidden="1" w:unhideWhenUsed="1"/>
+    <w:lsdException w:name="Table Subtle 1" w:semiHidden="1" w:unhideWhenUsed="1"/>
+    <w:lsdException w:name="Table Subtle 2" w:semiHidden="1" w:unhideWhenUsed="1"/>
+    <w:lsdException w:name="Table Web 1" w:semiHidden="1" w:unhideWhenUsed="1"/>
+    <w:lsdException w:name="Table Web 2" w:semiHidden="1" w:unhideWhenUsed="1"/>
+    <w:lsdException w:name="Table Web 3" w:semiHidden="1" w:unhideWhenUsed="1"/>
+    <w:lsdException w:name="Balloon Text" w:semiHidden="1" w:unhideWhenUsed="1"/>
+    <w:lsdException w:name="Table Grid" w:uiPriority="59"/>
+    <w:lsdException w:name="Table Theme" w:semiHidden="1" w:unhideWhenUsed="1"/>
+    <w:lsdException w:name="Placeholder Text" w:semiHidden="1"/>
+    <w:lsdException w:name="No Spacing" w:uiPriority="1" w:qFormat="1"/>
+    <w:lsdException w:name="Light Shading" w:uiPriority="60"/>
+    <w:lsdException w:name="Light List" w:uiPriority="61"/>
+    <w:lsdException w:name="Light Grid" w:uiPriority="62"/>
+    <w:lsdException w:name="Medium Shading 1" w:uiPriority="63"/>
+    <w:lsdException w:name="Medium Shading 2" w:uiPriority="64"/>
+    <w:lsdException w:name="Medium List 1" w:uiPriority="65"/>
+    <w:lsdException w:name="Medium List 2" w:uiPriority="66"/>
+    <w:lsdException w:name="Medium Grid 1" w:uiPriority="67"/>
+    <w:lsdException w:name="Medium Grid 2" w:uiPriority="68"/>
+    <w:lsdException w:name="Medium Grid 3" w:uiPriority="69"/>
+    <w:lsdException w:name="Dark List" w:uiPriority="70"/>
+    <w:lsdException w:name="Colorful Shading" w:uiPriority="71"/>
+    <w:lsdException w:name="Colorful List" w:uiPriority="72"/>
+    <w:lsdException w:name="Colorful Grid" w:uiPriority="73"/>
+    <w:lsdException w:name="Light Shading Accent 1" w:uiPriority="60"/>
+    <w:lsdException w:name="Light List Accent 1" w:uiPriority="61"/>
+    <w:lsdException w:name="Light Grid Accent 1" w:uiPriority="62"/>
+    <w:lsdException w:name="Medium Shading 1 Accent 1" w:uiPriority="63"/>
+    <w:lsdException w:name="Medium Shading 2 Accent 1" w:uiPriority="64"/>
+    <w:lsdException w:name="Medium List 1 Accent 1" w:uiPriority="65"/>
+    <w:lsdException w:name="Revision" w:semiHidden="1"/>
+    <w:lsdException w:name="List Paragraph" w:uiPriority="34" w:qFormat="1"/>
+    <w:lsdException w:name="Quote" w:uiPriority="29" w:qFormat="1"/>
+    <w:lsdException w:name="Intense Quote" w:uiPriority="30" w:qFormat="1"/>
+    <w:lsdException w:name="Medium List 2 Accent 1" w:uiPriority="66"/>
+    <w:lsdException w:name="Medium Grid 1 Accent 1" w:uiPriority="67"/>
+    <w:lsdException w:name="Medium Grid 2 Accent 1" w:uiPriority="68"/>
+    <w:lsdException w:name="Medium Grid 3 Accent 1" w:uiPriority="69"/>
+    <w:lsdException w:name="Dark List Accent 1" w:uiPriority="70"/>
+    <w:lsdException w:name="Colorful Shading Accent 1" w:uiPriority="71"/>
+    <w:lsdException w:name="Colorful List Accent 1" w:uiPriority="72"/>
+    <w:lsdException w:name="Colorful Grid Accent 1" w:uiPriority="73"/>
+    <w:lsdException w:name="Light Shading Accent 2" w:uiPriority="60"/>
+    <w:lsdException w:name="Light List Accent 2" w:uiPriority="61"/>
+    <w:lsdException w:name="Light Grid Accent 2" w:uiPriority="62"/>
+    <w:lsdException w:name="Medium Shading 1 Accent 2" w:uiPriority="63"/>
+    <w:lsdException w:name="Medium Shading 2 Accent 2" w:uiPriority="64"/>
+    <w:lsdException w:name="Medium List 1 Accent 2" w:uiPriority="65"/>
+    <w:lsdException w:name="Medium List 2 Accent 2" w:uiPriority="66"/>
+    <w:lsdException w:name="Medium Grid 1 Accent 2" w:uiPriority="67"/>
+    <w:lsdException w:name="Medium Grid 2 Accent 2" w:uiPriority="68"/>
+    <w:lsdException w:name="Medium Grid 3 Accent 2" w:uiPriority="69"/>
+    <w:lsdException w:name="Dark List Accent 2" w:uiPriority="70"/>
+    <w:lsdException w:name="Colorful Shading Accent 2" w:uiPriority="71"/>
+    <w:lsdException w:name="Colorful List Accent 2" w:uiPriority="72"/>
+    <w:lsdException w:name="Colorful Grid Accent 2" w:uiPriority="73"/>
+    <w:lsdException w:name="Light Shading Accent 3" w:uiPriority="60"/>
+    <w:lsdException w:name="Light List Accent 3" w:uiPriority="61"/>
+    <w:lsdException w:name="Light Grid Accent 3" w:uiPriority="62"/>
+    <w:lsdException w:name="Medium Shading 1 Accent 3" w:uiPriority="63"/>
+    <w:lsdException w:name="Medium Shading 2 Accent 3" w:uiPriority="64"/>
+    <w:lsdException w:name="Medium List 1 Accent 3" w:uiPriority="65"/>
+    <w:lsdException w:name="Medium List 2 Accent 3" w:uiPriority="66"/>
+    <w:lsdException w:name="Medium Grid 1 Accent 3" w:uiPriority="67"/>
+    <w:lsdException w:name="Medium Grid 2 Accent 3" w:uiPriority="68"/>
+    <w:lsdException w:name="Medium Grid 3 Accent 3" w:uiPriority="69"/>
+    <w:lsdException w:name="Dark List Accent 3" w:uiPriority="70"/>
+    <w:lsdException w:name="Colorful Shading Accent 3" w:uiPriority="71"/>
+    <w:lsdException w:name="Colorful List Accent 3" w:uiPriority="72"/>
+    <w:lsdException w:name="Colorful Grid Accent 3" w:uiPriority="73"/>
+    <w:lsdException w:name="Light Shading Accent 4" w:uiPriority="60"/>
+    <w:lsdException w:name="Light List Accent 4" w:uiPriority="61"/>
+    <w:lsdException w:name="Light Grid Accent 4" w:uiPriority="62"/>
+    <w:lsdException w:name="Medium Shading 1 Accent 4" w:uiPriority="63"/>
+    <w:lsdException w:name="Medium Shading 2 Accent 4" w:uiPriority="64"/>
+    <w:lsdException w:name="Medium List 1 Accent 4" w:uiPriority="65"/>
+    <w:lsdException w:name="Medium List 2 Accent 4" w:uiPriority="66"/>
+    <w:lsdException w:name="Medium Grid 1 Accent 4" w:uiPriority="67"/>
+    <w:lsdException w:name="Medium Grid 2 Accent 4" w:uiPriority="68"/>
+    <w:lsdException w:name="Medium Grid 3 Accent 4" w:uiPriority="69"/>
+    <w:lsdException w:name="Dark List Accent 4" w:uiPriority="70"/>
+    <w:lsdException w:name="Colorful Shading Accent 4" w:uiPriority="71"/>
+    <w:lsdException w:name="Colorful List Accent 4" w:uiPriority="72"/>
+    <w:lsdException w:name="Colorful Grid Accent 4" w:uiPriority="73"/>
+    <w:lsdException w:name="Light Shading Accent 5" w:uiPriority="60"/>
+    <w:lsdException w:name="Light List Accent 5" w:uiPriority="61"/>
+    <w:lsdException w:name="Light Grid Accent 5" w:uiPriority="62"/>
+    <w:lsdException w:name="Medium Shading 1 Accent 5" w:uiPriority="63"/>
+    <w:lsdException w:name="Medium Shading 2 Accent 5" w:uiPriority="64"/>
+    <w:lsdException w:name="Medium List 1 Accent 5" w:uiPriority="65"/>
+    <w:lsdException w:name="Medium List 2 Accent 5" w:uiPriority="66"/>
+    <w:lsdException w:name="Medium Grid 1 Accent 5" w:uiPriority="67"/>
+    <w:lsdException w:name="Medium Grid 2 Accent 5" w:uiPriority="68"/>
+    <w:lsdException w:name="Medium Grid 3 Accent 5" w:uiPriority="69"/>
+    <w:lsdException w:name="Dark List Accent 5" w:uiPriority="70"/>
+    <w:lsdException w:name="Colorful Shading Accent 5" w:uiPriority="71"/>
+    <w:lsdException w:name="Colorful List Accent 5" w:uiPriority="72"/>
+    <w:lsdException w:name="Colorful Grid Accent 5" w:uiPriority="73"/>
+    <w:lsdException w:name="Light Shading Accent 6" w:uiPriority="60"/>
+    <w:lsdException w:name="Light List Accent 6" w:uiPriority="61"/>
+    <w:lsdException w:name="Light Grid Accent 6" w:uiPriority="62"/>
+    <w:lsdException w:name="Medium Shading 1 Accent 6" w:uiPriority="63"/>
+    <w:lsdException w:name="Medium Shading 2 Accent 6" w:uiPriority="64"/>
+    <w:lsdException w:name="Medium List 1 Accent 6" w:uiPriority="65"/>
+    <w:lsdException w:name="Medium List 2 Accent 6" w:uiPriority="66"/>
+    <w:lsdException w:name="Medium Grid 1 Accent 6" w:uiPriority="67"/>
+    <w:lsdException w:name="Medium Grid 2 Accent 6" w:uiPriority="68"/>
+    <w:lsdException w:name="Medium Grid 3 Accent 6" w:uiPriority="69"/>
+    <w:lsdException w:name="Dark List Accent 6" w:uiPriority="70"/>
+    <w:lsdException w:name="Colorful Shading Accent 6" w:uiPriority="71"/>
+    <w:lsdException w:name="Colorful List Accent 6" w:uiPriority="72"/>
+    <w:lsdException w:name="Colorful Grid Accent 6" w:uiPriority="73"/>
+    <w:lsdException w:name="Subtle Emphasis" w:uiPriority="19" w:qFormat="1"/>
+    <w:lsdException w:name="Intense Emphasis" w:uiPriority="21" w:qFormat="1"/>
+    <w:lsdException w:name="Subtle Reference" w:uiPriority="31" w:qFormat="1"/>
+    <w:lsdException w:name="Intense Reference" w:uiPriority="32" w:qFormat="1"/>
+    <w:lsdException w:name="Book Title" w:uiPriority="33" w:qFormat="1"/>
+    <w:lsdException w:name="Bibliography" w:semiHidden="1" w:uiPriority="37" w:unhideWhenUsed="1"/>
+    <w:lsdException w:name="TOC Heading" w:semiHidden="1" w:uiPriority="39" w:unhideWhenUsed="1" w:qFormat="1"/>
+    <w:lsdException w:name="Plain Table 1" w:uiPriority="41"/>
+    <w:lsdException w:name="Plain Table 2" w:uiPriority="42"/>
+    <w:lsdException w:name="Plain Table 3" w:uiPriority="43"/>
+    <w:lsdException w:name="Plain Table 4" w:uiPriority="44"/>
+    <w:lsdException w:name="Plain Table 5" w:uiPriority="45"/>
+    <w:lsdException w:name="Grid Table Light" w:uiPriority="40"/>
+    <w:lsdException w:name="Grid Table 1 Light" w:uiPriority="46"/>
+    <w:lsdException w:name="Grid Table 2" w:uiPriority="47"/>
+    <w:lsdException w:name="Grid Table 3" w:uiPriority="48"/>
+    <w:lsdException w:name="Grid Table 4" w:uiPriority="49"/>
+    <w:lsdException w:name="Grid Table 5 Dark" w:uiPriority="50"/>
+    <w:lsdException w:name="Grid Table 6 Colorful" w:uiPriority="51"/>
+    <w:lsdException w:name="Grid Table 7 Colorful" w:uiPriority="52"/>
+    <w:lsdException w:name="Grid Table 1 Light Accent 1" w:uiPriority="46"/>
+    <w:lsdException w:name="Grid Table 2 Accent 1" w:uiPriority="47"/>
+    <w:lsdException w:name="Grid Table 3 Accent 1" w:uiPriority="48"/>
+    <w:lsdException w:name="Grid Table 4 Accent 1" w:uiPriority="49"/>
+    <w:lsdException w:name="Grid Table 5 Dark Accent 1" w:uiPriority="50"/>
+    <w:lsdException w:name="Grid Table 6 Colorful Accent 1" w:uiPriority="51"/>
+    <w:lsdException w:name="Grid Table 7 Colorful Accent 1" w:uiPriority="52"/>
+    <w:lsdException w:name="Grid Table 1 Light Accent 2" w:uiPriority="46"/>
+    <w:lsdException w:name="Grid Table 2 Accent 2" w:uiPriority="47"/>
+    <w:lsdException w:name="Grid Table 3 Accent 2" w:uiPriority="48"/>
+    <w:lsdException w:name="Grid Table 4 Accent 2" w:uiPriority="49"/>
+    <w:lsdException w:name="Grid Table 5 Dark Accent 2" w:uiPriority="50"/>
+    <w:lsdException w:name="Grid Table 6 Colorful Accent 2" w:uiPriority="51"/>
+    <w:lsdException w:name="Grid Table 7 Colorful Accent 2" w:uiPriority="52"/>
+    <w:lsdException w:name="Grid Table 1 Light Accent 3" w:uiPriority="46"/>
+    <w:lsdException w:name="Grid Table 2 Accent 3" w:uiPriority="47"/>
+    <w:lsdException w:name="Grid Table 3 Accent 3" w:uiPriority="48"/>
+    <w:lsdException w:name="Grid Table 4 Accent 3" w:uiPriority="49"/>
+    <w:lsdException w:name="Grid Table 5 Dark Accent 3" w:uiPriority="50"/>
+    <w:lsdException w:name="Grid Table 6 Colorful Accent 3" w:uiPriority="51"/>
+    <w:lsdException w:name="Grid Table 7 Colorful Accent 3" w:uiPriority="52"/>
+    <w:lsdException w:name="Grid Table 1 Light Accent 4" w:uiPriority="46"/>
+    <w:lsdException w:name="Grid Table 2 Accent 4" w:uiPriority="47"/>
+    <w:lsdException w:name="Grid Table 3 Accent 4" w:uiPriority="48"/>
+    <w:lsdException w:name="Grid Table 4 Accent 4" w:uiPriority="49"/>
+    <w:lsdException w:name="Grid Table 5 Dark Accent 4" w:uiPriority="50"/>
+    <w:lsdException w:name="Grid Table 6 Colorful Accent 4" w:uiPriority="51"/>
+    <w:lsdException w:name="Grid Table 7 Colorful Accent 4" w:uiPriority="52"/>
+    <w:lsdException w:name="Grid Table 1 Light Accent 5" w:uiPriority="46"/>
+    <w:lsdException w:name="Grid Table 2 Accent 5" w:uiPriority="47"/>
+    <w:lsdException w:name="Grid Table 3 Accent 5" w:uiPriority="48"/>
+    <w:lsdException w:name="Grid Table 4 Accent 5" w:uiPriority="49"/>
+    <w:lsdException w:name="Grid Table 5 Dark Accent 5" w:uiPriority="50"/>
+    <w:lsdException w:name="Grid Table 6 Colorful Accent 5" w:uiPriority="51"/>
+    <w:lsdException w:name="Grid Table 7 Colorful Accent 5" w:uiPriority="52"/>
+    <w:lsdException w:name="Grid Table 1 Light Accent 6" w:uiPriority="46"/>
+    <w:lsdException w:name="Grid Table 2 Accent 6" w:uiPriority="47"/>
+    <w:lsdException w:name="Grid Table 3 Accent 6" w:uiPriority="48"/>
+    <w:lsdException w:name="Grid Table 4 Accent 6" w:uiPriority="49"/>
+    <w:lsdException w:name="Grid Table 5 Dark Accent 6" w:uiPriority="50"/>
+    <w:lsdException w:name="Grid Table 6 Colorful Accent 6" w:uiPriority="51"/>
+    <w:lsdException w:name="Grid Table 7 Colorful Accent 6" w:uiPriority="52"/>
+    <w:lsdException w:name="List Table 1 Light" w:uiPriority="46"/>
+    <w:lsdException w:name="List Table 2" w:uiPriority="47"/>
+    <w:lsdException w:name="List Table 3" w:uiPriority="48"/>
+    <w:lsdException w:name="List Table 4" w:uiPriority="49"/>
+    <w:lsdException w:name="List Table 5 Dark" w:uiPriority="50"/>
+    <w:lsdException w:name="List Table 6 Colorful" w:uiPriority="51"/>
+    <w:lsdException w:name="List Table 7 Colorful" w:uiPriority="52"/>
+    <w:lsdException w:name="List Table 1 Light Accent 1" w:uiPriority="46"/>
+    <w:lsdException w:name="List Table 2 Accent 1" w:uiPriority="47"/>
+    <w:lsdException w:name="List Table 3 Accent 1" w:uiPriority="48"/>
+    <w:lsdException w:name="List Table 4 Accent 1" w:uiPriority="49"/>
+    <w:lsdException w:name="List Table 5 Dark Accent 1" w:uiPriority="50"/>
+    <w:lsdException w:name="List Table 6 Colorful Accent 1" w:uiPriority="51"/>
+    <w:lsdException w:name="List Table 7 Colorful Accent 1" w:uiPriority="52"/>
+    <w:lsdException w:name="List Table 1 Light Accent 2" w:uiPriority="46"/>
+    <w:lsdException w:name="List Table 2 Accent 2" w:uiPriority="47"/>
+    <w:lsdException w:name="List Table 3 Accent 2" w:uiPriority="48"/>
+    <w:lsdException w:name="List Table 4 Accent 2" w:uiPriority="49"/>
+    <w:lsdException w:name="List Table 5 Dark Accent 2" w:uiPriority="50"/>
+    <w:lsdException w:name="List Table 6 Colorful Accent 2" w:uiPriority="51"/>
+    <w:lsdException w:name="List Table 7 Colorful Accent 2" w:uiPriority="52"/>
+    <w:lsdException w:name="List Table 1 Light Accent 3" w:uiPriority="46"/>
+    <w:lsdException w:name="List Table 2 Accent 3" w:uiPriority="47"/>
+    <w:lsdException w:name="List Table 3 Accent 3" w:uiPriority="48"/>
+    <w:lsdException w:name="List Table 4 Accent 3" w:uiPriority="49"/>
+    <w:lsdException w:name="List Table 5 Dark Accent 3" w:uiPriority="50"/>
+    <w:lsdException w:name="List Table 6 Colorful Accent 3" w:uiPriority="51"/>
+    <w:lsdException w:name="List Table 7 Colorful Accent 3" w:uiPriority="52"/>
+    <w:lsdException w:name="List Table 1 Light Accent 4" w:uiPriority="46"/>
+    <w:lsdException w:name="List Table 2 Accent 4" w:uiPriority="47"/>
+    <w:lsdException w:name="List Table 3 Accent 4" w:uiPriority="48"/>
+    <w:lsdException w:name="List Table 4 Accent 4" w:uiPriority="49"/>
+    <w:lsdException w:name="List Table 5 Dark Accent 4" w:uiPriority="50"/>
+    <w:lsdException w:name="List Table 6 Colorful Accent 4" w:uiPriority="51"/>
+    <w:lsdException w:name="List Table 7 Colorful Accent 4" w:uiPriority="52"/>
+    <w:lsdException w:name="List Table 1 Light Accent 5" w:uiPriority="46"/>
+    <w:lsdException w:name="List Table 2 Accent 5" w:uiPriority="47"/>
+    <w:lsdException w:name="List Table 3 Accent 5" w:uiPriority="48"/>
+    <w:lsdException w:name="List Table 4 Accent 5" w:uiPriority="49"/>
+    <w:lsdException w:name="List Table 5 Dark Accent 5" w:uiPriority="50"/>
+    <w:lsdException w:name="List Table 6 Colorful Accent 5" w:uiPriority="51"/>
+    <w:lsdException w:name="List Table 7 Colorful Accent 5" w:uiPriority="52"/>
+    <w:lsdException w:name="List Table 1 Light Accent 6" w:uiPriority="46"/>
+    <w:lsdException w:name="List Table 2 Accent 6" w:uiPriority="47"/>
+    <w:lsdException w:name="List Table 3 Accent 6" w:uiPriority="48"/>
+    <w:lsdException w:name="List Table 4 Accent 6" w:uiPriority="49"/>
+    <w:lsdException w:name="List Table 5 Dark Accent 6" w:uiPriority="50"/>
+    <w:lsdException w:name="List Table 6 Colorful Accent 6" w:uiPriority="51"/>
+    <w:lsdException w:name="List Table 7 Colorful Accent 6" w:uiPriority="52"/>
+    <w:lsdException w:name="Mention" w:semiHidden="1" w:unhideWhenUsed="1"/>
+    <w:lsdException w:name="Smart Hyperlink" w:semiHidden="1" w:unhideWhenUsed="1"/>
+    <w:lsdException w:name="Hashtag" w:semiHidden="1" w:unhideWhenUsed="1"/>
+    <w:lsdException w:name="Unresolved Mention" w:semiHidden="1" w:unhideWhenUsed="1"/>
+    <w:lsdException w:name="Smart Link" w:semiHidden="1" w:unhideWhenUsed="1"/>
   </w:latentStyles>
   <w:style w:type="paragraph" w:default="1" w:styleId="Normale">
     <w:name w:val="Normal"/>
@@ -5538,7 +7187,6 @@
     <w:uiPriority w:val="99"/>
     <w:semiHidden/>
     <w:unhideWhenUsed/>
-    <w:qFormat/>
     <w:tblPr>
       <w:tblInd w:w="0" w:type="dxa"/>
       <w:tblCellMar>
@@ -5642,7 +7290,6 @@
     <w:basedOn w:val="Titolo1"/>
     <w:next w:val="Normale"/>
     <w:uiPriority w:val="39"/>
-    <w:semiHidden/>
     <w:unhideWhenUsed/>
     <w:qFormat/>
     <w:rsid w:val="00FF0A7D"/>
@@ -5656,7 +7303,6 @@
     <w:next w:val="Normale"/>
     <w:autoRedefine/>
     <w:uiPriority w:val="39"/>
-    <w:semiHidden/>
     <w:unhideWhenUsed/>
     <w:qFormat/>
     <w:rsid w:val="00FF0A7D"/>
@@ -5691,7 +7337,6 @@
     <w:next w:val="Normale"/>
     <w:autoRedefine/>
     <w:uiPriority w:val="39"/>
-    <w:semiHidden/>
     <w:unhideWhenUsed/>
     <w:qFormat/>
     <w:rsid w:val="00FF0A7D"/>
